--- a/docs/developers/tutorial-zero-to-beacon.docx
+++ b/docs/developers/tutorial-zero-to-beacon.docx
@@ -413,7 +413,7 @@
         <w:rPr>
           <w:rStyle w:val="NormalTok"/>
         </w:rPr>
-        <w:t xml:space="preserve"> clone git@github.com:AfriGen-D/variant-checker-beacon.git</w:t>
+        <w:t xml:space="preserve"> clone https://github.com/AfriGen-D/variant-checker-beacon.git</w:t>
       </w:r>
       <w:r>
         <w:br/>
@@ -428,12 +428,184 @@
         <w:rPr>
           <w:rStyle w:val="NormalTok"/>
         </w:rPr>
-        <w:t xml:space="preserve"> afrigen-beacon-v2</w:t>
+        <w:t xml:space="preserve"> variant-checker-beacon</w:t>
       </w:r>
     </w:p>
     <w:p>
       <w:pPr>
         <w:pStyle w:val="FirstParagraph"/>
+      </w:pPr>
+      <w:r>
+        <w:rPr>
+          <w:b/>
+          <w:bCs/>
+        </w:rPr>
+        <w:t xml:space="preserve">Use the HTTPS URL above unless you have already set up an SSH key with</w:t>
+      </w:r>
+      <w:r>
+        <w:rPr>
+          <w:b/>
+          <w:bCs/>
+        </w:rPr>
+        <w:t xml:space="preserve"> </w:t>
+      </w:r>
+      <w:r>
+        <w:rPr>
+          <w:b/>
+          <w:bCs/>
+        </w:rPr>
+        <w:t xml:space="preserve">GitHub.</w:t>
+      </w:r>
+      <w:r>
+        <w:t xml:space="preserve"> </w:t>
+      </w:r>
+      <w:r>
+        <w:t xml:space="preserve">The repository is public, so HTTPS needs no account at all. The SSH</w:t>
+      </w:r>
+      <w:r>
+        <w:t xml:space="preserve"> </w:t>
+      </w:r>
+      <w:r>
+        <w:t xml:space="preserve">form,</w:t>
+      </w:r>
+      <w:r>
+        <w:t xml:space="preserve"> </w:t>
+      </w:r>
+      <w:r>
+        <w:rPr>
+          <w:rStyle w:val="VerbatimChar"/>
+        </w:rPr>
+        <w:t xml:space="preserve">git@github.com:AfriGen-D/variant-checker-beacon.git</w:t>
+      </w:r>
+      <w:r>
+        <w:t xml:space="preserve">, authenticates even</w:t>
+      </w:r>
+      <w:r>
+        <w:t xml:space="preserve"> </w:t>
+      </w:r>
+      <w:r>
+        <w:t xml:space="preserve">for public repositories, and without a key on your GitHub account it fails with</w:t>
+      </w:r>
+    </w:p>
+    <w:p>
+      <w:pPr>
+        <w:pStyle w:val="SourceCode"/>
+      </w:pPr>
+      <w:r>
+        <w:rPr>
+          <w:rStyle w:val="VerbatimChar"/>
+        </w:rPr>
+        <w:t xml:space="preserve">ERROR: Repository not found.</w:t>
+      </w:r>
+      <w:r>
+        <w:br/>
+      </w:r>
+      <w:r>
+        <w:rPr>
+          <w:rStyle w:val="VerbatimChar"/>
+        </w:rPr>
+        <w:t xml:space="preserve">fatal: Could not read from remote repository.</w:t>
+      </w:r>
+      <w:r>
+        <w:br/>
+      </w:r>
+      <w:r>
+        <w:rPr>
+          <w:rStyle w:val="VerbatimChar"/>
+        </w:rPr>
+        <w:t xml:space="preserve">Please make sure you have the correct access rights and the repository exists.</w:t>
+      </w:r>
+    </w:p>
+    <w:p>
+      <w:pPr>
+        <w:pStyle w:val="FirstParagraph"/>
+      </w:pPr>
+      <w:r>
+        <w:t xml:space="preserve">which reads as though the repository is missing or private. It is neither —</w:t>
+      </w:r>
+      <w:r>
+        <w:t xml:space="preserve"> </w:t>
+      </w:r>
+      <w:r>
+        <w:t xml:space="preserve">that is an authentication failure wearing a misleading message.</w:t>
+      </w:r>
+    </w:p>
+    <w:p>
+      <w:pPr>
+        <w:pStyle w:val="BodyText"/>
+      </w:pPr>
+      <w:r>
+        <w:rPr>
+          <w:b/>
+          <w:bCs/>
+        </w:rPr>
+        <w:t xml:space="preserve">The directory is</w:t>
+      </w:r>
+      <w:r>
+        <w:rPr>
+          <w:b/>
+          <w:bCs/>
+        </w:rPr>
+        <w:t xml:space="preserve"> </w:t>
+      </w:r>
+      <w:r>
+        <w:rPr>
+          <w:rStyle w:val="VerbatimChar"/>
+          <w:b/>
+          <w:bCs/>
+        </w:rPr>
+        <w:t xml:space="preserve">variant-checker-beacon</w:t>
+      </w:r>
+      <w:r>
+        <w:rPr>
+          <w:b/>
+          <w:bCs/>
+        </w:rPr>
+        <w:t xml:space="preserve">.</w:t>
+      </w:r>
+      <w:r>
+        <w:t xml:space="preserve"> </w:t>
+      </w:r>
+      <w:r>
+        <w:t xml:space="preserve">The repository was renamed from</w:t>
+      </w:r>
+      <w:r>
+        <w:t xml:space="preserve"> </w:t>
+      </w:r>
+      <w:r>
+        <w:rPr>
+          <w:rStyle w:val="VerbatimChar"/>
+        </w:rPr>
+        <w:t xml:space="preserve">afrigen-beacon-v2</w:t>
+      </w:r>
+      <w:r>
+        <w:t xml:space="preserve">;</w:t>
+      </w:r>
+      <w:r>
+        <w:t xml:space="preserve"> </w:t>
+      </w:r>
+      <w:r>
+        <w:rPr>
+          <w:rStyle w:val="VerbatimChar"/>
+        </w:rPr>
+        <w:t xml:space="preserve">git clone</w:t>
+      </w:r>
+      <w:r>
+        <w:t xml:space="preserve"> </w:t>
+      </w:r>
+      <w:r>
+        <w:t xml:space="preserve">names the directory after the repository, not</w:t>
+      </w:r>
+      <w:r>
+        <w:t xml:space="preserve"> </w:t>
+      </w:r>
+      <w:r>
+        <w:t xml:space="preserve">after the old name.</w:t>
+      </w:r>
+    </w:p>
+    <w:p>
+      <w:pPr>
+        <w:pStyle w:val="BodyText"/>
       </w:pPr>
       <w:r>
         <w:rPr>

--- a/docs/developers/tutorial-zero-to-beacon.docx
+++ b/docs/developers/tutorial-zero-to-beacon.docx
@@ -233,7 +233,7 @@
       </w:r>
     </w:p>
     <w:bookmarkEnd w:id="9"/>
-    <w:bookmarkStart w:id="10" w:name="before-you-start"/>
+    <w:bookmarkStart w:id="11" w:name="before-you-start"/>
     <w:p>
       <w:pPr>
         <w:pStyle w:val="Heading1"/>
@@ -344,6 +344,348 @@
           <w:rStyle w:val="StringTok"/>
         </w:rPr>
         <w:t xml:space="preserve">"daemon is running"</w:t>
+      </w:r>
+    </w:p>
+    <w:bookmarkStart w:id="10" w:name="on-windows"/>
+    <w:p>
+      <w:pPr>
+        <w:pStyle w:val="Heading2"/>
+      </w:pPr>
+      <w:r>
+        <w:t xml:space="preserve">On Windows</w:t>
+      </w:r>
+    </w:p>
+    <w:p>
+      <w:pPr>
+        <w:pStyle w:val="FirstParagraph"/>
+      </w:pPr>
+      <w:r>
+        <w:rPr>
+          <w:b/>
+          <w:bCs/>
+        </w:rPr>
+        <w:t xml:space="preserve">Every command on this page is written for a POSIX shell</w:t>
+      </w:r>
+      <w:r>
+        <w:t xml:space="preserve"> </w:t>
+      </w:r>
+      <w:r>
+        <w:t xml:space="preserve">— bash or zsh, as</w:t>
+      </w:r>
+      <w:r>
+        <w:t xml:space="preserve"> </w:t>
+      </w:r>
+      <w:r>
+        <w:t xml:space="preserve">on macOS and Linux. Two things break in PowerShell:</w:t>
+      </w:r>
+    </w:p>
+    <w:p>
+      <w:pPr>
+        <w:pStyle w:val="Compact"/>
+        <w:numPr>
+          <w:ilvl w:val="0"/>
+          <w:numId w:val="1002"/>
+        </w:numPr>
+      </w:pPr>
+      <w:r>
+        <w:rPr>
+          <w:b/>
+          <w:bCs/>
+        </w:rPr>
+        <w:t xml:space="preserve">Line continuation.</w:t>
+      </w:r>
+      <w:r>
+        <w:t xml:space="preserve"> </w:t>
+      </w:r>
+      <w:r>
+        <w:t xml:space="preserve">These pages end a wrapped command with a backslash.</w:t>
+      </w:r>
+      <w:r>
+        <w:t xml:space="preserve"> </w:t>
+      </w:r>
+      <w:r>
+        <w:t xml:space="preserve">PowerShell uses a backtick (</w:t>
+      </w:r>
+      <w:r>
+        <w:rPr>
+          <w:rStyle w:val="VerbatimChar"/>
+        </w:rPr>
+        <w:t xml:space="preserve">`</w:t>
+      </w:r>
+      <w:r>
+        <w:t xml:space="preserve">) instead, so it treats the backslash line</w:t>
+      </w:r>
+      <w:r>
+        <w:t xml:space="preserve"> </w:t>
+      </w:r>
+      <w:r>
+        <w:t xml:space="preserve">as a complete command and fails. Either join the command onto one line, or</w:t>
+      </w:r>
+      <w:r>
+        <w:t xml:space="preserve"> </w:t>
+      </w:r>
+      <w:r>
+        <w:t xml:space="preserve">swap the trailing</w:t>
+      </w:r>
+      <w:r>
+        <w:t xml:space="preserve"> </w:t>
+      </w:r>
+      <w:r>
+        <w:rPr>
+          <w:rStyle w:val="VerbatimChar"/>
+        </w:rPr>
+        <w:t xml:space="preserve">\</w:t>
+      </w:r>
+      <w:r>
+        <w:t xml:space="preserve"> </w:t>
+      </w:r>
+      <w:r>
+        <w:t xml:space="preserve">for</w:t>
+      </w:r>
+      <w:r>
+        <w:t xml:space="preserve"> </w:t>
+      </w:r>
+      <w:r>
+        <w:rPr>
+          <w:rStyle w:val="VerbatimChar"/>
+        </w:rPr>
+        <w:t xml:space="preserve">`</w:t>
+      </w:r>
+      <w:r>
+        <w:t xml:space="preserve">.</w:t>
+      </w:r>
+    </w:p>
+    <w:p>
+      <w:pPr>
+        <w:pStyle w:val="Compact"/>
+        <w:numPr>
+          <w:ilvl w:val="0"/>
+          <w:numId w:val="1002"/>
+        </w:numPr>
+      </w:pPr>
+      <w:r>
+        <w:rPr>
+          <w:rStyle w:val="VerbatimChar"/>
+          <w:b/>
+          <w:bCs/>
+        </w:rPr>
+        <w:t xml:space="preserve">sed</w:t>
+      </w:r>
+      <w:r>
+        <w:rPr>
+          <w:b/>
+          <w:bCs/>
+        </w:rPr>
+        <w:t xml:space="preserve"> </w:t>
+      </w:r>
+      <w:r>
+        <w:rPr>
+          <w:b/>
+          <w:bCs/>
+        </w:rPr>
+        <w:t xml:space="preserve">does not exist.</w:t>
+      </w:r>
+      <w:r>
+        <w:t xml:space="preserve"> </w:t>
+      </w:r>
+      <w:r>
+        <w:t xml:space="preserve">Step 2 uses it to edit one line of a config file.</w:t>
+      </w:r>
+      <w:r>
+        <w:t xml:space="preserve"> </w:t>
+      </w:r>
+      <w:r>
+        <w:t xml:space="preserve">Edit that file in a text editor instead.</w:t>
+      </w:r>
+    </w:p>
+    <w:p>
+      <w:pPr>
+        <w:pStyle w:val="FirstParagraph"/>
+      </w:pPr>
+      <w:r>
+        <w:rPr>
+          <w:b/>
+          <w:bCs/>
+        </w:rPr>
+        <w:t xml:space="preserve">The smoother path is WSL2.</w:t>
+      </w:r>
+      <w:r>
+        <w:t xml:space="preserve"> </w:t>
+      </w:r>
+      <w:r>
+        <w:t xml:space="preserve">Docker Desktop on Windows already runs a WSL2</w:t>
+      </w:r>
+      <w:r>
+        <w:t xml:space="preserve"> </w:t>
+      </w:r>
+      <w:r>
+        <w:t xml:space="preserve">backend, so opening a WSL shell costs nothing and every command here then works</w:t>
+      </w:r>
+      <w:r>
+        <w:t xml:space="preserve"> </w:t>
+      </w:r>
+      <w:r>
+        <w:t xml:space="preserve">exactly as written, with no translation. Run</w:t>
+      </w:r>
+      <w:r>
+        <w:t xml:space="preserve"> </w:t>
+      </w:r>
+      <w:r>
+        <w:rPr>
+          <w:rStyle w:val="VerbatimChar"/>
+        </w:rPr>
+        <w:t xml:space="preserve">wsl</w:t>
+      </w:r>
+      <w:r>
+        <w:t xml:space="preserve"> </w:t>
+      </w:r>
+      <w:r>
+        <w:t xml:space="preserve">and clone the repository</w:t>
+      </w:r>
+      <w:r>
+        <w:t xml:space="preserve"> </w:t>
+      </w:r>
+      <w:r>
+        <w:t xml:space="preserve">inside the Linux filesystem — not under</w:t>
+      </w:r>
+      <w:r>
+        <w:t xml:space="preserve"> </w:t>
+      </w:r>
+      <w:r>
+        <w:rPr>
+          <w:rStyle w:val="VerbatimChar"/>
+        </w:rPr>
+        <w:t xml:space="preserve">/mnt/c</w:t>
+      </w:r>
+      <w:r>
+        <w:t xml:space="preserve">, where Docker bind mounts are</w:t>
+      </w:r>
+      <w:r>
+        <w:t xml:space="preserve"> </w:t>
+      </w:r>
+      <w:r>
+        <w:t xml:space="preserve">slow.</w:t>
+      </w:r>
+    </w:p>
+    <w:p>
+      <w:pPr>
+        <w:pStyle w:val="BodyText"/>
+      </w:pPr>
+      <w:r>
+        <w:t xml:space="preserve">If you would rather stay in PowerShell, the joining rule above is the whole</w:t>
+      </w:r>
+      <w:r>
+        <w:t xml:space="preserve"> </w:t>
+      </w:r>
+      <w:r>
+        <w:t xml:space="preserve">translation. For example, step 6’s check becomes one line:</w:t>
+      </w:r>
+    </w:p>
+    <w:p>
+      <w:pPr>
+        <w:pStyle w:val="SourceCode"/>
+      </w:pPr>
+      <w:r>
+        <w:rPr>
+          <w:rStyle w:val="NormalTok"/>
+        </w:rPr>
+        <w:t xml:space="preserve">docker compose </w:t>
+      </w:r>
+      <w:r>
+        <w:rPr>
+          <w:rStyle w:val="OperatorTok"/>
+        </w:rPr>
+        <w:t xml:space="preserve">-</w:t>
+      </w:r>
+      <w:r>
+        <w:rPr>
+          <w:rStyle w:val="NormalTok"/>
+        </w:rPr>
+        <w:t xml:space="preserve">f compose</w:t>
+      </w:r>
+      <w:r>
+        <w:rPr>
+          <w:rStyle w:val="OperatorTok"/>
+        </w:rPr>
+        <w:t xml:space="preserve">/</w:t>
+      </w:r>
+      <w:r>
+        <w:rPr>
+          <w:rStyle w:val="NormalTok"/>
+        </w:rPr>
+        <w:t xml:space="preserve">docker-compose</w:t>
+      </w:r>
+      <w:r>
+        <w:rPr>
+          <w:rStyle w:val="OperatorTok"/>
+        </w:rPr>
+        <w:t xml:space="preserve">.</w:t>
+      </w:r>
+      <w:r>
+        <w:rPr>
+          <w:rStyle w:val="FunctionTok"/>
+        </w:rPr>
+        <w:t xml:space="preserve">dev</w:t>
+      </w:r>
+      <w:r>
+        <w:rPr>
+          <w:rStyle w:val="OperatorTok"/>
+        </w:rPr>
+        <w:t xml:space="preserve">.</w:t>
+      </w:r>
+      <w:r>
+        <w:rPr>
+          <w:rStyle w:val="FunctionTok"/>
+        </w:rPr>
+        <w:t xml:space="preserve">yml</w:t>
+      </w:r>
+      <w:r>
+        <w:rPr>
+          <w:rStyle w:val="NormalTok"/>
+        </w:rPr>
+        <w:t xml:space="preserve"> exec </w:t>
+      </w:r>
+      <w:r>
+        <w:rPr>
+          <w:rStyle w:val="OperatorTok"/>
+        </w:rPr>
+        <w:t xml:space="preserve">-</w:t>
+      </w:r>
+      <w:r>
+        <w:rPr>
+          <w:rStyle w:val="NormalTok"/>
+        </w:rPr>
+        <w:t xml:space="preserve">T mongodb mongo beacon_db </w:t>
+      </w:r>
+      <w:r>
+        <w:rPr>
+          <w:rStyle w:val="OperatorTok"/>
+        </w:rPr>
+        <w:t xml:space="preserve">--</w:t>
+      </w:r>
+      <w:r>
+        <w:rPr>
+          <w:rStyle w:val="NormalTok"/>
+        </w:rPr>
+        <w:t xml:space="preserve">quiet </w:t>
+      </w:r>
+      <w:r>
+        <w:rPr>
+          <w:rStyle w:val="OperatorTok"/>
+        </w:rPr>
+        <w:t xml:space="preserve">--</w:t>
+      </w:r>
+      <w:r>
+        <w:rPr>
+          <w:rStyle w:val="NormalTok"/>
+        </w:rPr>
+        <w:t xml:space="preserve">eval </w:t>
+      </w:r>
+      <w:r>
+        <w:rPr>
+          <w:rStyle w:val="StringTok"/>
+        </w:rPr>
+        <w:t xml:space="preserve">'db.getCollectionNames().forEach(function(c){ print("  "+c+": "+db[c].count()) })'</w:t>
       </w:r>
     </w:p>
     <w:p>
@@ -390,7 +732,8 @@
       </w:r>
     </w:p>
     <w:bookmarkEnd w:id="10"/>
-    <w:bookmarkStart w:id="11" w:name="step-1-get-the-code"/>
+    <w:bookmarkEnd w:id="11"/>
+    <w:bookmarkStart w:id="12" w:name="step-1-get-the-code"/>
     <w:p>
       <w:pPr>
         <w:pStyle w:val="Heading1"/>
@@ -682,8 +1025,8 @@
         <w:t xml:space="preserve">cost an hour to diagnose while writing this page.</w:t>
       </w:r>
     </w:p>
-    <w:bookmarkEnd w:id="11"/>
-    <w:bookmarkStart w:id="12" w:name="step-2-check-the-environment-file-exists"/>
+    <w:bookmarkEnd w:id="12"/>
+    <w:bookmarkStart w:id="13" w:name="step-2-check-the-environment-file-exists"/>
     <w:p>
       <w:pPr>
         <w:pStyle w:val="Heading1"/>
@@ -987,6 +1330,172 @@
         <w:pStyle w:val="FirstParagraph"/>
       </w:pPr>
       <w:r>
+        <w:t xml:space="preserve">On Windows PowerShell,</w:t>
+      </w:r>
+      <w:r>
+        <w:t xml:space="preserve"> </w:t>
+      </w:r>
+      <w:r>
+        <w:rPr>
+          <w:rStyle w:val="VerbatimChar"/>
+        </w:rPr>
+        <w:t xml:space="preserve">sed</w:t>
+      </w:r>
+      <w:r>
+        <w:t xml:space="preserve"> </w:t>
+      </w:r>
+      <w:r>
+        <w:t xml:space="preserve">does not exist:</w:t>
+      </w:r>
+    </w:p>
+    <w:p>
+      <w:pPr>
+        <w:pStyle w:val="SourceCode"/>
+      </w:pPr>
+      <w:r>
+        <w:rPr>
+          <w:rStyle w:val="OperatorTok"/>
+        </w:rPr>
+        <w:t xml:space="preserve">(</w:t>
+      </w:r>
+      <w:r>
+        <w:rPr>
+          <w:rStyle w:val="FunctionTok"/>
+        </w:rPr>
+        <w:t xml:space="preserve">Get-Content</w:t>
+      </w:r>
+      <w:r>
+        <w:rPr>
+          <w:rStyle w:val="NormalTok"/>
+        </w:rPr>
+        <w:t xml:space="preserve"> </w:t>
+      </w:r>
+      <w:r>
+        <w:rPr>
+          <w:rStyle w:val="OperatorTok"/>
+        </w:rPr>
+        <w:t xml:space="preserve">.</w:t>
+      </w:r>
+      <w:r>
+        <w:rPr>
+          <w:rStyle w:val="FunctionTok"/>
+        </w:rPr>
+        <w:t xml:space="preserve">env</w:t>
+      </w:r>
+      <w:r>
+        <w:rPr>
+          <w:rStyle w:val="OperatorTok"/>
+        </w:rPr>
+        <w:t xml:space="preserve">.</w:t>
+      </w:r>
+      <w:r>
+        <w:rPr>
+          <w:rStyle w:val="FunctionTok"/>
+        </w:rPr>
+        <w:t xml:space="preserve">boolean</w:t>
+      </w:r>
+      <w:r>
+        <w:rPr>
+          <w:rStyle w:val="OperatorTok"/>
+        </w:rPr>
+        <w:t xml:space="preserve">)</w:t>
+      </w:r>
+      <w:r>
+        <w:rPr>
+          <w:rStyle w:val="NormalTok"/>
+        </w:rPr>
+        <w:t xml:space="preserve"> </w:t>
+      </w:r>
+      <w:r>
+        <w:rPr>
+          <w:rStyle w:val="OperatorTok"/>
+        </w:rPr>
+        <w:t xml:space="preserve">-replace</w:t>
+      </w:r>
+      <w:r>
+        <w:rPr>
+          <w:rStyle w:val="NormalTok"/>
+        </w:rPr>
+        <w:t xml:space="preserve"> </w:t>
+      </w:r>
+      <w:r>
+        <w:rPr>
+          <w:rStyle w:val="StringTok"/>
+        </w:rPr>
+        <w:t xml:space="preserve">'^SECURE_SSL_REDIRECT=True'</w:t>
+      </w:r>
+      <w:r>
+        <w:rPr>
+          <w:rStyle w:val="OperatorTok"/>
+        </w:rPr>
+        <w:t xml:space="preserve">,</w:t>
+      </w:r>
+      <w:r>
+        <w:rPr>
+          <w:rStyle w:val="StringTok"/>
+        </w:rPr>
+        <w:t xml:space="preserve">'SECURE_SSL_REDIRECT=False'</w:t>
+      </w:r>
+      <w:r>
+        <w:rPr>
+          <w:rStyle w:val="NormalTok"/>
+        </w:rPr>
+        <w:t xml:space="preserve"> </w:t>
+      </w:r>
+      <w:r>
+        <w:rPr>
+          <w:rStyle w:val="OperatorTok"/>
+        </w:rPr>
+        <w:t xml:space="preserve">|</w:t>
+      </w:r>
+      <w:r>
+        <w:rPr>
+          <w:rStyle w:val="NormalTok"/>
+        </w:rPr>
+        <w:t xml:space="preserve"> </w:t>
+      </w:r>
+      <w:r>
+        <w:rPr>
+          <w:rStyle w:val="FunctionTok"/>
+        </w:rPr>
+        <w:t xml:space="preserve">Set-Content</w:t>
+      </w:r>
+      <w:r>
+        <w:rPr>
+          <w:rStyle w:val="NormalTok"/>
+        </w:rPr>
+        <w:t xml:space="preserve"> </w:t>
+      </w:r>
+      <w:r>
+        <w:rPr>
+          <w:rStyle w:val="OperatorTok"/>
+        </w:rPr>
+        <w:t xml:space="preserve">.</w:t>
+      </w:r>
+      <w:r>
+        <w:rPr>
+          <w:rStyle w:val="FunctionTok"/>
+        </w:rPr>
+        <w:t xml:space="preserve">env</w:t>
+      </w:r>
+      <w:r>
+        <w:rPr>
+          <w:rStyle w:val="OperatorTok"/>
+        </w:rPr>
+        <w:t xml:space="preserve">.</w:t>
+      </w:r>
+      <w:r>
+        <w:rPr>
+          <w:rStyle w:val="FunctionTok"/>
+        </w:rPr>
+        <w:t xml:space="preserve">boolean</w:t>
+      </w:r>
+    </w:p>
+    <w:p>
+      <w:pPr>
+        <w:pStyle w:val="FirstParagraph"/>
+      </w:pPr>
+      <w:r>
         <w:rPr>
           <w:rStyle w:val="VerbatimChar"/>
         </w:rPr>
@@ -1104,8 +1613,8 @@
         <w:t xml:space="preserve">.</w:t>
       </w:r>
     </w:p>
-    <w:bookmarkEnd w:id="12"/>
-    <w:bookmarkStart w:id="14" w:name="step-3-start-the-stack"/>
+    <w:bookmarkEnd w:id="13"/>
+    <w:bookmarkStart w:id="15" w:name="step-3-start-the-stack"/>
     <w:p>
       <w:pPr>
         <w:pStyle w:val="Heading1"/>
@@ -1378,7 +1887,7 @@
         <w:t xml:space="preserve">Redis you already run.</w:t>
       </w:r>
     </w:p>
-    <w:bookmarkStart w:id="13" w:name="X020f98879c75aeedec8bb7cc33d42bfec86e782"/>
+    <w:bookmarkStart w:id="14" w:name="X020f98879c75aeedec8bb7cc33d42bfec86e782"/>
     <w:p>
       <w:pPr>
         <w:pStyle w:val="Heading2"/>
@@ -1590,9 +2099,9 @@
         <w:t xml:space="preserve">the machine, including ones other people’s stopped stacks will want back.</w:t>
       </w:r>
     </w:p>
-    <w:bookmarkEnd w:id="13"/>
     <w:bookmarkEnd w:id="14"/>
-    <w:bookmarkStart w:id="15" w:name="step-4-confirm-the-api-is-alive"/>
+    <w:bookmarkEnd w:id="15"/>
+    <w:bookmarkStart w:id="16" w:name="step-4-confirm-the-api-is-alive"/>
     <w:p>
       <w:pPr>
         <w:pStyle w:val="Heading1"/>
@@ -1882,8 +2391,8 @@
         <w:t xml:space="preserve">explains why at length.</w:t>
       </w:r>
     </w:p>
-    <w:bookmarkEnd w:id="15"/>
-    <w:bookmarkStart w:id="17" w:name="step-5-query-the-empty-beacon"/>
+    <w:bookmarkEnd w:id="16"/>
+    <w:bookmarkStart w:id="18" w:name="step-5-query-the-empty-beacon"/>
     <w:p>
       <w:pPr>
         <w:pStyle w:val="Heading1"/>
@@ -2103,7 +2612,7 @@
       <w:r>
         <w:t xml:space="preserve"> </w:t>
       </w:r>
-      <w:hyperlink r:id="rId16">
+      <w:hyperlink r:id="rId17">
         <w:r>
           <w:rPr>
             <w:rStyle w:val="Hyperlink"/>
@@ -2115,8 +2624,8 @@
         <w:t xml:space="preserve">.</w:t>
       </w:r>
     </w:p>
-    <w:bookmarkEnd w:id="17"/>
-    <w:bookmarkStart w:id="18" w:name="step-6-load-the-test-data"/>
+    <w:bookmarkEnd w:id="18"/>
+    <w:bookmarkStart w:id="19" w:name="step-6-load-the-test-data"/>
     <w:p>
       <w:pPr>
         <w:pStyle w:val="Heading1"/>
@@ -2496,8 +3005,8 @@
         <w:t xml:space="preserve">.</w:t>
       </w:r>
     </w:p>
-    <w:bookmarkEnd w:id="18"/>
-    <w:bookmarkStart w:id="19" w:name="X947175488d309bb01839980f08fd7a3a54a0a99"/>
+    <w:bookmarkEnd w:id="19"/>
+    <w:bookmarkStart w:id="20" w:name="X947175488d309bb01839980f08fd7a3a54a0a99"/>
     <w:p>
       <w:pPr>
         <w:pStyle w:val="Heading1"/>
@@ -2672,8 +3181,8 @@
         <w:t xml:space="preserve">query path matches both.</w:t>
       </w:r>
     </w:p>
-    <w:bookmarkEnd w:id="19"/>
-    <w:bookmarkStart w:id="20" w:name="step-8-ask-the-beacon-a-real-question"/>
+    <w:bookmarkEnd w:id="20"/>
+    <w:bookmarkStart w:id="21" w:name="step-8-ask-the-beacon-a-real-question"/>
     <w:p>
       <w:pPr>
         <w:pStyle w:val="Heading1"/>
@@ -2988,8 +3497,8 @@
         <w:t xml:space="preserve">everything looks identical to a working one until someone checks.</w:t>
       </w:r>
     </w:p>
-    <w:bookmarkEnd w:id="20"/>
-    <w:bookmarkStart w:id="23" w:name="step-9-see-the-vocabulary-handling"/>
+    <w:bookmarkEnd w:id="21"/>
+    <w:bookmarkStart w:id="24" w:name="step-9-see-the-vocabulary-handling"/>
     <w:p>
       <w:pPr>
         <w:pStyle w:val="Heading1"/>
@@ -3449,7 +3958,7 @@
         <w:t xml:space="preserve">}}</w:t>
       </w:r>
     </w:p>
-    <w:bookmarkStart w:id="21" w:name="why-this-step-exists"/>
+    <w:bookmarkStart w:id="22" w:name="why-this-step-exists"/>
     <w:p>
       <w:pPr>
         <w:pStyle w:val="Heading2"/>
@@ -3932,8 +4441,8 @@
         <w:t xml:space="preserve">is the fix that came out of it.</w:t>
       </w:r>
     </w:p>
-    <w:bookmarkEnd w:id="21"/>
-    <w:bookmarkStart w:id="22" w:name="one-more-thing-to-notice"/>
+    <w:bookmarkEnd w:id="22"/>
+    <w:bookmarkStart w:id="23" w:name="one-more-thing-to-notice"/>
     <w:p>
       <w:pPr>
         <w:pStyle w:val="Heading2"/>
@@ -4060,9 +4569,9 @@
         <w:t xml:space="preserve">.</w:t>
       </w:r>
     </w:p>
-    <w:bookmarkEnd w:id="22"/>
     <w:bookmarkEnd w:id="23"/>
-    <w:bookmarkStart w:id="25" w:name="step-9b-ask-the-same-question-by-post"/>
+    <w:bookmarkEnd w:id="24"/>
+    <w:bookmarkStart w:id="26" w:name="step-9b-ask-the-same-question-by-post"/>
     <w:p>
       <w:pPr>
         <w:pStyle w:val="Heading1"/>
@@ -4290,7 +4799,7 @@
         <w:t xml:space="preserve">in Step 8 returned — if POST and GET ever disagree, one of them is wrong.</w:t>
       </w:r>
     </w:p>
-    <w:bookmarkStart w:id="24" w:name="X9939c63f536728208855c6c9b66e6b4ff82530c"/>
+    <w:bookmarkStart w:id="25" w:name="X9939c63f536728208855c6c9b66e6b4ff82530c"/>
     <w:p>
       <w:pPr>
         <w:pStyle w:val="Heading2"/>
@@ -4440,9 +4949,9 @@
         <w:t xml:space="preserve">that unblocks a path is not safe until you check what is behind the path.</w:t>
       </w:r>
     </w:p>
-    <w:bookmarkEnd w:id="24"/>
     <w:bookmarkEnd w:id="25"/>
-    <w:bookmarkStart w:id="26" w:name="step-10-look-around-the-rest-of-the-api"/>
+    <w:bookmarkEnd w:id="26"/>
+    <w:bookmarkStart w:id="27" w:name="step-10-look-around-the-rest-of-the-api"/>
     <w:p>
       <w:pPr>
         <w:pStyle w:val="Heading1"/>
@@ -4654,8 +5163,8 @@
         <w:t xml:space="preserve">'http://localhost:8000/api/individuals?sex=MALE'</w:t>
       </w:r>
     </w:p>
-    <w:bookmarkEnd w:id="26"/>
-    <w:bookmarkStart w:id="27" w:name="step-11-run-the-test-suites"/>
+    <w:bookmarkEnd w:id="27"/>
+    <w:bookmarkStart w:id="28" w:name="step-11-run-the-test-suites"/>
     <w:p>
       <w:pPr>
         <w:pStyle w:val="Heading1"/>
@@ -4937,8 +5446,8 @@
         <w:t xml:space="preserve">module it depends on.</w:t>
       </w:r>
     </w:p>
-    <w:bookmarkEnd w:id="27"/>
-    <w:bookmarkStart w:id="28" w:name="step-12-shut-down"/>
+    <w:bookmarkEnd w:id="28"/>
+    <w:bookmarkStart w:id="29" w:name="step-12-shut-down"/>
     <w:p>
       <w:pPr>
         <w:pStyle w:val="Heading1"/>
@@ -5012,8 +5521,8 @@
         </w:pict>
       </w:r>
     </w:p>
-    <w:bookmarkEnd w:id="28"/>
-    <w:bookmarkStart w:id="29" w:name="troubleshooting"/>
+    <w:bookmarkEnd w:id="29"/>
+    <w:bookmarkStart w:id="30" w:name="troubleshooting"/>
     <w:p>
       <w:pPr>
         <w:pStyle w:val="Heading1"/>
@@ -5719,8 +6228,8 @@
         <w:t xml:space="preserve">first.</w:t>
       </w:r>
     </w:p>
-    <w:bookmarkEnd w:id="29"/>
-    <w:bookmarkStart w:id="33" w:name="where-to-go-next"/>
+    <w:bookmarkEnd w:id="30"/>
+    <w:bookmarkStart w:id="34" w:name="where-to-go-next"/>
     <w:p>
       <w:pPr>
         <w:pStyle w:val="Heading1"/>
@@ -5734,10 +6243,10 @@
         <w:pStyle w:val="Compact"/>
         <w:numPr>
           <w:ilvl w:val="0"/>
-          <w:numId w:val="1002"/>
+          <w:numId w:val="1003"/>
         </w:numPr>
       </w:pPr>
-      <w:hyperlink r:id="rId30">
+      <w:hyperlink r:id="rId31">
         <w:r>
           <w:rPr>
             <w:rStyle w:val="Hyperlink"/>
@@ -5757,10 +6266,10 @@
         <w:pStyle w:val="Compact"/>
         <w:numPr>
           <w:ilvl w:val="0"/>
-          <w:numId w:val="1002"/>
+          <w:numId w:val="1003"/>
         </w:numPr>
       </w:pPr>
-      <w:hyperlink r:id="rId31">
+      <w:hyperlink r:id="rId32">
         <w:r>
           <w:rPr>
             <w:rStyle w:val="Hyperlink"/>
@@ -5780,10 +6289,10 @@
         <w:pStyle w:val="Compact"/>
         <w:numPr>
           <w:ilvl w:val="0"/>
-          <w:numId w:val="1002"/>
+          <w:numId w:val="1003"/>
         </w:numPr>
       </w:pPr>
-      <w:hyperlink r:id="rId16">
+      <w:hyperlink r:id="rId17">
         <w:r>
           <w:rPr>
             <w:rStyle w:val="Hyperlink"/>
@@ -5803,10 +6312,10 @@
         <w:pStyle w:val="Compact"/>
         <w:numPr>
           <w:ilvl w:val="0"/>
-          <w:numId w:val="1002"/>
+          <w:numId w:val="1003"/>
         </w:numPr>
       </w:pPr>
-      <w:hyperlink r:id="rId32">
+      <w:hyperlink r:id="rId33">
         <w:r>
           <w:rPr>
             <w:rStyle w:val="Hyperlink"/>
@@ -5886,7 +6395,7 @@
       <w:r>
         <w:t xml:space="preserve"> </w:t>
       </w:r>
-      <w:hyperlink r:id="rId31">
+      <w:hyperlink r:id="rId32">
         <w:r>
           <w:rPr>
             <w:rStyle w:val="Hyperlink"/>
@@ -5907,7 +6416,7 @@
         <w:t xml:space="preserve">import — there are known issues with loading a second dataset over a first.</w:t>
       </w:r>
     </w:p>
-    <w:bookmarkEnd w:id="33"/>
+    <w:bookmarkEnd w:id="34"/>
     <w:sectPr>
       <w:footnotePr>
         <w:numRestart w:val="eachSect"/>
@@ -6128,6 +6637,9 @@
     <w:abstractNumId w:val="991"/>
   </w:num>
   <w:num w:numId="1002">
+    <w:abstractNumId w:val="991"/>
+  </w:num>
+  <w:num w:numId="1003">
     <w:abstractNumId w:val="991"/>
   </w:num>
 </w:numbering>

--- a/docs/developers/tutorial-zero-to-beacon.docx
+++ b/docs/developers/tutorial-zero-to-beacon.docx
@@ -233,7 +233,7 @@
       </w:r>
     </w:p>
     <w:bookmarkEnd w:id="9"/>
-    <w:bookmarkStart w:id="10" w:name="before-you-start"/>
+    <w:bookmarkStart w:id="11" w:name="before-you-start"/>
     <w:p>
       <w:pPr>
         <w:pStyle w:val="Heading1"/>
@@ -344,6 +344,348 @@
           <w:rStyle w:val="StringTok"/>
         </w:rPr>
         <w:t xml:space="preserve">"daemon is running"</w:t>
+      </w:r>
+    </w:p>
+    <w:bookmarkStart w:id="10" w:name="on-windows"/>
+    <w:p>
+      <w:pPr>
+        <w:pStyle w:val="Heading2"/>
+      </w:pPr>
+      <w:r>
+        <w:t xml:space="preserve">On Windows</w:t>
+      </w:r>
+    </w:p>
+    <w:p>
+      <w:pPr>
+        <w:pStyle w:val="FirstParagraph"/>
+      </w:pPr>
+      <w:r>
+        <w:rPr>
+          <w:b/>
+          <w:bCs/>
+        </w:rPr>
+        <w:t xml:space="preserve">Every command on this page is written for a POSIX shell</w:t>
+      </w:r>
+      <w:r>
+        <w:t xml:space="preserve"> </w:t>
+      </w:r>
+      <w:r>
+        <w:t xml:space="preserve">— bash or zsh, as</w:t>
+      </w:r>
+      <w:r>
+        <w:t xml:space="preserve"> </w:t>
+      </w:r>
+      <w:r>
+        <w:t xml:space="preserve">on macOS and Linux. Two things break in PowerShell:</w:t>
+      </w:r>
+    </w:p>
+    <w:p>
+      <w:pPr>
+        <w:pStyle w:val="Compact"/>
+        <w:numPr>
+          <w:ilvl w:val="0"/>
+          <w:numId w:val="1002"/>
+        </w:numPr>
+      </w:pPr>
+      <w:r>
+        <w:rPr>
+          <w:b/>
+          <w:bCs/>
+        </w:rPr>
+        <w:t xml:space="preserve">Line continuation.</w:t>
+      </w:r>
+      <w:r>
+        <w:t xml:space="preserve"> </w:t>
+      </w:r>
+      <w:r>
+        <w:t xml:space="preserve">These pages end a wrapped command with a backslash.</w:t>
+      </w:r>
+      <w:r>
+        <w:t xml:space="preserve"> </w:t>
+      </w:r>
+      <w:r>
+        <w:t xml:space="preserve">PowerShell uses a backtick (</w:t>
+      </w:r>
+      <w:r>
+        <w:rPr>
+          <w:rStyle w:val="VerbatimChar"/>
+        </w:rPr>
+        <w:t xml:space="preserve">`</w:t>
+      </w:r>
+      <w:r>
+        <w:t xml:space="preserve">) instead, so it treats the backslash line</w:t>
+      </w:r>
+      <w:r>
+        <w:t xml:space="preserve"> </w:t>
+      </w:r>
+      <w:r>
+        <w:t xml:space="preserve">as a complete command and fails. Either join the command onto one line, or</w:t>
+      </w:r>
+      <w:r>
+        <w:t xml:space="preserve"> </w:t>
+      </w:r>
+      <w:r>
+        <w:t xml:space="preserve">swap the trailing</w:t>
+      </w:r>
+      <w:r>
+        <w:t xml:space="preserve"> </w:t>
+      </w:r>
+      <w:r>
+        <w:rPr>
+          <w:rStyle w:val="VerbatimChar"/>
+        </w:rPr>
+        <w:t xml:space="preserve">\</w:t>
+      </w:r>
+      <w:r>
+        <w:t xml:space="preserve"> </w:t>
+      </w:r>
+      <w:r>
+        <w:t xml:space="preserve">for</w:t>
+      </w:r>
+      <w:r>
+        <w:t xml:space="preserve"> </w:t>
+      </w:r>
+      <w:r>
+        <w:rPr>
+          <w:rStyle w:val="VerbatimChar"/>
+        </w:rPr>
+        <w:t xml:space="preserve">`</w:t>
+      </w:r>
+      <w:r>
+        <w:t xml:space="preserve">.</w:t>
+      </w:r>
+    </w:p>
+    <w:p>
+      <w:pPr>
+        <w:pStyle w:val="Compact"/>
+        <w:numPr>
+          <w:ilvl w:val="0"/>
+          <w:numId w:val="1002"/>
+        </w:numPr>
+      </w:pPr>
+      <w:r>
+        <w:rPr>
+          <w:rStyle w:val="VerbatimChar"/>
+          <w:b/>
+          <w:bCs/>
+        </w:rPr>
+        <w:t xml:space="preserve">sed</w:t>
+      </w:r>
+      <w:r>
+        <w:rPr>
+          <w:b/>
+          <w:bCs/>
+        </w:rPr>
+        <w:t xml:space="preserve"> </w:t>
+      </w:r>
+      <w:r>
+        <w:rPr>
+          <w:b/>
+          <w:bCs/>
+        </w:rPr>
+        <w:t xml:space="preserve">does not exist.</w:t>
+      </w:r>
+      <w:r>
+        <w:t xml:space="preserve"> </w:t>
+      </w:r>
+      <w:r>
+        <w:t xml:space="preserve">Step 2 uses it to edit one line of a config file.</w:t>
+      </w:r>
+      <w:r>
+        <w:t xml:space="preserve"> </w:t>
+      </w:r>
+      <w:r>
+        <w:t xml:space="preserve">Edit that file in a text editor instead.</w:t>
+      </w:r>
+    </w:p>
+    <w:p>
+      <w:pPr>
+        <w:pStyle w:val="FirstParagraph"/>
+      </w:pPr>
+      <w:r>
+        <w:rPr>
+          <w:b/>
+          <w:bCs/>
+        </w:rPr>
+        <w:t xml:space="preserve">The smoother path is WSL2.</w:t>
+      </w:r>
+      <w:r>
+        <w:t xml:space="preserve"> </w:t>
+      </w:r>
+      <w:r>
+        <w:t xml:space="preserve">Docker Desktop on Windows already runs a WSL2</w:t>
+      </w:r>
+      <w:r>
+        <w:t xml:space="preserve"> </w:t>
+      </w:r>
+      <w:r>
+        <w:t xml:space="preserve">backend, so opening a WSL shell costs nothing and every command here then works</w:t>
+      </w:r>
+      <w:r>
+        <w:t xml:space="preserve"> </w:t>
+      </w:r>
+      <w:r>
+        <w:t xml:space="preserve">exactly as written, with no translation. Run</w:t>
+      </w:r>
+      <w:r>
+        <w:t xml:space="preserve"> </w:t>
+      </w:r>
+      <w:r>
+        <w:rPr>
+          <w:rStyle w:val="VerbatimChar"/>
+        </w:rPr>
+        <w:t xml:space="preserve">wsl</w:t>
+      </w:r>
+      <w:r>
+        <w:t xml:space="preserve"> </w:t>
+      </w:r>
+      <w:r>
+        <w:t xml:space="preserve">and clone the repository</w:t>
+      </w:r>
+      <w:r>
+        <w:t xml:space="preserve"> </w:t>
+      </w:r>
+      <w:r>
+        <w:t xml:space="preserve">inside the Linux filesystem — not under</w:t>
+      </w:r>
+      <w:r>
+        <w:t xml:space="preserve"> </w:t>
+      </w:r>
+      <w:r>
+        <w:rPr>
+          <w:rStyle w:val="VerbatimChar"/>
+        </w:rPr>
+        <w:t xml:space="preserve">/mnt/c</w:t>
+      </w:r>
+      <w:r>
+        <w:t xml:space="preserve">, where Docker bind mounts are</w:t>
+      </w:r>
+      <w:r>
+        <w:t xml:space="preserve"> </w:t>
+      </w:r>
+      <w:r>
+        <w:t xml:space="preserve">slow.</w:t>
+      </w:r>
+    </w:p>
+    <w:p>
+      <w:pPr>
+        <w:pStyle w:val="BodyText"/>
+      </w:pPr>
+      <w:r>
+        <w:t xml:space="preserve">If you would rather stay in PowerShell, the joining rule above is the whole</w:t>
+      </w:r>
+      <w:r>
+        <w:t xml:space="preserve"> </w:t>
+      </w:r>
+      <w:r>
+        <w:t xml:space="preserve">translation. For example, step 6’s check becomes one line:</w:t>
+      </w:r>
+    </w:p>
+    <w:p>
+      <w:pPr>
+        <w:pStyle w:val="SourceCode"/>
+      </w:pPr>
+      <w:r>
+        <w:rPr>
+          <w:rStyle w:val="NormalTok"/>
+        </w:rPr>
+        <w:t xml:space="preserve">docker compose </w:t>
+      </w:r>
+      <w:r>
+        <w:rPr>
+          <w:rStyle w:val="OperatorTok"/>
+        </w:rPr>
+        <w:t xml:space="preserve">-</w:t>
+      </w:r>
+      <w:r>
+        <w:rPr>
+          <w:rStyle w:val="NormalTok"/>
+        </w:rPr>
+        <w:t xml:space="preserve">f compose</w:t>
+      </w:r>
+      <w:r>
+        <w:rPr>
+          <w:rStyle w:val="OperatorTok"/>
+        </w:rPr>
+        <w:t xml:space="preserve">/</w:t>
+      </w:r>
+      <w:r>
+        <w:rPr>
+          <w:rStyle w:val="NormalTok"/>
+        </w:rPr>
+        <w:t xml:space="preserve">docker-compose</w:t>
+      </w:r>
+      <w:r>
+        <w:rPr>
+          <w:rStyle w:val="OperatorTok"/>
+        </w:rPr>
+        <w:t xml:space="preserve">.</w:t>
+      </w:r>
+      <w:r>
+        <w:rPr>
+          <w:rStyle w:val="FunctionTok"/>
+        </w:rPr>
+        <w:t xml:space="preserve">dev</w:t>
+      </w:r>
+      <w:r>
+        <w:rPr>
+          <w:rStyle w:val="OperatorTok"/>
+        </w:rPr>
+        <w:t xml:space="preserve">.</w:t>
+      </w:r>
+      <w:r>
+        <w:rPr>
+          <w:rStyle w:val="FunctionTok"/>
+        </w:rPr>
+        <w:t xml:space="preserve">yml</w:t>
+      </w:r>
+      <w:r>
+        <w:rPr>
+          <w:rStyle w:val="NormalTok"/>
+        </w:rPr>
+        <w:t xml:space="preserve"> exec </w:t>
+      </w:r>
+      <w:r>
+        <w:rPr>
+          <w:rStyle w:val="OperatorTok"/>
+        </w:rPr>
+        <w:t xml:space="preserve">-</w:t>
+      </w:r>
+      <w:r>
+        <w:rPr>
+          <w:rStyle w:val="NormalTok"/>
+        </w:rPr>
+        <w:t xml:space="preserve">T mongodb mongo beacon_db </w:t>
+      </w:r>
+      <w:r>
+        <w:rPr>
+          <w:rStyle w:val="OperatorTok"/>
+        </w:rPr>
+        <w:t xml:space="preserve">--</w:t>
+      </w:r>
+      <w:r>
+        <w:rPr>
+          <w:rStyle w:val="NormalTok"/>
+        </w:rPr>
+        <w:t xml:space="preserve">quiet </w:t>
+      </w:r>
+      <w:r>
+        <w:rPr>
+          <w:rStyle w:val="OperatorTok"/>
+        </w:rPr>
+        <w:t xml:space="preserve">--</w:t>
+      </w:r>
+      <w:r>
+        <w:rPr>
+          <w:rStyle w:val="NormalTok"/>
+        </w:rPr>
+        <w:t xml:space="preserve">eval </w:t>
+      </w:r>
+      <w:r>
+        <w:rPr>
+          <w:rStyle w:val="StringTok"/>
+        </w:rPr>
+        <w:t xml:space="preserve">'db.getCollectionNames().forEach(function(c){ print("  "+c+": "+db[c].count()) })'</w:t>
       </w:r>
     </w:p>
     <w:p>
@@ -390,7 +732,8 @@
       </w:r>
     </w:p>
     <w:bookmarkEnd w:id="10"/>
-    <w:bookmarkStart w:id="11" w:name="step-1-get-the-code"/>
+    <w:bookmarkEnd w:id="11"/>
+    <w:bookmarkStart w:id="12" w:name="step-1-get-the-code"/>
     <w:p>
       <w:pPr>
         <w:pStyle w:val="Heading1"/>
@@ -413,7 +756,7 @@
         <w:rPr>
           <w:rStyle w:val="NormalTok"/>
         </w:rPr>
-        <w:t xml:space="preserve"> clone git@github.com:AfriGen-D/variant-checker-beacon.git</w:t>
+        <w:t xml:space="preserve"> clone https://github.com/AfriGen-D/variant-checker-beacon.git</w:t>
       </w:r>
       <w:r>
         <w:br/>
@@ -428,7 +771,7 @@
         <w:rPr>
           <w:rStyle w:val="NormalTok"/>
         </w:rPr>
-        <w:t xml:space="preserve"> afrigen-beacon-v2</w:t>
+        <w:t xml:space="preserve"> variant-checker-beacon</w:t>
       </w:r>
     </w:p>
     <w:p>
@@ -440,6 +783,178 @@
           <w:b/>
           <w:bCs/>
         </w:rPr>
+        <w:t xml:space="preserve">Use the HTTPS URL above unless you have already set up an SSH key with</w:t>
+      </w:r>
+      <w:r>
+        <w:rPr>
+          <w:b/>
+          <w:bCs/>
+        </w:rPr>
+        <w:t xml:space="preserve"> </w:t>
+      </w:r>
+      <w:r>
+        <w:rPr>
+          <w:b/>
+          <w:bCs/>
+        </w:rPr>
+        <w:t xml:space="preserve">GitHub.</w:t>
+      </w:r>
+      <w:r>
+        <w:t xml:space="preserve"> </w:t>
+      </w:r>
+      <w:r>
+        <w:t xml:space="preserve">The repository is public, so HTTPS needs no account at all. The SSH</w:t>
+      </w:r>
+      <w:r>
+        <w:t xml:space="preserve"> </w:t>
+      </w:r>
+      <w:r>
+        <w:t xml:space="preserve">form,</w:t>
+      </w:r>
+      <w:r>
+        <w:t xml:space="preserve"> </w:t>
+      </w:r>
+      <w:r>
+        <w:rPr>
+          <w:rStyle w:val="VerbatimChar"/>
+        </w:rPr>
+        <w:t xml:space="preserve">git@github.com:AfriGen-D/variant-checker-beacon.git</w:t>
+      </w:r>
+      <w:r>
+        <w:t xml:space="preserve">, authenticates even</w:t>
+      </w:r>
+      <w:r>
+        <w:t xml:space="preserve"> </w:t>
+      </w:r>
+      <w:r>
+        <w:t xml:space="preserve">for public repositories, and without a key on your GitHub account it fails with</w:t>
+      </w:r>
+    </w:p>
+    <w:p>
+      <w:pPr>
+        <w:pStyle w:val="SourceCode"/>
+      </w:pPr>
+      <w:r>
+        <w:rPr>
+          <w:rStyle w:val="VerbatimChar"/>
+        </w:rPr>
+        <w:t xml:space="preserve">ERROR: Repository not found.</w:t>
+      </w:r>
+      <w:r>
+        <w:br/>
+      </w:r>
+      <w:r>
+        <w:rPr>
+          <w:rStyle w:val="VerbatimChar"/>
+        </w:rPr>
+        <w:t xml:space="preserve">fatal: Could not read from remote repository.</w:t>
+      </w:r>
+      <w:r>
+        <w:br/>
+      </w:r>
+      <w:r>
+        <w:rPr>
+          <w:rStyle w:val="VerbatimChar"/>
+        </w:rPr>
+        <w:t xml:space="preserve">Please make sure you have the correct access rights and the repository exists.</w:t>
+      </w:r>
+    </w:p>
+    <w:p>
+      <w:pPr>
+        <w:pStyle w:val="FirstParagraph"/>
+      </w:pPr>
+      <w:r>
+        <w:t xml:space="preserve">which reads as though the repository is missing or private. It is neither —</w:t>
+      </w:r>
+      <w:r>
+        <w:t xml:space="preserve"> </w:t>
+      </w:r>
+      <w:r>
+        <w:t xml:space="preserve">that is an authentication failure wearing a misleading message.</w:t>
+      </w:r>
+    </w:p>
+    <w:p>
+      <w:pPr>
+        <w:pStyle w:val="BodyText"/>
+      </w:pPr>
+      <w:r>
+        <w:rPr>
+          <w:b/>
+          <w:bCs/>
+        </w:rPr>
+        <w:t xml:space="preserve">The directory is</w:t>
+      </w:r>
+      <w:r>
+        <w:rPr>
+          <w:b/>
+          <w:bCs/>
+        </w:rPr>
+        <w:t xml:space="preserve"> </w:t>
+      </w:r>
+      <w:r>
+        <w:rPr>
+          <w:rStyle w:val="VerbatimChar"/>
+          <w:b/>
+          <w:bCs/>
+        </w:rPr>
+        <w:t xml:space="preserve">variant-checker-beacon</w:t>
+      </w:r>
+      <w:r>
+        <w:rPr>
+          <w:b/>
+          <w:bCs/>
+        </w:rPr>
+        <w:t xml:space="preserve">.</w:t>
+      </w:r>
+      <w:r>
+        <w:t xml:space="preserve"> </w:t>
+      </w:r>
+      <w:r>
+        <w:t xml:space="preserve">The repository was renamed from</w:t>
+      </w:r>
+      <w:r>
+        <w:t xml:space="preserve"> </w:t>
+      </w:r>
+      <w:r>
+        <w:rPr>
+          <w:rStyle w:val="VerbatimChar"/>
+        </w:rPr>
+        <w:t xml:space="preserve">afrigen-beacon-v2</w:t>
+      </w:r>
+      <w:r>
+        <w:t xml:space="preserve">;</w:t>
+      </w:r>
+      <w:r>
+        <w:t xml:space="preserve"> </w:t>
+      </w:r>
+      <w:r>
+        <w:rPr>
+          <w:rStyle w:val="VerbatimChar"/>
+        </w:rPr>
+        <w:t xml:space="preserve">git clone</w:t>
+      </w:r>
+      <w:r>
+        <w:t xml:space="preserve"> </w:t>
+      </w:r>
+      <w:r>
+        <w:t xml:space="preserve">names the directory after the repository, not</w:t>
+      </w:r>
+      <w:r>
+        <w:t xml:space="preserve"> </w:t>
+      </w:r>
+      <w:r>
+        <w:t xml:space="preserve">after the old name.</w:t>
+      </w:r>
+    </w:p>
+    <w:p>
+      <w:pPr>
+        <w:pStyle w:val="BodyText"/>
+      </w:pPr>
+      <w:r>
+        <w:rPr>
+          <w:b/>
+          <w:bCs/>
+        </w:rPr>
         <w:t xml:space="preserve">Clone somewhere Docker Desktop can share</w:t>
       </w:r>
       <w:r>
@@ -510,8 +1025,8 @@
         <w:t xml:space="preserve">cost an hour to diagnose while writing this page.</w:t>
       </w:r>
     </w:p>
-    <w:bookmarkEnd w:id="11"/>
-    <w:bookmarkStart w:id="12" w:name="step-2-check-the-environment-file-exists"/>
+    <w:bookmarkEnd w:id="12"/>
+    <w:bookmarkStart w:id="13" w:name="step-2-check-the-environment-file-exists"/>
     <w:p>
       <w:pPr>
         <w:pStyle w:val="Heading1"/>
@@ -815,6 +1330,172 @@
         <w:pStyle w:val="FirstParagraph"/>
       </w:pPr>
       <w:r>
+        <w:t xml:space="preserve">On Windows PowerShell,</w:t>
+      </w:r>
+      <w:r>
+        <w:t xml:space="preserve"> </w:t>
+      </w:r>
+      <w:r>
+        <w:rPr>
+          <w:rStyle w:val="VerbatimChar"/>
+        </w:rPr>
+        <w:t xml:space="preserve">sed</w:t>
+      </w:r>
+      <w:r>
+        <w:t xml:space="preserve"> </w:t>
+      </w:r>
+      <w:r>
+        <w:t xml:space="preserve">does not exist:</w:t>
+      </w:r>
+    </w:p>
+    <w:p>
+      <w:pPr>
+        <w:pStyle w:val="SourceCode"/>
+      </w:pPr>
+      <w:r>
+        <w:rPr>
+          <w:rStyle w:val="OperatorTok"/>
+        </w:rPr>
+        <w:t xml:space="preserve">(</w:t>
+      </w:r>
+      <w:r>
+        <w:rPr>
+          <w:rStyle w:val="FunctionTok"/>
+        </w:rPr>
+        <w:t xml:space="preserve">Get-Content</w:t>
+      </w:r>
+      <w:r>
+        <w:rPr>
+          <w:rStyle w:val="NormalTok"/>
+        </w:rPr>
+        <w:t xml:space="preserve"> </w:t>
+      </w:r>
+      <w:r>
+        <w:rPr>
+          <w:rStyle w:val="OperatorTok"/>
+        </w:rPr>
+        <w:t xml:space="preserve">.</w:t>
+      </w:r>
+      <w:r>
+        <w:rPr>
+          <w:rStyle w:val="FunctionTok"/>
+        </w:rPr>
+        <w:t xml:space="preserve">env</w:t>
+      </w:r>
+      <w:r>
+        <w:rPr>
+          <w:rStyle w:val="OperatorTok"/>
+        </w:rPr>
+        <w:t xml:space="preserve">.</w:t>
+      </w:r>
+      <w:r>
+        <w:rPr>
+          <w:rStyle w:val="FunctionTok"/>
+        </w:rPr>
+        <w:t xml:space="preserve">boolean</w:t>
+      </w:r>
+      <w:r>
+        <w:rPr>
+          <w:rStyle w:val="OperatorTok"/>
+        </w:rPr>
+        <w:t xml:space="preserve">)</w:t>
+      </w:r>
+      <w:r>
+        <w:rPr>
+          <w:rStyle w:val="NormalTok"/>
+        </w:rPr>
+        <w:t xml:space="preserve"> </w:t>
+      </w:r>
+      <w:r>
+        <w:rPr>
+          <w:rStyle w:val="OperatorTok"/>
+        </w:rPr>
+        <w:t xml:space="preserve">-replace</w:t>
+      </w:r>
+      <w:r>
+        <w:rPr>
+          <w:rStyle w:val="NormalTok"/>
+        </w:rPr>
+        <w:t xml:space="preserve"> </w:t>
+      </w:r>
+      <w:r>
+        <w:rPr>
+          <w:rStyle w:val="StringTok"/>
+        </w:rPr>
+        <w:t xml:space="preserve">'^SECURE_SSL_REDIRECT=True'</w:t>
+      </w:r>
+      <w:r>
+        <w:rPr>
+          <w:rStyle w:val="OperatorTok"/>
+        </w:rPr>
+        <w:t xml:space="preserve">,</w:t>
+      </w:r>
+      <w:r>
+        <w:rPr>
+          <w:rStyle w:val="StringTok"/>
+        </w:rPr>
+        <w:t xml:space="preserve">'SECURE_SSL_REDIRECT=False'</w:t>
+      </w:r>
+      <w:r>
+        <w:rPr>
+          <w:rStyle w:val="NormalTok"/>
+        </w:rPr>
+        <w:t xml:space="preserve"> </w:t>
+      </w:r>
+      <w:r>
+        <w:rPr>
+          <w:rStyle w:val="OperatorTok"/>
+        </w:rPr>
+        <w:t xml:space="preserve">|</w:t>
+      </w:r>
+      <w:r>
+        <w:rPr>
+          <w:rStyle w:val="NormalTok"/>
+        </w:rPr>
+        <w:t xml:space="preserve"> </w:t>
+      </w:r>
+      <w:r>
+        <w:rPr>
+          <w:rStyle w:val="FunctionTok"/>
+        </w:rPr>
+        <w:t xml:space="preserve">Set-Content</w:t>
+      </w:r>
+      <w:r>
+        <w:rPr>
+          <w:rStyle w:val="NormalTok"/>
+        </w:rPr>
+        <w:t xml:space="preserve"> </w:t>
+      </w:r>
+      <w:r>
+        <w:rPr>
+          <w:rStyle w:val="OperatorTok"/>
+        </w:rPr>
+        <w:t xml:space="preserve">.</w:t>
+      </w:r>
+      <w:r>
+        <w:rPr>
+          <w:rStyle w:val="FunctionTok"/>
+        </w:rPr>
+        <w:t xml:space="preserve">env</w:t>
+      </w:r>
+      <w:r>
+        <w:rPr>
+          <w:rStyle w:val="OperatorTok"/>
+        </w:rPr>
+        <w:t xml:space="preserve">.</w:t>
+      </w:r>
+      <w:r>
+        <w:rPr>
+          <w:rStyle w:val="FunctionTok"/>
+        </w:rPr>
+        <w:t xml:space="preserve">boolean</w:t>
+      </w:r>
+    </w:p>
+    <w:p>
+      <w:pPr>
+        <w:pStyle w:val="FirstParagraph"/>
+      </w:pPr>
+      <w:r>
         <w:rPr>
           <w:rStyle w:val="VerbatimChar"/>
         </w:rPr>
@@ -932,8 +1613,8 @@
         <w:t xml:space="preserve">.</w:t>
       </w:r>
     </w:p>
-    <w:bookmarkEnd w:id="12"/>
-    <w:bookmarkStart w:id="14" w:name="step-3-start-the-stack"/>
+    <w:bookmarkEnd w:id="13"/>
+    <w:bookmarkStart w:id="15" w:name="step-3-start-the-stack"/>
     <w:p>
       <w:pPr>
         <w:pStyle w:val="Heading1"/>
@@ -1206,7 +1887,7 @@
         <w:t xml:space="preserve">Redis you already run.</w:t>
       </w:r>
     </w:p>
-    <w:bookmarkStart w:id="13" w:name="X020f98879c75aeedec8bb7cc33d42bfec86e782"/>
+    <w:bookmarkStart w:id="14" w:name="X020f98879c75aeedec8bb7cc33d42bfec86e782"/>
     <w:p>
       <w:pPr>
         <w:pStyle w:val="Heading2"/>
@@ -1418,9 +2099,9 @@
         <w:t xml:space="preserve">the machine, including ones other people’s stopped stacks will want back.</w:t>
       </w:r>
     </w:p>
-    <w:bookmarkEnd w:id="13"/>
     <w:bookmarkEnd w:id="14"/>
-    <w:bookmarkStart w:id="15" w:name="step-4-confirm-the-api-is-alive"/>
+    <w:bookmarkEnd w:id="15"/>
+    <w:bookmarkStart w:id="16" w:name="step-4-confirm-the-api-is-alive"/>
     <w:p>
       <w:pPr>
         <w:pStyle w:val="Heading1"/>
@@ -1710,8 +2391,8 @@
         <w:t xml:space="preserve">explains why at length.</w:t>
       </w:r>
     </w:p>
-    <w:bookmarkEnd w:id="15"/>
-    <w:bookmarkStart w:id="17" w:name="step-5-query-the-empty-beacon"/>
+    <w:bookmarkEnd w:id="16"/>
+    <w:bookmarkStart w:id="18" w:name="step-5-query-the-empty-beacon"/>
     <w:p>
       <w:pPr>
         <w:pStyle w:val="Heading1"/>
@@ -1931,7 +2612,7 @@
       <w:r>
         <w:t xml:space="preserve"> </w:t>
       </w:r>
-      <w:hyperlink r:id="rId16">
+      <w:hyperlink r:id="rId17">
         <w:r>
           <w:rPr>
             <w:rStyle w:val="Hyperlink"/>
@@ -1943,8 +2624,8 @@
         <w:t xml:space="preserve">.</w:t>
       </w:r>
     </w:p>
-    <w:bookmarkEnd w:id="17"/>
-    <w:bookmarkStart w:id="18" w:name="step-6-load-the-test-data"/>
+    <w:bookmarkEnd w:id="18"/>
+    <w:bookmarkStart w:id="19" w:name="step-6-load-the-test-data"/>
     <w:p>
       <w:pPr>
         <w:pStyle w:val="Heading1"/>
@@ -2324,8 +3005,8 @@
         <w:t xml:space="preserve">.</w:t>
       </w:r>
     </w:p>
-    <w:bookmarkEnd w:id="18"/>
-    <w:bookmarkStart w:id="19" w:name="X947175488d309bb01839980f08fd7a3a54a0a99"/>
+    <w:bookmarkEnd w:id="19"/>
+    <w:bookmarkStart w:id="20" w:name="X947175488d309bb01839980f08fd7a3a54a0a99"/>
     <w:p>
       <w:pPr>
         <w:pStyle w:val="Heading1"/>
@@ -2500,8 +3181,8 @@
         <w:t xml:space="preserve">query path matches both.</w:t>
       </w:r>
     </w:p>
-    <w:bookmarkEnd w:id="19"/>
-    <w:bookmarkStart w:id="20" w:name="step-8-ask-the-beacon-a-real-question"/>
+    <w:bookmarkEnd w:id="20"/>
+    <w:bookmarkStart w:id="21" w:name="step-8-ask-the-beacon-a-real-question"/>
     <w:p>
       <w:pPr>
         <w:pStyle w:val="Heading1"/>
@@ -2816,8 +3497,8 @@
         <w:t xml:space="preserve">everything looks identical to a working one until someone checks.</w:t>
       </w:r>
     </w:p>
-    <w:bookmarkEnd w:id="20"/>
-    <w:bookmarkStart w:id="23" w:name="step-9-see-the-vocabulary-handling"/>
+    <w:bookmarkEnd w:id="21"/>
+    <w:bookmarkStart w:id="24" w:name="step-9-see-the-vocabulary-handling"/>
     <w:p>
       <w:pPr>
         <w:pStyle w:val="Heading1"/>
@@ -3277,7 +3958,7 @@
         <w:t xml:space="preserve">}}</w:t>
       </w:r>
     </w:p>
-    <w:bookmarkStart w:id="21" w:name="why-this-step-exists"/>
+    <w:bookmarkStart w:id="22" w:name="why-this-step-exists"/>
     <w:p>
       <w:pPr>
         <w:pStyle w:val="Heading2"/>
@@ -3760,8 +4441,8 @@
         <w:t xml:space="preserve">is the fix that came out of it.</w:t>
       </w:r>
     </w:p>
-    <w:bookmarkEnd w:id="21"/>
-    <w:bookmarkStart w:id="22" w:name="one-more-thing-to-notice"/>
+    <w:bookmarkEnd w:id="22"/>
+    <w:bookmarkStart w:id="23" w:name="one-more-thing-to-notice"/>
     <w:p>
       <w:pPr>
         <w:pStyle w:val="Heading2"/>
@@ -3888,9 +4569,9 @@
         <w:t xml:space="preserve">.</w:t>
       </w:r>
     </w:p>
-    <w:bookmarkEnd w:id="22"/>
     <w:bookmarkEnd w:id="23"/>
-    <w:bookmarkStart w:id="25" w:name="step-9b-ask-the-same-question-by-post"/>
+    <w:bookmarkEnd w:id="24"/>
+    <w:bookmarkStart w:id="26" w:name="step-9b-ask-the-same-question-by-post"/>
     <w:p>
       <w:pPr>
         <w:pStyle w:val="Heading1"/>
@@ -4118,7 +4799,7 @@
         <w:t xml:space="preserve">in Step 8 returned — if POST and GET ever disagree, one of them is wrong.</w:t>
       </w:r>
     </w:p>
-    <w:bookmarkStart w:id="24" w:name="X9939c63f536728208855c6c9b66e6b4ff82530c"/>
+    <w:bookmarkStart w:id="25" w:name="X9939c63f536728208855c6c9b66e6b4ff82530c"/>
     <w:p>
       <w:pPr>
         <w:pStyle w:val="Heading2"/>
@@ -4268,9 +4949,9 @@
         <w:t xml:space="preserve">that unblocks a path is not safe until you check what is behind the path.</w:t>
       </w:r>
     </w:p>
-    <w:bookmarkEnd w:id="24"/>
     <w:bookmarkEnd w:id="25"/>
-    <w:bookmarkStart w:id="26" w:name="step-10-look-around-the-rest-of-the-api"/>
+    <w:bookmarkEnd w:id="26"/>
+    <w:bookmarkStart w:id="27" w:name="step-10-look-around-the-rest-of-the-api"/>
     <w:p>
       <w:pPr>
         <w:pStyle w:val="Heading1"/>
@@ -4482,8 +5163,8 @@
         <w:t xml:space="preserve">'http://localhost:8000/api/individuals?sex=MALE'</w:t>
       </w:r>
     </w:p>
-    <w:bookmarkEnd w:id="26"/>
-    <w:bookmarkStart w:id="27" w:name="step-11-run-the-test-suites"/>
+    <w:bookmarkEnd w:id="27"/>
+    <w:bookmarkStart w:id="28" w:name="step-11-run-the-test-suites"/>
     <w:p>
       <w:pPr>
         <w:pStyle w:val="Heading1"/>
@@ -4765,8 +5446,8 @@
         <w:t xml:space="preserve">module it depends on.</w:t>
       </w:r>
     </w:p>
-    <w:bookmarkEnd w:id="27"/>
-    <w:bookmarkStart w:id="28" w:name="step-12-shut-down"/>
+    <w:bookmarkEnd w:id="28"/>
+    <w:bookmarkStart w:id="29" w:name="step-12-shut-down"/>
     <w:p>
       <w:pPr>
         <w:pStyle w:val="Heading1"/>
@@ -4840,8 +5521,8 @@
         </w:pict>
       </w:r>
     </w:p>
-    <w:bookmarkEnd w:id="28"/>
-    <w:bookmarkStart w:id="29" w:name="troubleshooting"/>
+    <w:bookmarkEnd w:id="29"/>
+    <w:bookmarkStart w:id="30" w:name="troubleshooting"/>
     <w:p>
       <w:pPr>
         <w:pStyle w:val="Heading1"/>
@@ -5547,8 +6228,8 @@
         <w:t xml:space="preserve">first.</w:t>
       </w:r>
     </w:p>
-    <w:bookmarkEnd w:id="29"/>
-    <w:bookmarkStart w:id="33" w:name="where-to-go-next"/>
+    <w:bookmarkEnd w:id="30"/>
+    <w:bookmarkStart w:id="34" w:name="where-to-go-next"/>
     <w:p>
       <w:pPr>
         <w:pStyle w:val="Heading1"/>
@@ -5562,10 +6243,10 @@
         <w:pStyle w:val="Compact"/>
         <w:numPr>
           <w:ilvl w:val="0"/>
-          <w:numId w:val="1002"/>
+          <w:numId w:val="1003"/>
         </w:numPr>
       </w:pPr>
-      <w:hyperlink r:id="rId30">
+      <w:hyperlink r:id="rId31">
         <w:r>
           <w:rPr>
             <w:rStyle w:val="Hyperlink"/>
@@ -5585,10 +6266,10 @@
         <w:pStyle w:val="Compact"/>
         <w:numPr>
           <w:ilvl w:val="0"/>
-          <w:numId w:val="1002"/>
+          <w:numId w:val="1003"/>
         </w:numPr>
       </w:pPr>
-      <w:hyperlink r:id="rId31">
+      <w:hyperlink r:id="rId32">
         <w:r>
           <w:rPr>
             <w:rStyle w:val="Hyperlink"/>
@@ -5608,10 +6289,10 @@
         <w:pStyle w:val="Compact"/>
         <w:numPr>
           <w:ilvl w:val="0"/>
-          <w:numId w:val="1002"/>
+          <w:numId w:val="1003"/>
         </w:numPr>
       </w:pPr>
-      <w:hyperlink r:id="rId16">
+      <w:hyperlink r:id="rId17">
         <w:r>
           <w:rPr>
             <w:rStyle w:val="Hyperlink"/>
@@ -5631,10 +6312,10 @@
         <w:pStyle w:val="Compact"/>
         <w:numPr>
           <w:ilvl w:val="0"/>
-          <w:numId w:val="1002"/>
+          <w:numId w:val="1003"/>
         </w:numPr>
       </w:pPr>
-      <w:hyperlink r:id="rId32">
+      <w:hyperlink r:id="rId33">
         <w:r>
           <w:rPr>
             <w:rStyle w:val="Hyperlink"/>
@@ -5714,7 +6395,7 @@
       <w:r>
         <w:t xml:space="preserve"> </w:t>
       </w:r>
-      <w:hyperlink r:id="rId31">
+      <w:hyperlink r:id="rId32">
         <w:r>
           <w:rPr>
             <w:rStyle w:val="Hyperlink"/>
@@ -5735,7 +6416,7 @@
         <w:t xml:space="preserve">import — there are known issues with loading a second dataset over a first.</w:t>
       </w:r>
     </w:p>
-    <w:bookmarkEnd w:id="33"/>
+    <w:bookmarkEnd w:id="34"/>
     <w:sectPr>
       <w:footnotePr>
         <w:numRestart w:val="eachSect"/>
@@ -5956,6 +6637,9 @@
     <w:abstractNumId w:val="991"/>
   </w:num>
   <w:num w:numId="1002">
+    <w:abstractNumId w:val="991"/>
+  </w:num>
+  <w:num w:numId="1003">
     <w:abstractNumId w:val="991"/>
   </w:num>
 </w:numbering>

--- a/docs/developers/tutorial-zero-to-beacon.docx
+++ b/docs/developers/tutorial-zero-to-beacon.docx
@@ -1259,6 +1259,14 @@
     </w:p>
     <w:p>
       <w:pPr>
+        <w:pStyle w:val="BodyText"/>
+      </w:pPr>
+      <w:r>
+        <w:t xml:space="preserve">On macOS:</w:t>
+      </w:r>
+    </w:p>
+    <w:p>
+      <w:pPr>
         <w:pStyle w:val="SourceCode"/>
       </w:pPr>
       <w:r>
@@ -1307,22 +1315,68 @@
         <w:rPr>
           <w:rStyle w:val="NormalTok"/>
         </w:rPr>
-        <w:t xml:space="preserve"> .env.boolean   </w:t>
-      </w:r>
-      <w:r>
-        <w:rPr>
-          <w:rStyle w:val="CommentTok"/>
-        </w:rPr>
-        <w:t xml:space="preserve"># macOS</w:t>
-      </w:r>
-      <w:r>
-        <w:br/>
-      </w:r>
-      <w:r>
-        <w:rPr>
-          <w:rStyle w:val="CommentTok"/>
-        </w:rPr>
-        <w:t xml:space="preserve"># GNU/Linux: sed -i 's/^SECURE_SSL_REDIRECT=True/SECURE_SSL_REDIRECT=False/' .env.boolean</w:t>
+        <w:t xml:space="preserve"> .env.boolean</w:t>
+      </w:r>
+    </w:p>
+    <w:p>
+      <w:pPr>
+        <w:pStyle w:val="FirstParagraph"/>
+      </w:pPr>
+      <w:r>
+        <w:t xml:space="preserve">On GNU/Linux, without the empty argument after</w:t>
+      </w:r>
+      <w:r>
+        <w:t xml:space="preserve"> </w:t>
+      </w:r>
+      <w:r>
+        <w:rPr>
+          <w:rStyle w:val="VerbatimChar"/>
+        </w:rPr>
+        <w:t xml:space="preserve">-i</w:t>
+      </w:r>
+      <w:r>
+        <w:t xml:space="preserve">:</w:t>
+      </w:r>
+    </w:p>
+    <w:p>
+      <w:pPr>
+        <w:pStyle w:val="SourceCode"/>
+      </w:pPr>
+      <w:r>
+        <w:rPr>
+          <w:rStyle w:val="FunctionTok"/>
+        </w:rPr>
+        <w:t xml:space="preserve">sed</w:t>
+      </w:r>
+      <w:r>
+        <w:rPr>
+          <w:rStyle w:val="NormalTok"/>
+        </w:rPr>
+        <w:t xml:space="preserve"> </w:t>
+      </w:r>
+      <w:r>
+        <w:rPr>
+          <w:rStyle w:val="AttributeTok"/>
+        </w:rPr>
+        <w:t xml:space="preserve">-i</w:t>
+      </w:r>
+      <w:r>
+        <w:rPr>
+          <w:rStyle w:val="NormalTok"/>
+        </w:rPr>
+        <w:t xml:space="preserve"> </w:t>
+      </w:r>
+      <w:r>
+        <w:rPr>
+          <w:rStyle w:val="StringTok"/>
+        </w:rPr>
+        <w:t xml:space="preserve">'s/^SECURE_SSL_REDIRECT=True/SECURE_SSL_REDIRECT=False/'</w:t>
+      </w:r>
+      <w:r>
+        <w:rPr>
+          <w:rStyle w:val="NormalTok"/>
+        </w:rPr>
+        <w:t xml:space="preserve"> .env.boolean</w:t>
       </w:r>
     </w:p>
     <w:p>
@@ -2044,22 +2098,37 @@
         </w:rPr>
         <w:t xml:space="preserve">&gt;</w:t>
       </w:r>
-      <w:r>
-        <w:rPr>
-          <w:rStyle w:val="NormalTok"/>
-        </w:rPr>
-        <w:t xml:space="preserve">          </w:t>
-      </w:r>
-      <w:r>
-        <w:rPr>
-          <w:rStyle w:val="CommentTok"/>
-        </w:rPr>
-        <w:t xml:space="preserve"># only if 0 attached, and only if it is yours</w:t>
-      </w:r>
     </w:p>
     <w:p>
       <w:pPr>
         <w:pStyle w:val="FirstParagraph"/>
+      </w:pPr>
+      <w:r>
+        <w:t xml:space="preserve">Only remove a network the inspect showed as</w:t>
+      </w:r>
+      <w:r>
+        <w:t xml:space="preserve"> </w:t>
+      </w:r>
+      <w:r>
+        <w:rPr>
+          <w:b/>
+          <w:bCs/>
+        </w:rPr>
+        <w:t xml:space="preserve">0 attached</w:t>
+      </w:r>
+      <w:r>
+        <w:t xml:space="preserve">, and only one that</w:t>
+      </w:r>
+      <w:r>
+        <w:t xml:space="preserve"> </w:t>
+      </w:r>
+      <w:r>
+        <w:t xml:space="preserve">belongs to something of yours.</w:t>
+      </w:r>
+    </w:p>
+    <w:p>
+      <w:pPr>
+        <w:pStyle w:val="BodyText"/>
       </w:pPr>
       <w:r>
         <w:t xml:space="preserve">Do</w:t>
@@ -4960,6 +5029,179 @@
         <w:t xml:space="preserve">Step 10 — Look around the rest of the API</w:t>
       </w:r>
     </w:p>
+    <w:tbl>
+      <w:tblPr>
+        <w:tblStyle w:val="Table"/>
+        <w:tblW w:type="auto" w:w="0"/>
+        <w:tblLook w:firstRow="1" w:lastRow="0" w:firstColumn="0" w:lastColumn="0" w:noHBand="0" w:noVBand="0" w:val="0020"/>
+      </w:tblPr>
+      <w:tblGrid>
+        <w:gridCol w:w="3960"/>
+        <w:gridCol w:w="3960"/>
+      </w:tblGrid>
+      <w:tr>
+        <w:trPr>
+          <w:tblHeader w:val="on"/>
+        </w:trPr>
+        <w:tc>
+          <w:tcPr/>
+          <w:p>
+            <w:pPr>
+              <w:pStyle w:val="Compact"/>
+            </w:pPr>
+            <w:r>
+              <w:t xml:space="preserve">Endpoint</w:t>
+            </w:r>
+          </w:p>
+        </w:tc>
+        <w:tc>
+          <w:tcPr/>
+          <w:p>
+            <w:pPr>
+              <w:pStyle w:val="Compact"/>
+            </w:pPr>
+            <w:r>
+              <w:t xml:space="preserve">What it returns</w:t>
+            </w:r>
+          </w:p>
+        </w:tc>
+      </w:tr>
+      <w:tr>
+        <w:tc>
+          <w:tcPr/>
+          <w:p>
+            <w:pPr>
+              <w:pStyle w:val="Compact"/>
+            </w:pPr>
+            <w:r>
+              <w:rPr>
+                <w:rStyle w:val="VerbatimChar"/>
+              </w:rPr>
+              <w:t xml:space="preserve">/api/</w:t>
+            </w:r>
+          </w:p>
+        </w:tc>
+        <w:tc>
+          <w:tcPr/>
+          <w:p>
+            <w:pPr>
+              <w:pStyle w:val="Compact"/>
+            </w:pPr>
+            <w:r>
+              <w:t xml:space="preserve">Beacon info</w:t>
+            </w:r>
+          </w:p>
+        </w:tc>
+      </w:tr>
+      <w:tr>
+        <w:tc>
+          <w:tcPr/>
+          <w:p>
+            <w:pPr>
+              <w:pStyle w:val="Compact"/>
+            </w:pPr>
+            <w:r>
+              <w:rPr>
+                <w:rStyle w:val="VerbatimChar"/>
+              </w:rPr>
+              <w:t xml:space="preserve">/api/datasets</w:t>
+            </w:r>
+          </w:p>
+        </w:tc>
+        <w:tc>
+          <w:tcPr/>
+          <w:p>
+            <w:pPr>
+              <w:pStyle w:val="Compact"/>
+            </w:pPr>
+            <w:r>
+              <w:t xml:space="preserve">What is loaded</w:t>
+            </w:r>
+          </w:p>
+        </w:tc>
+      </w:tr>
+      <w:tr>
+        <w:tc>
+          <w:tcPr/>
+          <w:p>
+            <w:pPr>
+              <w:pStyle w:val="Compact"/>
+            </w:pPr>
+            <w:r>
+              <w:rPr>
+                <w:rStyle w:val="VerbatimChar"/>
+              </w:rPr>
+              <w:t xml:space="preserve">/api/entry_types</w:t>
+            </w:r>
+          </w:p>
+        </w:tc>
+        <w:tc>
+          <w:tcPr/>
+          <w:p>
+            <w:pPr>
+              <w:pStyle w:val="Compact"/>
+            </w:pPr>
+            <w:r>
+              <w:t xml:space="preserve">Supported entry types</w:t>
+            </w:r>
+          </w:p>
+        </w:tc>
+      </w:tr>
+      <w:tr>
+        <w:tc>
+          <w:tcPr/>
+          <w:p>
+            <w:pPr>
+              <w:pStyle w:val="Compact"/>
+            </w:pPr>
+            <w:r>
+              <w:rPr>
+                <w:rStyle w:val="VerbatimChar"/>
+              </w:rPr>
+              <w:t xml:space="preserve">/api/map</w:t>
+            </w:r>
+          </w:p>
+        </w:tc>
+        <w:tc>
+          <w:tcPr/>
+          <w:p>
+            <w:pPr>
+              <w:pStyle w:val="Compact"/>
+            </w:pPr>
+            <w:r>
+              <w:t xml:space="preserve">Endpoint map</w:t>
+            </w:r>
+          </w:p>
+        </w:tc>
+      </w:tr>
+      <w:tr>
+        <w:tc>
+          <w:tcPr/>
+          <w:p>
+            <w:pPr>
+              <w:pStyle w:val="Compact"/>
+            </w:pPr>
+            <w:r>
+              <w:rPr>
+                <w:rStyle w:val="VerbatimChar"/>
+              </w:rPr>
+              <w:t xml:space="preserve">/api/individuals?sex=MALE</w:t>
+            </w:r>
+          </w:p>
+        </w:tc>
+        <w:tc>
+          <w:tcPr/>
+          <w:p>
+            <w:pPr>
+              <w:pStyle w:val="Compact"/>
+            </w:pPr>
+            <w:r>
+              <w:t xml:space="preserve">A filtered entity query</w:t>
+            </w:r>
+          </w:p>
+        </w:tc>
+      </w:tr>
+    </w:tbl>
     <w:p>
       <w:pPr>
         <w:pStyle w:val="SourceCode"/>
@@ -4986,7 +5228,7 @@
         <w:rPr>
           <w:rStyle w:val="NormalTok"/>
         </w:rPr>
-        <w:t xml:space="preserve"> http://localhost:8000/api/          </w:t>
+        <w:t xml:space="preserve"> http://localhost:8000/api/ </w:t>
       </w:r>
       <w:r>
         <w:rPr>
@@ -5022,13 +5264,7 @@
         <w:rPr>
           <w:rStyle w:val="NormalTok"/>
         </w:rPr>
-        <w:t xml:space="preserve"> 200   </w:t>
-      </w:r>
-      <w:r>
-        <w:rPr>
-          <w:rStyle w:val="CommentTok"/>
-        </w:rPr>
-        <w:t xml:space="preserve"># beacon info</w:t>
+        <w:t xml:space="preserve"> 200</w:t>
       </w:r>
       <w:r>
         <w:br/>
@@ -5055,13 +5291,7 @@
         <w:rPr>
           <w:rStyle w:val="NormalTok"/>
         </w:rPr>
-        <w:t xml:space="preserve"> http://localhost:8000/api/datasets                  </w:t>
-      </w:r>
-      <w:r>
-        <w:rPr>
-          <w:rStyle w:val="CommentTok"/>
-        </w:rPr>
-        <w:t xml:space="preserve"># what is loaded</w:t>
+        <w:t xml:space="preserve"> http://localhost:8000/api/datasets</w:t>
       </w:r>
       <w:r>
         <w:br/>
@@ -5088,13 +5318,7 @@
         <w:rPr>
           <w:rStyle w:val="NormalTok"/>
         </w:rPr>
-        <w:t xml:space="preserve"> http://localhost:8000/api/entry_types               </w:t>
-      </w:r>
-      <w:r>
-        <w:rPr>
-          <w:rStyle w:val="CommentTok"/>
-        </w:rPr>
-        <w:t xml:space="preserve"># supported entry types</w:t>
+        <w:t xml:space="preserve"> http://localhost:8000/api/entry_types</w:t>
       </w:r>
       <w:r>
         <w:br/>
@@ -5121,13 +5345,7 @@
         <w:rPr>
           <w:rStyle w:val="NormalTok"/>
         </w:rPr>
-        <w:t xml:space="preserve"> http://localhost:8000/api/map                       </w:t>
-      </w:r>
-      <w:r>
-        <w:rPr>
-          <w:rStyle w:val="CommentTok"/>
-        </w:rPr>
-        <w:t xml:space="preserve"># endpoint map</w:t>
+        <w:t xml:space="preserve"> http://localhost:8000/api/map</w:t>
       </w:r>
       <w:r>
         <w:br/>

--- a/docs/developers/tutorial-zero-to-beacon.docx
+++ b/docs/developers/tutorial-zero-to-beacon.docx
@@ -3130,40 +3130,271 @@
         <w:rPr>
           <w:rStyle w:val="NormalTok"/>
         </w:rPr>
-        <w:t xml:space="preserve"> mongodb </w:t>
-      </w:r>
-      <w:r>
-        <w:rPr>
-          <w:rStyle w:val="DataTypeTok"/>
-        </w:rPr>
-        <w:t xml:space="preserve">\</w:t>
+        <w:t xml:space="preserve"> mongodb mongo beacon_db </w:t>
+      </w:r>
+      <w:r>
+        <w:rPr>
+          <w:rStyle w:val="AttributeTok"/>
+        </w:rPr>
+        <w:t xml:space="preserve">--quiet</w:t>
+      </w:r>
+      <w:r>
+        <w:rPr>
+          <w:rStyle w:val="NormalTok"/>
+        </w:rPr>
+        <w:t xml:space="preserve"> </w:t>
+      </w:r>
+      <w:r>
+        <w:rPr>
+          <w:rStyle w:val="AttributeTok"/>
+        </w:rPr>
+        <w:t xml:space="preserve">--eval</w:t>
+      </w:r>
+      <w:r>
+        <w:rPr>
+          <w:rStyle w:val="NormalTok"/>
+        </w:rPr>
+        <w:t xml:space="preserve"> </w:t>
+      </w:r>
+      <w:r>
+        <w:rPr>
+          <w:rStyle w:val="StringTok"/>
+        </w:rPr>
+        <w:t xml:space="preserve">'var v=db.variants.findOne(); print("assembly="+v.assembly_id+"  chr="+v.reference_name+"  start="+v.start+"  ref="+v.reference_bases+"  alt="+v.alternate_bases)'</w:t>
+      </w:r>
+    </w:p>
+    <w:p>
+      <w:pPr>
+        <w:pStyle w:val="SourceCode"/>
+      </w:pPr>
+      <w:r>
+        <w:rPr>
+          <w:rStyle w:val="VerbatimChar"/>
+        </w:rPr>
+        <w:t xml:space="preserve">assembly=GRCh38  chr=chr1  start=31959452  ref=T  alt=C</w:t>
+      </w:r>
+    </w:p>
+    <w:p>
+      <w:pPr>
+        <w:pStyle w:val="FirstParagraph"/>
+      </w:pPr>
+      <w:r>
+        <w:rPr>
+          <w:b/>
+          <w:bCs/>
+        </w:rPr>
+        <w:t xml:space="preserve">Your position will be different, and that is not cosmetic.</w:t>
+      </w:r>
+      <w:r>
+        <w:t xml:space="preserve"> </w:t>
+      </w:r>
+      <w:r>
+        <w:t xml:space="preserve">The loader picks</w:t>
+      </w:r>
+      <w:r>
+        <w:t xml:space="preserve"> </w:t>
+      </w:r>
+      <w:r>
+        <w:t xml:space="preserve">each position with</w:t>
+      </w:r>
+      <w:r>
+        <w:t xml:space="preserve"> </w:t>
+      </w:r>
+      <w:r>
+        <w:rPr>
+          <w:rStyle w:val="VerbatimChar"/>
+        </w:rPr>
+        <w:t xml:space="preserve">random.randint(1000000, 50000000)</w:t>
+      </w:r>
+      <w:r>
+        <w:t xml:space="preserve">, so every install holds a</w:t>
+      </w:r>
+      <w:r>
+        <w:t xml:space="preserve"> </w:t>
+      </w:r>
+      <w:r>
+        <w:t xml:space="preserve">different 100 variants. A position copied from this page will almost certainly</w:t>
+      </w:r>
+      <w:r>
+        <w:t xml:space="preserve"> </w:t>
+      </w:r>
+      <w:r>
+        <w:t xml:space="preserve">not exist in your database, and the beacon will correctly answer</w:t>
+      </w:r>
+      <w:r>
+        <w:t xml:space="preserve"> </w:t>
+      </w:r>
+      <w:r>
+        <w:rPr>
+          <w:rStyle w:val="VerbatimChar"/>
+        </w:rPr>
+        <w:t xml:space="preserve">exists: false</w:t>
+      </w:r>
+      <w:r>
+        <w:t xml:space="preserve"> </w:t>
+      </w:r>
+      <w:r>
+        <w:t xml:space="preserve">— which looks exactly like a broken beacon.</w:t>
+      </w:r>
+    </w:p>
+    <w:p>
+      <w:pPr>
+        <w:pStyle w:val="BodyText"/>
+      </w:pPr>
+      <w:r>
+        <w:t xml:space="preserve">So capture it into a shell variable and use that from here on:</w:t>
+      </w:r>
+    </w:p>
+    <w:p>
+      <w:pPr>
+        <w:pStyle w:val="SourceCode"/>
+      </w:pPr>
+      <w:r>
+        <w:rPr>
+          <w:rStyle w:val="VariableTok"/>
+        </w:rPr>
+        <w:t xml:space="preserve">POS</w:t>
+      </w:r>
+      <w:r>
+        <w:rPr>
+          <w:rStyle w:val="OperatorTok"/>
+        </w:rPr>
+        <w:t xml:space="preserve">=</w:t>
+      </w:r>
+      <w:r>
+        <w:rPr>
+          <w:rStyle w:val="VariableTok"/>
+        </w:rPr>
+        <w:t xml:space="preserve">$(</w:t>
+      </w:r>
+      <w:r>
+        <w:rPr>
+          <w:rStyle w:val="ExtensionTok"/>
+        </w:rPr>
+        <w:t xml:space="preserve">docker</w:t>
+      </w:r>
+      <w:r>
+        <w:rPr>
+          <w:rStyle w:val="NormalTok"/>
+        </w:rPr>
+        <w:t xml:space="preserve"> compose </w:t>
+      </w:r>
+      <w:r>
+        <w:rPr>
+          <w:rStyle w:val="AttributeTok"/>
+        </w:rPr>
+        <w:t xml:space="preserve">-f</w:t>
+      </w:r>
+      <w:r>
+        <w:rPr>
+          <w:rStyle w:val="NormalTok"/>
+        </w:rPr>
+        <w:t xml:space="preserve"> compose/docker-compose.dev.yml exec </w:t>
+      </w:r>
+      <w:r>
+        <w:rPr>
+          <w:rStyle w:val="AttributeTok"/>
+        </w:rPr>
+        <w:t xml:space="preserve">-T</w:t>
+      </w:r>
+      <w:r>
+        <w:rPr>
+          <w:rStyle w:val="NormalTok"/>
+        </w:rPr>
+        <w:t xml:space="preserve"> mongodb mongo beacon_db </w:t>
+      </w:r>
+      <w:r>
+        <w:rPr>
+          <w:rStyle w:val="AttributeTok"/>
+        </w:rPr>
+        <w:t xml:space="preserve">--quiet</w:t>
+      </w:r>
+      <w:r>
+        <w:rPr>
+          <w:rStyle w:val="NormalTok"/>
+        </w:rPr>
+        <w:t xml:space="preserve"> </w:t>
+      </w:r>
+      <w:r>
+        <w:rPr>
+          <w:rStyle w:val="AttributeTok"/>
+        </w:rPr>
+        <w:t xml:space="preserve">--eval</w:t>
+      </w:r>
+      <w:r>
+        <w:rPr>
+          <w:rStyle w:val="NormalTok"/>
+        </w:rPr>
+        <w:t xml:space="preserve"> </w:t>
+      </w:r>
+      <w:r>
+        <w:rPr>
+          <w:rStyle w:val="StringTok"/>
+        </w:rPr>
+        <w:t xml:space="preserve">'print(db.variants.findOne().start)'</w:t>
+      </w:r>
+      <w:r>
+        <w:rPr>
+          <w:rStyle w:val="NormalTok"/>
+        </w:rPr>
+        <w:t xml:space="preserve"> </w:t>
+      </w:r>
+      <w:r>
+        <w:rPr>
+          <w:rStyle w:val="KeywordTok"/>
+        </w:rPr>
+        <w:t xml:space="preserve">|</w:t>
+      </w:r>
+      <w:r>
+        <w:rPr>
+          <w:rStyle w:val="NormalTok"/>
+        </w:rPr>
+        <w:t xml:space="preserve"> </w:t>
+      </w:r>
+      <w:r>
+        <w:rPr>
+          <w:rStyle w:val="FunctionTok"/>
+        </w:rPr>
+        <w:t xml:space="preserve">tr</w:t>
+      </w:r>
+      <w:r>
+        <w:rPr>
+          <w:rStyle w:val="NormalTok"/>
+        </w:rPr>
+        <w:t xml:space="preserve"> </w:t>
+      </w:r>
+      <w:r>
+        <w:rPr>
+          <w:rStyle w:val="AttributeTok"/>
+        </w:rPr>
+        <w:t xml:space="preserve">-d</w:t>
+      </w:r>
+      <w:r>
+        <w:rPr>
+          <w:rStyle w:val="NormalTok"/>
+        </w:rPr>
+        <w:t xml:space="preserve"> </w:t>
+      </w:r>
+      <w:r>
+        <w:rPr>
+          <w:rStyle w:val="StringTok"/>
+        </w:rPr>
+        <w:t xml:space="preserve">'\r\n'</w:t>
+      </w:r>
+      <w:r>
+        <w:rPr>
+          <w:rStyle w:val="VariableTok"/>
+        </w:rPr>
+        <w:t xml:space="preserve">)</w:t>
       </w:r>
       <w:r>
         <w:br/>
       </w:r>
       <w:r>
         <w:rPr>
-          <w:rStyle w:val="NormalTok"/>
-        </w:rPr>
-        <w:t xml:space="preserve">  mongo beacon_db </w:t>
-      </w:r>
-      <w:r>
-        <w:rPr>
-          <w:rStyle w:val="AttributeTok"/>
-        </w:rPr>
-        <w:t xml:space="preserve">--quiet</w:t>
-      </w:r>
-      <w:r>
-        <w:rPr>
-          <w:rStyle w:val="NormalTok"/>
-        </w:rPr>
-        <w:t xml:space="preserve"> </w:t>
-      </w:r>
-      <w:r>
-        <w:rPr>
-          <w:rStyle w:val="AttributeTok"/>
-        </w:rPr>
-        <w:t xml:space="preserve">--eval</w:t>
+          <w:rStyle w:val="BuiltInTok"/>
+        </w:rPr>
+        <w:t xml:space="preserve">echo</w:t>
       </w:r>
       <w:r>
         <w:rPr>
@@ -3175,40 +3406,24 @@
         <w:rPr>
           <w:rStyle w:val="StringTok"/>
         </w:rPr>
-        <w:t xml:space="preserve">'var v=db.variants.findOne();</w:t>
-      </w:r>
-      <w:r>
-        <w:br/>
+        <w:t xml:space="preserve">"</w:t>
+      </w:r>
+      <w:r>
+        <w:rPr>
+          <w:rStyle w:val="VariableTok"/>
+        </w:rPr>
+        <w:t xml:space="preserve">$POS</w:t>
       </w:r>
       <w:r>
         <w:rPr>
           <w:rStyle w:val="StringTok"/>
         </w:rPr>
-        <w:t xml:space="preserve">  print("assembly="+v.assembly_id+"  chr="+v.reference_name+"  start="+v.start+"  ref="+v.reference_bases+"  alt="+v.alternate_bases)'</w:t>
-      </w:r>
-    </w:p>
-    <w:p>
-      <w:pPr>
-        <w:pStyle w:val="SourceCode"/>
-      </w:pPr>
-      <w:r>
-        <w:rPr>
-          <w:rStyle w:val="VerbatimChar"/>
-        </w:rPr>
-        <w:t xml:space="preserve">assembly=GRCh38  chr=chr1  start=42497823  ref=A  alt=G</w:t>
+        <w:t xml:space="preserve">"</w:t>
       </w:r>
     </w:p>
     <w:p>
       <w:pPr>
         <w:pStyle w:val="FirstParagraph"/>
-      </w:pPr>
-      <w:r>
-        <w:t xml:space="preserve">Yours will differ — use your own values below.</w:t>
-      </w:r>
-    </w:p>
-    <w:p>
-      <w:pPr>
-        <w:pStyle w:val="BodyText"/>
       </w:pPr>
       <w:r>
         <w:t xml:space="preserve">Notice the chromosome is stored as</w:t>
@@ -3292,28 +3507,25 @@
         <w:rPr>
           <w:rStyle w:val="StringTok"/>
         </w:rPr>
-        <w:t xml:space="preserve">'http://localhost:8000/api/g_variants?assemblyId=GRCh38&amp;referenceName=1&amp;start=42497823'</w:t>
-      </w:r>
-      <w:r>
-        <w:rPr>
-          <w:rStyle w:val="NormalTok"/>
-        </w:rPr>
-        <w:t xml:space="preserve"> </w:t>
-      </w:r>
-      <w:r>
-        <w:rPr>
-          <w:rStyle w:val="DataTypeTok"/>
-        </w:rPr>
-        <w:t xml:space="preserve">\</w:t>
-      </w:r>
-      <w:r>
-        <w:br/>
-      </w:r>
-      <w:r>
-        <w:rPr>
-          <w:rStyle w:val="NormalTok"/>
-        </w:rPr>
-        <w:t xml:space="preserve">  </w:t>
+        <w:t xml:space="preserve">"http://localhost:8000/api/g_variants?assemblyId=GRCh38&amp;referenceName=1&amp;start=</w:t>
+      </w:r>
+      <w:r>
+        <w:rPr>
+          <w:rStyle w:val="VariableTok"/>
+        </w:rPr>
+        <w:t xml:space="preserve">$POS</w:t>
+      </w:r>
+      <w:r>
+        <w:rPr>
+          <w:rStyle w:val="StringTok"/>
+        </w:rPr>
+        <w:t xml:space="preserve">"</w:t>
+      </w:r>
+      <w:r>
+        <w:rPr>
+          <w:rStyle w:val="NormalTok"/>
+        </w:rPr>
+        <w:t xml:space="preserve"> </w:t>
       </w:r>
       <w:r>
         <w:rPr>
@@ -3366,7 +3578,7 @@
         <w:rPr>
           <w:rStyle w:val="VerbatimChar"/>
         </w:rPr>
-        <w:t xml:space="preserve">{'exists': True, 'numTotalResults': 1}</w:t>
+        <w:t xml:space="preserve">{'exists': True, 'numTotalResults': 0}</w:t>
       </w:r>
     </w:p>
     <w:p>
@@ -3375,9 +3587,119 @@
       </w:pPr>
       <w:r>
         <w:rPr>
+          <w:rStyle w:val="VerbatimChar"/>
           <w:b/>
           <w:bCs/>
         </w:rPr>
+        <w:t xml:space="preserve">numTotalResults</w:t>
+      </w:r>
+      <w:r>
+        <w:rPr>
+          <w:b/>
+          <w:bCs/>
+        </w:rPr>
+        <w:t xml:space="preserve"> </w:t>
+      </w:r>
+      <w:r>
+        <w:rPr>
+          <w:b/>
+          <w:bCs/>
+        </w:rPr>
+        <w:t xml:space="preserve">really is 0 here, and that is not a contradiction.</w:t>
+      </w:r>
+      <w:r>
+        <w:t xml:space="preserve"> </w:t>
+      </w:r>
+      <w:r>
+        <w:t xml:space="preserve">On this</w:t>
+      </w:r>
+      <w:r>
+        <w:t xml:space="preserve"> </w:t>
+      </w:r>
+      <w:r>
+        <w:t xml:space="preserve">path the counter reports matching</w:t>
+      </w:r>
+      <w:r>
+        <w:t xml:space="preserve"> </w:t>
+      </w:r>
+      <w:r>
+        <w:rPr>
+          <w:i/>
+          <w:iCs/>
+        </w:rPr>
+        <w:t xml:space="preserve">datasets</w:t>
+      </w:r>
+      <w:r>
+        <w:t xml:space="preserve">, not matching variants. Read</w:t>
+      </w:r>
+      <w:r>
+        <w:t xml:space="preserve"> </w:t>
+      </w:r>
+      <w:r>
+        <w:rPr>
+          <w:rStyle w:val="VerbatimChar"/>
+        </w:rPr>
+        <w:t xml:space="preserve">exists</w:t>
+      </w:r>
+      <w:r>
+        <w:t xml:space="preserve"> </w:t>
+      </w:r>
+      <w:r>
+        <w:t xml:space="preserve">and never infer absence from the count — see</w:t>
+      </w:r>
+      <w:r>
+        <w:t xml:space="preserve"> </w:t>
+      </w:r>
+      <w:hyperlink r:id="rId17">
+        <w:r>
+          <w:rPr>
+            <w:rStyle w:val="Hyperlink"/>
+          </w:rPr>
+          <w:t xml:space="preserve">api-contract.md</w:t>
+        </w:r>
+      </w:hyperlink>
+      <w:r>
+        <w:t xml:space="preserve">.</w:t>
+      </w:r>
+    </w:p>
+    <w:p>
+      <w:pPr>
+        <w:pStyle w:val="BodyText"/>
+      </w:pPr>
+      <w:r>
+        <w:t xml:space="preserve">Note the double quotes around the URL.</w:t>
+      </w:r>
+      <w:r>
+        <w:t xml:space="preserve"> </w:t>
+      </w:r>
+      <w:r>
+        <w:rPr>
+          <w:rStyle w:val="VerbatimChar"/>
+        </w:rPr>
+        <w:t xml:space="preserve">$POS</w:t>
+      </w:r>
+      <w:r>
+        <w:t xml:space="preserve"> </w:t>
+      </w:r>
+      <w:r>
+        <w:t xml:space="preserve">does not expand inside single</w:t>
+      </w:r>
+      <w:r>
+        <w:t xml:space="preserve"> </w:t>
+      </w:r>
+      <w:r>
+        <w:t xml:space="preserve">quotes.</w:t>
+      </w:r>
+    </w:p>
+    <w:p>
+      <w:pPr>
+        <w:pStyle w:val="BodyText"/>
+      </w:pPr>
+      <w:r>
+        <w:rPr>
+          <w:b/>
+          <w:bCs/>
+        </w:rPr>
         <w:t xml:space="preserve">That is a working beacon.</w:t>
       </w:r>
       <w:r>
@@ -3776,7 +4098,19 @@
         <w:rPr>
           <w:rStyle w:val="StringTok"/>
         </w:rPr>
-        <w:t xml:space="preserve">&amp;referenceName=1&amp;start=42497823"</w:t>
+        <w:t xml:space="preserve">&amp;referenceName=1&amp;start=</w:t>
+      </w:r>
+      <w:r>
+        <w:rPr>
+          <w:rStyle w:val="VariableTok"/>
+        </w:rPr>
+        <w:t xml:space="preserve">$POS</w:t>
+      </w:r>
+      <w:r>
+        <w:rPr>
+          <w:rStyle w:val="StringTok"/>
+        </w:rPr>
+        <w:t xml:space="preserve">"</w:t>
       </w:r>
       <w:r>
         <w:rPr>
@@ -3920,7 +4254,19 @@
         <w:rPr>
           <w:rStyle w:val="StringTok"/>
         </w:rPr>
-        <w:t xml:space="preserve">'http://localhost:8000/api/g_variants?assemblyId=GRCh99&amp;referenceName=1&amp;start=42497823'</w:t>
+        <w:t xml:space="preserve">"http://localhost:8000/api/g_variants?assemblyId=GRCh99&amp;referenceName=1&amp;start=</w:t>
+      </w:r>
+      <w:r>
+        <w:rPr>
+          <w:rStyle w:val="VariableTok"/>
+        </w:rPr>
+        <w:t xml:space="preserve">$POS</w:t>
+      </w:r>
+      <w:r>
+        <w:rPr>
+          <w:rStyle w:val="StringTok"/>
+        </w:rPr>
+        <w:t xml:space="preserve">"</w:t>
       </w:r>
     </w:p>
     <w:p>
@@ -4184,7 +4530,19 @@
         <w:rPr>
           <w:rStyle w:val="StringTok"/>
         </w:rPr>
-        <w:t xml:space="preserve">'http://localhost:8000/api/g_variants?assemblyId=GRCh37&amp;referenceName=1&amp;start=42497823'</w:t>
+        <w:t xml:space="preserve">"http://localhost:8000/api/g_variants?assemblyId=GRCh37&amp;referenceName=1&amp;start=</w:t>
+      </w:r>
+      <w:r>
+        <w:rPr>
+          <w:rStyle w:val="VariableTok"/>
+        </w:rPr>
+        <w:t xml:space="preserve">$POS</w:t>
+      </w:r>
+      <w:r>
+        <w:rPr>
+          <w:rStyle w:val="StringTok"/>
+        </w:rPr>
+        <w:t xml:space="preserve">"</w:t>
       </w:r>
     </w:p>
     <w:p>

--- a/docs/developers/tutorial-zero-to-beacon.docx
+++ b/docs/developers/tutorial-zero-to-beacon.docx
@@ -1259,6 +1259,14 @@
     </w:p>
     <w:p>
       <w:pPr>
+        <w:pStyle w:val="BodyText"/>
+      </w:pPr>
+      <w:r>
+        <w:t xml:space="preserve">On macOS:</w:t>
+      </w:r>
+    </w:p>
+    <w:p>
+      <w:pPr>
         <w:pStyle w:val="SourceCode"/>
       </w:pPr>
       <w:r>
@@ -1307,22 +1315,68 @@
         <w:rPr>
           <w:rStyle w:val="NormalTok"/>
         </w:rPr>
-        <w:t xml:space="preserve"> .env.boolean   </w:t>
-      </w:r>
-      <w:r>
-        <w:rPr>
-          <w:rStyle w:val="CommentTok"/>
-        </w:rPr>
-        <w:t xml:space="preserve"># macOS</w:t>
-      </w:r>
-      <w:r>
-        <w:br/>
-      </w:r>
-      <w:r>
-        <w:rPr>
-          <w:rStyle w:val="CommentTok"/>
-        </w:rPr>
-        <w:t xml:space="preserve"># GNU/Linux: sed -i 's/^SECURE_SSL_REDIRECT=True/SECURE_SSL_REDIRECT=False/' .env.boolean</w:t>
+        <w:t xml:space="preserve"> .env.boolean</w:t>
+      </w:r>
+    </w:p>
+    <w:p>
+      <w:pPr>
+        <w:pStyle w:val="FirstParagraph"/>
+      </w:pPr>
+      <w:r>
+        <w:t xml:space="preserve">On GNU/Linux, without the empty argument after</w:t>
+      </w:r>
+      <w:r>
+        <w:t xml:space="preserve"> </w:t>
+      </w:r>
+      <w:r>
+        <w:rPr>
+          <w:rStyle w:val="VerbatimChar"/>
+        </w:rPr>
+        <w:t xml:space="preserve">-i</w:t>
+      </w:r>
+      <w:r>
+        <w:t xml:space="preserve">:</w:t>
+      </w:r>
+    </w:p>
+    <w:p>
+      <w:pPr>
+        <w:pStyle w:val="SourceCode"/>
+      </w:pPr>
+      <w:r>
+        <w:rPr>
+          <w:rStyle w:val="FunctionTok"/>
+        </w:rPr>
+        <w:t xml:space="preserve">sed</w:t>
+      </w:r>
+      <w:r>
+        <w:rPr>
+          <w:rStyle w:val="NormalTok"/>
+        </w:rPr>
+        <w:t xml:space="preserve"> </w:t>
+      </w:r>
+      <w:r>
+        <w:rPr>
+          <w:rStyle w:val="AttributeTok"/>
+        </w:rPr>
+        <w:t xml:space="preserve">-i</w:t>
+      </w:r>
+      <w:r>
+        <w:rPr>
+          <w:rStyle w:val="NormalTok"/>
+        </w:rPr>
+        <w:t xml:space="preserve"> </w:t>
+      </w:r>
+      <w:r>
+        <w:rPr>
+          <w:rStyle w:val="StringTok"/>
+        </w:rPr>
+        <w:t xml:space="preserve">'s/^SECURE_SSL_REDIRECT=True/SECURE_SSL_REDIRECT=False/'</w:t>
+      </w:r>
+      <w:r>
+        <w:rPr>
+          <w:rStyle w:val="NormalTok"/>
+        </w:rPr>
+        <w:t xml:space="preserve"> .env.boolean</w:t>
       </w:r>
     </w:p>
     <w:p>
@@ -2044,22 +2098,37 @@
         </w:rPr>
         <w:t xml:space="preserve">&gt;</w:t>
       </w:r>
-      <w:r>
-        <w:rPr>
-          <w:rStyle w:val="NormalTok"/>
-        </w:rPr>
-        <w:t xml:space="preserve">          </w:t>
-      </w:r>
-      <w:r>
-        <w:rPr>
-          <w:rStyle w:val="CommentTok"/>
-        </w:rPr>
-        <w:t xml:space="preserve"># only if 0 attached, and only if it is yours</w:t>
-      </w:r>
     </w:p>
     <w:p>
       <w:pPr>
         <w:pStyle w:val="FirstParagraph"/>
+      </w:pPr>
+      <w:r>
+        <w:t xml:space="preserve">Only remove a network the inspect showed as</w:t>
+      </w:r>
+      <w:r>
+        <w:t xml:space="preserve"> </w:t>
+      </w:r>
+      <w:r>
+        <w:rPr>
+          <w:b/>
+          <w:bCs/>
+        </w:rPr>
+        <w:t xml:space="preserve">0 attached</w:t>
+      </w:r>
+      <w:r>
+        <w:t xml:space="preserve">, and only one that</w:t>
+      </w:r>
+      <w:r>
+        <w:t xml:space="preserve"> </w:t>
+      </w:r>
+      <w:r>
+        <w:t xml:space="preserve">belongs to something of yours.</w:t>
+      </w:r>
+    </w:p>
+    <w:p>
+      <w:pPr>
+        <w:pStyle w:val="BodyText"/>
       </w:pPr>
       <w:r>
         <w:t xml:space="preserve">Do</w:t>
@@ -3061,40 +3130,271 @@
         <w:rPr>
           <w:rStyle w:val="NormalTok"/>
         </w:rPr>
-        <w:t xml:space="preserve"> mongodb </w:t>
-      </w:r>
-      <w:r>
-        <w:rPr>
-          <w:rStyle w:val="DataTypeTok"/>
-        </w:rPr>
-        <w:t xml:space="preserve">\</w:t>
+        <w:t xml:space="preserve"> mongodb mongo beacon_db </w:t>
+      </w:r>
+      <w:r>
+        <w:rPr>
+          <w:rStyle w:val="AttributeTok"/>
+        </w:rPr>
+        <w:t xml:space="preserve">--quiet</w:t>
+      </w:r>
+      <w:r>
+        <w:rPr>
+          <w:rStyle w:val="NormalTok"/>
+        </w:rPr>
+        <w:t xml:space="preserve"> </w:t>
+      </w:r>
+      <w:r>
+        <w:rPr>
+          <w:rStyle w:val="AttributeTok"/>
+        </w:rPr>
+        <w:t xml:space="preserve">--eval</w:t>
+      </w:r>
+      <w:r>
+        <w:rPr>
+          <w:rStyle w:val="NormalTok"/>
+        </w:rPr>
+        <w:t xml:space="preserve"> </w:t>
+      </w:r>
+      <w:r>
+        <w:rPr>
+          <w:rStyle w:val="StringTok"/>
+        </w:rPr>
+        <w:t xml:space="preserve">'var v=db.variants.findOne(); print("assembly="+v.assembly_id+"  chr="+v.reference_name+"  start="+v.start+"  ref="+v.reference_bases+"  alt="+v.alternate_bases)'</w:t>
+      </w:r>
+    </w:p>
+    <w:p>
+      <w:pPr>
+        <w:pStyle w:val="SourceCode"/>
+      </w:pPr>
+      <w:r>
+        <w:rPr>
+          <w:rStyle w:val="VerbatimChar"/>
+        </w:rPr>
+        <w:t xml:space="preserve">assembly=GRCh38  chr=chr1  start=31959452  ref=T  alt=C</w:t>
+      </w:r>
+    </w:p>
+    <w:p>
+      <w:pPr>
+        <w:pStyle w:val="FirstParagraph"/>
+      </w:pPr>
+      <w:r>
+        <w:rPr>
+          <w:b/>
+          <w:bCs/>
+        </w:rPr>
+        <w:t xml:space="preserve">Your position will be different, and that is not cosmetic.</w:t>
+      </w:r>
+      <w:r>
+        <w:t xml:space="preserve"> </w:t>
+      </w:r>
+      <w:r>
+        <w:t xml:space="preserve">The loader picks</w:t>
+      </w:r>
+      <w:r>
+        <w:t xml:space="preserve"> </w:t>
+      </w:r>
+      <w:r>
+        <w:t xml:space="preserve">each position with</w:t>
+      </w:r>
+      <w:r>
+        <w:t xml:space="preserve"> </w:t>
+      </w:r>
+      <w:r>
+        <w:rPr>
+          <w:rStyle w:val="VerbatimChar"/>
+        </w:rPr>
+        <w:t xml:space="preserve">random.randint(1000000, 50000000)</w:t>
+      </w:r>
+      <w:r>
+        <w:t xml:space="preserve">, so every install holds a</w:t>
+      </w:r>
+      <w:r>
+        <w:t xml:space="preserve"> </w:t>
+      </w:r>
+      <w:r>
+        <w:t xml:space="preserve">different 100 variants. A position copied from this page will almost certainly</w:t>
+      </w:r>
+      <w:r>
+        <w:t xml:space="preserve"> </w:t>
+      </w:r>
+      <w:r>
+        <w:t xml:space="preserve">not exist in your database, and the beacon will correctly answer</w:t>
+      </w:r>
+      <w:r>
+        <w:t xml:space="preserve"> </w:t>
+      </w:r>
+      <w:r>
+        <w:rPr>
+          <w:rStyle w:val="VerbatimChar"/>
+        </w:rPr>
+        <w:t xml:space="preserve">exists: false</w:t>
+      </w:r>
+      <w:r>
+        <w:t xml:space="preserve"> </w:t>
+      </w:r>
+      <w:r>
+        <w:t xml:space="preserve">— which looks exactly like a broken beacon.</w:t>
+      </w:r>
+    </w:p>
+    <w:p>
+      <w:pPr>
+        <w:pStyle w:val="BodyText"/>
+      </w:pPr>
+      <w:r>
+        <w:t xml:space="preserve">So capture it into a shell variable and use that from here on:</w:t>
+      </w:r>
+    </w:p>
+    <w:p>
+      <w:pPr>
+        <w:pStyle w:val="SourceCode"/>
+      </w:pPr>
+      <w:r>
+        <w:rPr>
+          <w:rStyle w:val="VariableTok"/>
+        </w:rPr>
+        <w:t xml:space="preserve">POS</w:t>
+      </w:r>
+      <w:r>
+        <w:rPr>
+          <w:rStyle w:val="OperatorTok"/>
+        </w:rPr>
+        <w:t xml:space="preserve">=</w:t>
+      </w:r>
+      <w:r>
+        <w:rPr>
+          <w:rStyle w:val="VariableTok"/>
+        </w:rPr>
+        <w:t xml:space="preserve">$(</w:t>
+      </w:r>
+      <w:r>
+        <w:rPr>
+          <w:rStyle w:val="ExtensionTok"/>
+        </w:rPr>
+        <w:t xml:space="preserve">docker</w:t>
+      </w:r>
+      <w:r>
+        <w:rPr>
+          <w:rStyle w:val="NormalTok"/>
+        </w:rPr>
+        <w:t xml:space="preserve"> compose </w:t>
+      </w:r>
+      <w:r>
+        <w:rPr>
+          <w:rStyle w:val="AttributeTok"/>
+        </w:rPr>
+        <w:t xml:space="preserve">-f</w:t>
+      </w:r>
+      <w:r>
+        <w:rPr>
+          <w:rStyle w:val="NormalTok"/>
+        </w:rPr>
+        <w:t xml:space="preserve"> compose/docker-compose.dev.yml exec </w:t>
+      </w:r>
+      <w:r>
+        <w:rPr>
+          <w:rStyle w:val="AttributeTok"/>
+        </w:rPr>
+        <w:t xml:space="preserve">-T</w:t>
+      </w:r>
+      <w:r>
+        <w:rPr>
+          <w:rStyle w:val="NormalTok"/>
+        </w:rPr>
+        <w:t xml:space="preserve"> mongodb mongo beacon_db </w:t>
+      </w:r>
+      <w:r>
+        <w:rPr>
+          <w:rStyle w:val="AttributeTok"/>
+        </w:rPr>
+        <w:t xml:space="preserve">--quiet</w:t>
+      </w:r>
+      <w:r>
+        <w:rPr>
+          <w:rStyle w:val="NormalTok"/>
+        </w:rPr>
+        <w:t xml:space="preserve"> </w:t>
+      </w:r>
+      <w:r>
+        <w:rPr>
+          <w:rStyle w:val="AttributeTok"/>
+        </w:rPr>
+        <w:t xml:space="preserve">--eval</w:t>
+      </w:r>
+      <w:r>
+        <w:rPr>
+          <w:rStyle w:val="NormalTok"/>
+        </w:rPr>
+        <w:t xml:space="preserve"> </w:t>
+      </w:r>
+      <w:r>
+        <w:rPr>
+          <w:rStyle w:val="StringTok"/>
+        </w:rPr>
+        <w:t xml:space="preserve">'print(db.variants.findOne().start)'</w:t>
+      </w:r>
+      <w:r>
+        <w:rPr>
+          <w:rStyle w:val="NormalTok"/>
+        </w:rPr>
+        <w:t xml:space="preserve"> </w:t>
+      </w:r>
+      <w:r>
+        <w:rPr>
+          <w:rStyle w:val="KeywordTok"/>
+        </w:rPr>
+        <w:t xml:space="preserve">|</w:t>
+      </w:r>
+      <w:r>
+        <w:rPr>
+          <w:rStyle w:val="NormalTok"/>
+        </w:rPr>
+        <w:t xml:space="preserve"> </w:t>
+      </w:r>
+      <w:r>
+        <w:rPr>
+          <w:rStyle w:val="FunctionTok"/>
+        </w:rPr>
+        <w:t xml:space="preserve">tr</w:t>
+      </w:r>
+      <w:r>
+        <w:rPr>
+          <w:rStyle w:val="NormalTok"/>
+        </w:rPr>
+        <w:t xml:space="preserve"> </w:t>
+      </w:r>
+      <w:r>
+        <w:rPr>
+          <w:rStyle w:val="AttributeTok"/>
+        </w:rPr>
+        <w:t xml:space="preserve">-d</w:t>
+      </w:r>
+      <w:r>
+        <w:rPr>
+          <w:rStyle w:val="NormalTok"/>
+        </w:rPr>
+        <w:t xml:space="preserve"> </w:t>
+      </w:r>
+      <w:r>
+        <w:rPr>
+          <w:rStyle w:val="StringTok"/>
+        </w:rPr>
+        <w:t xml:space="preserve">'\r\n'</w:t>
+      </w:r>
+      <w:r>
+        <w:rPr>
+          <w:rStyle w:val="VariableTok"/>
+        </w:rPr>
+        <w:t xml:space="preserve">)</w:t>
       </w:r>
       <w:r>
         <w:br/>
       </w:r>
       <w:r>
         <w:rPr>
-          <w:rStyle w:val="NormalTok"/>
-        </w:rPr>
-        <w:t xml:space="preserve">  mongo beacon_db </w:t>
-      </w:r>
-      <w:r>
-        <w:rPr>
-          <w:rStyle w:val="AttributeTok"/>
-        </w:rPr>
-        <w:t xml:space="preserve">--quiet</w:t>
-      </w:r>
-      <w:r>
-        <w:rPr>
-          <w:rStyle w:val="NormalTok"/>
-        </w:rPr>
-        <w:t xml:space="preserve"> </w:t>
-      </w:r>
-      <w:r>
-        <w:rPr>
-          <w:rStyle w:val="AttributeTok"/>
-        </w:rPr>
-        <w:t xml:space="preserve">--eval</w:t>
+          <w:rStyle w:val="BuiltInTok"/>
+        </w:rPr>
+        <w:t xml:space="preserve">echo</w:t>
       </w:r>
       <w:r>
         <w:rPr>
@@ -3106,40 +3406,24 @@
         <w:rPr>
           <w:rStyle w:val="StringTok"/>
         </w:rPr>
-        <w:t xml:space="preserve">'var v=db.variants.findOne();</w:t>
-      </w:r>
-      <w:r>
-        <w:br/>
+        <w:t xml:space="preserve">"</w:t>
+      </w:r>
+      <w:r>
+        <w:rPr>
+          <w:rStyle w:val="VariableTok"/>
+        </w:rPr>
+        <w:t xml:space="preserve">$POS</w:t>
       </w:r>
       <w:r>
         <w:rPr>
           <w:rStyle w:val="StringTok"/>
         </w:rPr>
-        <w:t xml:space="preserve">  print("assembly="+v.assembly_id+"  chr="+v.reference_name+"  start="+v.start+"  ref="+v.reference_bases+"  alt="+v.alternate_bases)'</w:t>
-      </w:r>
-    </w:p>
-    <w:p>
-      <w:pPr>
-        <w:pStyle w:val="SourceCode"/>
-      </w:pPr>
-      <w:r>
-        <w:rPr>
-          <w:rStyle w:val="VerbatimChar"/>
-        </w:rPr>
-        <w:t xml:space="preserve">assembly=GRCh38  chr=chr1  start=42497823  ref=A  alt=G</w:t>
+        <w:t xml:space="preserve">"</w:t>
       </w:r>
     </w:p>
     <w:p>
       <w:pPr>
         <w:pStyle w:val="FirstParagraph"/>
-      </w:pPr>
-      <w:r>
-        <w:t xml:space="preserve">Yours will differ — use your own values below.</w:t>
-      </w:r>
-    </w:p>
-    <w:p>
-      <w:pPr>
-        <w:pStyle w:val="BodyText"/>
       </w:pPr>
       <w:r>
         <w:t xml:space="preserve">Notice the chromosome is stored as</w:t>
@@ -3223,28 +3507,25 @@
         <w:rPr>
           <w:rStyle w:val="StringTok"/>
         </w:rPr>
-        <w:t xml:space="preserve">'http://localhost:8000/api/g_variants?assemblyId=GRCh38&amp;referenceName=1&amp;start=42497823'</w:t>
-      </w:r>
-      <w:r>
-        <w:rPr>
-          <w:rStyle w:val="NormalTok"/>
-        </w:rPr>
-        <w:t xml:space="preserve"> </w:t>
-      </w:r>
-      <w:r>
-        <w:rPr>
-          <w:rStyle w:val="DataTypeTok"/>
-        </w:rPr>
-        <w:t xml:space="preserve">\</w:t>
-      </w:r>
-      <w:r>
-        <w:br/>
-      </w:r>
-      <w:r>
-        <w:rPr>
-          <w:rStyle w:val="NormalTok"/>
-        </w:rPr>
-        <w:t xml:space="preserve">  </w:t>
+        <w:t xml:space="preserve">"http://localhost:8000/api/g_variants?assemblyId=GRCh38&amp;referenceName=1&amp;start=</w:t>
+      </w:r>
+      <w:r>
+        <w:rPr>
+          <w:rStyle w:val="VariableTok"/>
+        </w:rPr>
+        <w:t xml:space="preserve">$POS</w:t>
+      </w:r>
+      <w:r>
+        <w:rPr>
+          <w:rStyle w:val="StringTok"/>
+        </w:rPr>
+        <w:t xml:space="preserve">"</w:t>
+      </w:r>
+      <w:r>
+        <w:rPr>
+          <w:rStyle w:val="NormalTok"/>
+        </w:rPr>
+        <w:t xml:space="preserve"> </w:t>
       </w:r>
       <w:r>
         <w:rPr>
@@ -3297,7 +3578,7 @@
         <w:rPr>
           <w:rStyle w:val="VerbatimChar"/>
         </w:rPr>
-        <w:t xml:space="preserve">{'exists': True, 'numTotalResults': 1}</w:t>
+        <w:t xml:space="preserve">{'exists': True, 'numTotalResults': 0}</w:t>
       </w:r>
     </w:p>
     <w:p>
@@ -3306,9 +3587,119 @@
       </w:pPr>
       <w:r>
         <w:rPr>
+          <w:rStyle w:val="VerbatimChar"/>
           <w:b/>
           <w:bCs/>
         </w:rPr>
+        <w:t xml:space="preserve">numTotalResults</w:t>
+      </w:r>
+      <w:r>
+        <w:rPr>
+          <w:b/>
+          <w:bCs/>
+        </w:rPr>
+        <w:t xml:space="preserve"> </w:t>
+      </w:r>
+      <w:r>
+        <w:rPr>
+          <w:b/>
+          <w:bCs/>
+        </w:rPr>
+        <w:t xml:space="preserve">really is 0 here, and that is not a contradiction.</w:t>
+      </w:r>
+      <w:r>
+        <w:t xml:space="preserve"> </w:t>
+      </w:r>
+      <w:r>
+        <w:t xml:space="preserve">On this</w:t>
+      </w:r>
+      <w:r>
+        <w:t xml:space="preserve"> </w:t>
+      </w:r>
+      <w:r>
+        <w:t xml:space="preserve">path the counter reports matching</w:t>
+      </w:r>
+      <w:r>
+        <w:t xml:space="preserve"> </w:t>
+      </w:r>
+      <w:r>
+        <w:rPr>
+          <w:i/>
+          <w:iCs/>
+        </w:rPr>
+        <w:t xml:space="preserve">datasets</w:t>
+      </w:r>
+      <w:r>
+        <w:t xml:space="preserve">, not matching variants. Read</w:t>
+      </w:r>
+      <w:r>
+        <w:t xml:space="preserve"> </w:t>
+      </w:r>
+      <w:r>
+        <w:rPr>
+          <w:rStyle w:val="VerbatimChar"/>
+        </w:rPr>
+        <w:t xml:space="preserve">exists</w:t>
+      </w:r>
+      <w:r>
+        <w:t xml:space="preserve"> </w:t>
+      </w:r>
+      <w:r>
+        <w:t xml:space="preserve">and never infer absence from the count — see</w:t>
+      </w:r>
+      <w:r>
+        <w:t xml:space="preserve"> </w:t>
+      </w:r>
+      <w:hyperlink r:id="rId17">
+        <w:r>
+          <w:rPr>
+            <w:rStyle w:val="Hyperlink"/>
+          </w:rPr>
+          <w:t xml:space="preserve">api-contract.md</w:t>
+        </w:r>
+      </w:hyperlink>
+      <w:r>
+        <w:t xml:space="preserve">.</w:t>
+      </w:r>
+    </w:p>
+    <w:p>
+      <w:pPr>
+        <w:pStyle w:val="BodyText"/>
+      </w:pPr>
+      <w:r>
+        <w:t xml:space="preserve">Note the double quotes around the URL.</w:t>
+      </w:r>
+      <w:r>
+        <w:t xml:space="preserve"> </w:t>
+      </w:r>
+      <w:r>
+        <w:rPr>
+          <w:rStyle w:val="VerbatimChar"/>
+        </w:rPr>
+        <w:t xml:space="preserve">$POS</w:t>
+      </w:r>
+      <w:r>
+        <w:t xml:space="preserve"> </w:t>
+      </w:r>
+      <w:r>
+        <w:t xml:space="preserve">does not expand inside single</w:t>
+      </w:r>
+      <w:r>
+        <w:t xml:space="preserve"> </w:t>
+      </w:r>
+      <w:r>
+        <w:t xml:space="preserve">quotes.</w:t>
+      </w:r>
+    </w:p>
+    <w:p>
+      <w:pPr>
+        <w:pStyle w:val="BodyText"/>
+      </w:pPr>
+      <w:r>
+        <w:rPr>
+          <w:b/>
+          <w:bCs/>
+        </w:rPr>
         <w:t xml:space="preserve">That is a working beacon.</w:t>
       </w:r>
       <w:r>
@@ -3707,7 +4098,19 @@
         <w:rPr>
           <w:rStyle w:val="StringTok"/>
         </w:rPr>
-        <w:t xml:space="preserve">&amp;referenceName=1&amp;start=42497823"</w:t>
+        <w:t xml:space="preserve">&amp;referenceName=1&amp;start=</w:t>
+      </w:r>
+      <w:r>
+        <w:rPr>
+          <w:rStyle w:val="VariableTok"/>
+        </w:rPr>
+        <w:t xml:space="preserve">$POS</w:t>
+      </w:r>
+      <w:r>
+        <w:rPr>
+          <w:rStyle w:val="StringTok"/>
+        </w:rPr>
+        <w:t xml:space="preserve">"</w:t>
       </w:r>
       <w:r>
         <w:rPr>
@@ -3851,7 +4254,19 @@
         <w:rPr>
           <w:rStyle w:val="StringTok"/>
         </w:rPr>
-        <w:t xml:space="preserve">'http://localhost:8000/api/g_variants?assemblyId=GRCh99&amp;referenceName=1&amp;start=42497823'</w:t>
+        <w:t xml:space="preserve">"http://localhost:8000/api/g_variants?assemblyId=GRCh99&amp;referenceName=1&amp;start=</w:t>
+      </w:r>
+      <w:r>
+        <w:rPr>
+          <w:rStyle w:val="VariableTok"/>
+        </w:rPr>
+        <w:t xml:space="preserve">$POS</w:t>
+      </w:r>
+      <w:r>
+        <w:rPr>
+          <w:rStyle w:val="StringTok"/>
+        </w:rPr>
+        <w:t xml:space="preserve">"</w:t>
       </w:r>
     </w:p>
     <w:p>
@@ -4115,7 +4530,19 @@
         <w:rPr>
           <w:rStyle w:val="StringTok"/>
         </w:rPr>
-        <w:t xml:space="preserve">'http://localhost:8000/api/g_variants?assemblyId=GRCh37&amp;referenceName=1&amp;start=42497823'</w:t>
+        <w:t xml:space="preserve">"http://localhost:8000/api/g_variants?assemblyId=GRCh37&amp;referenceName=1&amp;start=</w:t>
+      </w:r>
+      <w:r>
+        <w:rPr>
+          <w:rStyle w:val="VariableTok"/>
+        </w:rPr>
+        <w:t xml:space="preserve">$POS</w:t>
+      </w:r>
+      <w:r>
+        <w:rPr>
+          <w:rStyle w:val="StringTok"/>
+        </w:rPr>
+        <w:t xml:space="preserve">"</w:t>
       </w:r>
     </w:p>
     <w:p>
@@ -4960,6 +5387,179 @@
         <w:t xml:space="preserve">Step 10 — Look around the rest of the API</w:t>
       </w:r>
     </w:p>
+    <w:tbl>
+      <w:tblPr>
+        <w:tblStyle w:val="Table"/>
+        <w:tblW w:type="auto" w:w="0"/>
+        <w:tblLook w:firstRow="1" w:lastRow="0" w:firstColumn="0" w:lastColumn="0" w:noHBand="0" w:noVBand="0" w:val="0020"/>
+      </w:tblPr>
+      <w:tblGrid>
+        <w:gridCol w:w="3960"/>
+        <w:gridCol w:w="3960"/>
+      </w:tblGrid>
+      <w:tr>
+        <w:trPr>
+          <w:tblHeader w:val="on"/>
+        </w:trPr>
+        <w:tc>
+          <w:tcPr/>
+          <w:p>
+            <w:pPr>
+              <w:pStyle w:val="Compact"/>
+            </w:pPr>
+            <w:r>
+              <w:t xml:space="preserve">Endpoint</w:t>
+            </w:r>
+          </w:p>
+        </w:tc>
+        <w:tc>
+          <w:tcPr/>
+          <w:p>
+            <w:pPr>
+              <w:pStyle w:val="Compact"/>
+            </w:pPr>
+            <w:r>
+              <w:t xml:space="preserve">What it returns</w:t>
+            </w:r>
+          </w:p>
+        </w:tc>
+      </w:tr>
+      <w:tr>
+        <w:tc>
+          <w:tcPr/>
+          <w:p>
+            <w:pPr>
+              <w:pStyle w:val="Compact"/>
+            </w:pPr>
+            <w:r>
+              <w:rPr>
+                <w:rStyle w:val="VerbatimChar"/>
+              </w:rPr>
+              <w:t xml:space="preserve">/api/</w:t>
+            </w:r>
+          </w:p>
+        </w:tc>
+        <w:tc>
+          <w:tcPr/>
+          <w:p>
+            <w:pPr>
+              <w:pStyle w:val="Compact"/>
+            </w:pPr>
+            <w:r>
+              <w:t xml:space="preserve">Beacon info</w:t>
+            </w:r>
+          </w:p>
+        </w:tc>
+      </w:tr>
+      <w:tr>
+        <w:tc>
+          <w:tcPr/>
+          <w:p>
+            <w:pPr>
+              <w:pStyle w:val="Compact"/>
+            </w:pPr>
+            <w:r>
+              <w:rPr>
+                <w:rStyle w:val="VerbatimChar"/>
+              </w:rPr>
+              <w:t xml:space="preserve">/api/datasets</w:t>
+            </w:r>
+          </w:p>
+        </w:tc>
+        <w:tc>
+          <w:tcPr/>
+          <w:p>
+            <w:pPr>
+              <w:pStyle w:val="Compact"/>
+            </w:pPr>
+            <w:r>
+              <w:t xml:space="preserve">What is loaded</w:t>
+            </w:r>
+          </w:p>
+        </w:tc>
+      </w:tr>
+      <w:tr>
+        <w:tc>
+          <w:tcPr/>
+          <w:p>
+            <w:pPr>
+              <w:pStyle w:val="Compact"/>
+            </w:pPr>
+            <w:r>
+              <w:rPr>
+                <w:rStyle w:val="VerbatimChar"/>
+              </w:rPr>
+              <w:t xml:space="preserve">/api/entry_types</w:t>
+            </w:r>
+          </w:p>
+        </w:tc>
+        <w:tc>
+          <w:tcPr/>
+          <w:p>
+            <w:pPr>
+              <w:pStyle w:val="Compact"/>
+            </w:pPr>
+            <w:r>
+              <w:t xml:space="preserve">Supported entry types</w:t>
+            </w:r>
+          </w:p>
+        </w:tc>
+      </w:tr>
+      <w:tr>
+        <w:tc>
+          <w:tcPr/>
+          <w:p>
+            <w:pPr>
+              <w:pStyle w:val="Compact"/>
+            </w:pPr>
+            <w:r>
+              <w:rPr>
+                <w:rStyle w:val="VerbatimChar"/>
+              </w:rPr>
+              <w:t xml:space="preserve">/api/map</w:t>
+            </w:r>
+          </w:p>
+        </w:tc>
+        <w:tc>
+          <w:tcPr/>
+          <w:p>
+            <w:pPr>
+              <w:pStyle w:val="Compact"/>
+            </w:pPr>
+            <w:r>
+              <w:t xml:space="preserve">Endpoint map</w:t>
+            </w:r>
+          </w:p>
+        </w:tc>
+      </w:tr>
+      <w:tr>
+        <w:tc>
+          <w:tcPr/>
+          <w:p>
+            <w:pPr>
+              <w:pStyle w:val="Compact"/>
+            </w:pPr>
+            <w:r>
+              <w:rPr>
+                <w:rStyle w:val="VerbatimChar"/>
+              </w:rPr>
+              <w:t xml:space="preserve">/api/individuals?sex=MALE</w:t>
+            </w:r>
+          </w:p>
+        </w:tc>
+        <w:tc>
+          <w:tcPr/>
+          <w:p>
+            <w:pPr>
+              <w:pStyle w:val="Compact"/>
+            </w:pPr>
+            <w:r>
+              <w:t xml:space="preserve">A filtered entity query</w:t>
+            </w:r>
+          </w:p>
+        </w:tc>
+      </w:tr>
+    </w:tbl>
     <w:p>
       <w:pPr>
         <w:pStyle w:val="SourceCode"/>
@@ -4986,7 +5586,7 @@
         <w:rPr>
           <w:rStyle w:val="NormalTok"/>
         </w:rPr>
-        <w:t xml:space="preserve"> http://localhost:8000/api/          </w:t>
+        <w:t xml:space="preserve"> http://localhost:8000/api/ </w:t>
       </w:r>
       <w:r>
         <w:rPr>
@@ -5022,13 +5622,7 @@
         <w:rPr>
           <w:rStyle w:val="NormalTok"/>
         </w:rPr>
-        <w:t xml:space="preserve"> 200   </w:t>
-      </w:r>
-      <w:r>
-        <w:rPr>
-          <w:rStyle w:val="CommentTok"/>
-        </w:rPr>
-        <w:t xml:space="preserve"># beacon info</w:t>
+        <w:t xml:space="preserve"> 200</w:t>
       </w:r>
       <w:r>
         <w:br/>
@@ -5055,13 +5649,7 @@
         <w:rPr>
           <w:rStyle w:val="NormalTok"/>
         </w:rPr>
-        <w:t xml:space="preserve"> http://localhost:8000/api/datasets                  </w:t>
-      </w:r>
-      <w:r>
-        <w:rPr>
-          <w:rStyle w:val="CommentTok"/>
-        </w:rPr>
-        <w:t xml:space="preserve"># what is loaded</w:t>
+        <w:t xml:space="preserve"> http://localhost:8000/api/datasets</w:t>
       </w:r>
       <w:r>
         <w:br/>
@@ -5088,13 +5676,7 @@
         <w:rPr>
           <w:rStyle w:val="NormalTok"/>
         </w:rPr>
-        <w:t xml:space="preserve"> http://localhost:8000/api/entry_types               </w:t>
-      </w:r>
-      <w:r>
-        <w:rPr>
-          <w:rStyle w:val="CommentTok"/>
-        </w:rPr>
-        <w:t xml:space="preserve"># supported entry types</w:t>
+        <w:t xml:space="preserve"> http://localhost:8000/api/entry_types</w:t>
       </w:r>
       <w:r>
         <w:br/>
@@ -5121,13 +5703,7 @@
         <w:rPr>
           <w:rStyle w:val="NormalTok"/>
         </w:rPr>
-        <w:t xml:space="preserve"> http://localhost:8000/api/map                       </w:t>
-      </w:r>
-      <w:r>
-        <w:rPr>
-          <w:rStyle w:val="CommentTok"/>
-        </w:rPr>
-        <w:t xml:space="preserve"># endpoint map</w:t>
+        <w:t xml:space="preserve"> http://localhost:8000/api/map</w:t>
       </w:r>
       <w:r>
         <w:br/>

--- a/docs/developers/tutorial-zero-to-beacon.docx
+++ b/docs/developers/tutorial-zero-to-beacon.docx
@@ -5063,24 +5063,261 @@
       </w:r>
       <w:r>
         <w:rPr>
+          <w:rStyle w:val="AttributeTok"/>
+        </w:rPr>
+        <w:t xml:space="preserve">-H</w:t>
+      </w:r>
+      <w:r>
+        <w:rPr>
+          <w:rStyle w:val="NormalTok"/>
+        </w:rPr>
+        <w:t xml:space="preserve"> </w:t>
+      </w:r>
+      <w:r>
+        <w:rPr>
+          <w:rStyle w:val="StringTok"/>
+        </w:rPr>
+        <w:t xml:space="preserve">'Content-Type: application/json'</w:t>
+      </w:r>
+      <w:r>
+        <w:rPr>
+          <w:rStyle w:val="NormalTok"/>
+        </w:rPr>
+        <w:t xml:space="preserve"> </w:t>
+      </w:r>
+      <w:r>
+        <w:rPr>
+          <w:rStyle w:val="AttributeTok"/>
+        </w:rPr>
+        <w:t xml:space="preserve">-d</w:t>
+      </w:r>
+      <w:r>
+        <w:rPr>
+          <w:rStyle w:val="NormalTok"/>
+        </w:rPr>
+        <w:t xml:space="preserve"> </w:t>
+      </w:r>
+      <w:r>
+        <w:rPr>
+          <w:rStyle w:val="StringTok"/>
+        </w:rPr>
+        <w:t xml:space="preserve">"{</w:t>
+      </w:r>
+      <w:r>
+        <w:rPr>
           <w:rStyle w:val="DataTypeTok"/>
         </w:rPr>
-        <w:t xml:space="preserve">\</w:t>
-      </w:r>
-      <w:r>
-        <w:br/>
-      </w:r>
-      <w:r>
-        <w:rPr>
-          <w:rStyle w:val="NormalTok"/>
-        </w:rPr>
-        <w:t xml:space="preserve">  </w:t>
+        <w:t xml:space="preserve">\"</w:t>
+      </w:r>
+      <w:r>
+        <w:rPr>
+          <w:rStyle w:val="StringTok"/>
+        </w:rPr>
+        <w:t xml:space="preserve">query</w:t>
+      </w:r>
+      <w:r>
+        <w:rPr>
+          <w:rStyle w:val="DataTypeTok"/>
+        </w:rPr>
+        <w:t xml:space="preserve">\"</w:t>
+      </w:r>
+      <w:r>
+        <w:rPr>
+          <w:rStyle w:val="StringTok"/>
+        </w:rPr>
+        <w:t xml:space="preserve">:{</w:t>
+      </w:r>
+      <w:r>
+        <w:rPr>
+          <w:rStyle w:val="DataTypeTok"/>
+        </w:rPr>
+        <w:t xml:space="preserve">\"</w:t>
+      </w:r>
+      <w:r>
+        <w:rPr>
+          <w:rStyle w:val="StringTok"/>
+        </w:rPr>
+        <w:t xml:space="preserve">requestParameters</w:t>
+      </w:r>
+      <w:r>
+        <w:rPr>
+          <w:rStyle w:val="DataTypeTok"/>
+        </w:rPr>
+        <w:t xml:space="preserve">\"</w:t>
+      </w:r>
+      <w:r>
+        <w:rPr>
+          <w:rStyle w:val="StringTok"/>
+        </w:rPr>
+        <w:t xml:space="preserve">:{</w:t>
+      </w:r>
+      <w:r>
+        <w:rPr>
+          <w:rStyle w:val="DataTypeTok"/>
+        </w:rPr>
+        <w:t xml:space="preserve">\"</w:t>
+      </w:r>
+      <w:r>
+        <w:rPr>
+          <w:rStyle w:val="StringTok"/>
+        </w:rPr>
+        <w:t xml:space="preserve">assemblyId</w:t>
+      </w:r>
+      <w:r>
+        <w:rPr>
+          <w:rStyle w:val="DataTypeTok"/>
+        </w:rPr>
+        <w:t xml:space="preserve">\"</w:t>
+      </w:r>
+      <w:r>
+        <w:rPr>
+          <w:rStyle w:val="StringTok"/>
+        </w:rPr>
+        <w:t xml:space="preserve">:</w:t>
+      </w:r>
+      <w:r>
+        <w:rPr>
+          <w:rStyle w:val="DataTypeTok"/>
+        </w:rPr>
+        <w:t xml:space="preserve">\"</w:t>
+      </w:r>
+      <w:r>
+        <w:rPr>
+          <w:rStyle w:val="StringTok"/>
+        </w:rPr>
+        <w:t xml:space="preserve">GRCh38</w:t>
+      </w:r>
+      <w:r>
+        <w:rPr>
+          <w:rStyle w:val="DataTypeTok"/>
+        </w:rPr>
+        <w:t xml:space="preserve">\"</w:t>
+      </w:r>
+      <w:r>
+        <w:rPr>
+          <w:rStyle w:val="StringTok"/>
+        </w:rPr>
+        <w:t xml:space="preserve">,</w:t>
+      </w:r>
+      <w:r>
+        <w:rPr>
+          <w:rStyle w:val="DataTypeTok"/>
+        </w:rPr>
+        <w:t xml:space="preserve">\"</w:t>
+      </w:r>
+      <w:r>
+        <w:rPr>
+          <w:rStyle w:val="StringTok"/>
+        </w:rPr>
+        <w:t xml:space="preserve">referenceName</w:t>
+      </w:r>
+      <w:r>
+        <w:rPr>
+          <w:rStyle w:val="DataTypeTok"/>
+        </w:rPr>
+        <w:t xml:space="preserve">\"</w:t>
+      </w:r>
+      <w:r>
+        <w:rPr>
+          <w:rStyle w:val="StringTok"/>
+        </w:rPr>
+        <w:t xml:space="preserve">:</w:t>
+      </w:r>
+      <w:r>
+        <w:rPr>
+          <w:rStyle w:val="DataTypeTok"/>
+        </w:rPr>
+        <w:t xml:space="preserve">\"</w:t>
+      </w:r>
+      <w:r>
+        <w:rPr>
+          <w:rStyle w:val="StringTok"/>
+        </w:rPr>
+        <w:t xml:space="preserve">1</w:t>
+      </w:r>
+      <w:r>
+        <w:rPr>
+          <w:rStyle w:val="DataTypeTok"/>
+        </w:rPr>
+        <w:t xml:space="preserve">\"</w:t>
+      </w:r>
+      <w:r>
+        <w:rPr>
+          <w:rStyle w:val="StringTok"/>
+        </w:rPr>
+        <w:t xml:space="preserve">,</w:t>
+      </w:r>
+      <w:r>
+        <w:rPr>
+          <w:rStyle w:val="DataTypeTok"/>
+        </w:rPr>
+        <w:t xml:space="preserve">\"</w:t>
+      </w:r>
+      <w:r>
+        <w:rPr>
+          <w:rStyle w:val="StringTok"/>
+        </w:rPr>
+        <w:t xml:space="preserve">start</w:t>
+      </w:r>
+      <w:r>
+        <w:rPr>
+          <w:rStyle w:val="DataTypeTok"/>
+        </w:rPr>
+        <w:t xml:space="preserve">\"</w:t>
+      </w:r>
+      <w:r>
+        <w:rPr>
+          <w:rStyle w:val="StringTok"/>
+        </w:rPr>
+        <w:t xml:space="preserve">:</w:t>
+      </w:r>
+      <w:r>
+        <w:rPr>
+          <w:rStyle w:val="VariableTok"/>
+        </w:rPr>
+        <w:t xml:space="preserve">$POS</w:t>
+      </w:r>
+      <w:r>
+        <w:rPr>
+          <w:rStyle w:val="StringTok"/>
+        </w:rPr>
+        <w:t xml:space="preserve">}}}"</w:t>
+      </w:r>
+      <w:r>
+        <w:rPr>
+          <w:rStyle w:val="NormalTok"/>
+        </w:rPr>
+        <w:t xml:space="preserve"> </w:t>
+      </w:r>
+      <w:r>
+        <w:rPr>
+          <w:rStyle w:val="KeywordTok"/>
+        </w:rPr>
+        <w:t xml:space="preserve">|</w:t>
+      </w:r>
+      <w:r>
+        <w:rPr>
+          <w:rStyle w:val="NormalTok"/>
+        </w:rPr>
+        <w:t xml:space="preserve"> </w:t>
+      </w:r>
+      <w:r>
+        <w:rPr>
+          <w:rStyle w:val="ExtensionTok"/>
+        </w:rPr>
+        <w:t xml:space="preserve">python3</w:t>
+      </w:r>
+      <w:r>
+        <w:rPr>
+          <w:rStyle w:val="NormalTok"/>
+        </w:rPr>
+        <w:t xml:space="preserve"> </w:t>
       </w:r>
       <w:r>
         <w:rPr>
           <w:rStyle w:val="AttributeTok"/>
         </w:rPr>
-        <w:t xml:space="preserve">-H</w:t>
+        <w:t xml:space="preserve">-c</w:t>
       </w:r>
       <w:r>
         <w:rPr>
@@ -5092,117 +5329,63 @@
         <w:rPr>
           <w:rStyle w:val="StringTok"/>
         </w:rPr>
-        <w:t xml:space="preserve">'Content-Type: application/json'</w:t>
-      </w:r>
-      <w:r>
-        <w:rPr>
-          <w:rStyle w:val="NormalTok"/>
-        </w:rPr>
-        <w:t xml:space="preserve"> </w:t>
-      </w:r>
-      <w:r>
-        <w:rPr>
-          <w:rStyle w:val="DataTypeTok"/>
-        </w:rPr>
-        <w:t xml:space="preserve">\</w:t>
-      </w:r>
-      <w:r>
-        <w:br/>
-      </w:r>
-      <w:r>
-        <w:rPr>
-          <w:rStyle w:val="NormalTok"/>
-        </w:rPr>
-        <w:t xml:space="preserve">  </w:t>
-      </w:r>
-      <w:r>
-        <w:rPr>
-          <w:rStyle w:val="AttributeTok"/>
-        </w:rPr>
-        <w:t xml:space="preserve">-d</w:t>
-      </w:r>
-      <w:r>
-        <w:rPr>
-          <w:rStyle w:val="NormalTok"/>
-        </w:rPr>
-        <w:t xml:space="preserve"> </w:t>
-      </w:r>
-      <w:r>
-        <w:rPr>
-          <w:rStyle w:val="StringTok"/>
-        </w:rPr>
-        <w:t xml:space="preserve">'{"query":{"requestParameters":{"assemblyId":"GRCh38","referenceName":"1","start":&lt;POS&gt;}}}'</w:t>
-      </w:r>
-      <w:r>
-        <w:rPr>
-          <w:rStyle w:val="NormalTok"/>
-        </w:rPr>
-        <w:t xml:space="preserve"> </w:t>
-      </w:r>
-      <w:r>
-        <w:rPr>
-          <w:rStyle w:val="DataTypeTok"/>
-        </w:rPr>
-        <w:t xml:space="preserve">\</w:t>
-      </w:r>
-      <w:r>
-        <w:br/>
-      </w:r>
-      <w:r>
-        <w:rPr>
-          <w:rStyle w:val="NormalTok"/>
-        </w:rPr>
-        <w:t xml:space="preserve">  </w:t>
-      </w:r>
-      <w:r>
-        <w:rPr>
-          <w:rStyle w:val="KeywordTok"/>
-        </w:rPr>
-        <w:t xml:space="preserve">|</w:t>
-      </w:r>
-      <w:r>
-        <w:rPr>
-          <w:rStyle w:val="NormalTok"/>
-        </w:rPr>
-        <w:t xml:space="preserve"> </w:t>
-      </w:r>
-      <w:r>
-        <w:rPr>
-          <w:rStyle w:val="ExtensionTok"/>
-        </w:rPr>
-        <w:t xml:space="preserve">python3</w:t>
-      </w:r>
-      <w:r>
-        <w:rPr>
-          <w:rStyle w:val="NormalTok"/>
-        </w:rPr>
-        <w:t xml:space="preserve"> </w:t>
-      </w:r>
-      <w:r>
-        <w:rPr>
-          <w:rStyle w:val="AttributeTok"/>
-        </w:rPr>
-        <w:t xml:space="preserve">-c</w:t>
-      </w:r>
-      <w:r>
-        <w:rPr>
-          <w:rStyle w:val="NormalTok"/>
-        </w:rPr>
-        <w:t xml:space="preserve"> </w:t>
-      </w:r>
-      <w:r>
-        <w:rPr>
-          <w:rStyle w:val="StringTok"/>
-        </w:rPr>
         <w:t xml:space="preserve">'import json,sys; print(json.load(sys.stdin)["responseSummary"])'</w:t>
       </w:r>
     </w:p>
     <w:p>
       <w:pPr>
+        <w:pStyle w:val="SourceCode"/>
+      </w:pPr>
+      <w:r>
+        <w:rPr>
+          <w:rStyle w:val="VerbatimChar"/>
+        </w:rPr>
+        <w:t xml:space="preserve">{'exists': True, 'numTotalResults': 0}</w:t>
+      </w:r>
+    </w:p>
+    <w:p>
+      <w:pPr>
         <w:pStyle w:val="FirstParagraph"/>
       </w:pPr>
       <w:r>
-        <w:t xml:space="preserve">Substitute the</w:t>
+        <w:rPr>
+          <w:b/>
+          <w:bCs/>
+        </w:rPr>
+        <w:t xml:space="preserve">The body is in double quotes, and the inner quotes are escaped.</w:t>
+      </w:r>
+      <w:r>
+        <w:t xml:space="preserve"> </w:t>
+      </w:r>
+      <w:r>
+        <w:t xml:space="preserve">JSON needs</w:t>
+      </w:r>
+      <w:r>
+        <w:t xml:space="preserve"> </w:t>
+      </w:r>
+      <w:r>
+        <w:t xml:space="preserve">double quotes and the shell needs</w:t>
+      </w:r>
+      <w:r>
+        <w:t xml:space="preserve"> </w:t>
+      </w:r>
+      <w:r>
+        <w:rPr>
+          <w:rStyle w:val="VerbatimChar"/>
+        </w:rPr>
+        <w:t xml:space="preserve">$POS</w:t>
+      </w:r>
+      <w:r>
+        <w:t xml:space="preserve"> </w:t>
+      </w:r>
+      <w:r>
+        <w:t xml:space="preserve">to expand, so single quotes will not</w:t>
+      </w:r>
+      <w:r>
+        <w:t xml:space="preserve"> </w:t>
+      </w:r>
+      <w:r>
+        <w:t xml:space="preserve">do here. Pasting a literal</w:t>
       </w:r>
       <w:r>
         <w:t xml:space="preserve"> </w:t>
@@ -5217,13 +5400,33 @@
         <w:t xml:space="preserve"> </w:t>
       </w:r>
       <w:r>
-        <w:t xml:space="preserve">you found in Step 7. It must return exactly what the GET</w:t>
-      </w:r>
-      <w:r>
-        <w:t xml:space="preserve"> </w:t>
-      </w:r>
-      <w:r>
-        <w:t xml:space="preserve">in Step 8 returned — if POST and GET ever disagree, one of them is wrong.</w:t>
+        <w:t xml:space="preserve">sends invalid JSON and the server answers</w:t>
+      </w:r>
+      <w:r>
+        <w:t xml:space="preserve"> </w:t>
+      </w:r>
+      <w:r>
+        <w:rPr>
+          <w:rStyle w:val="VerbatimChar"/>
+        </w:rPr>
+        <w:t xml:space="preserve">500</w:t>
+      </w:r>
+      <w:r>
+        <w:t xml:space="preserve">, which tells you nothing about what you did wrong.</w:t>
+      </w:r>
+    </w:p>
+    <w:p>
+      <w:pPr>
+        <w:pStyle w:val="BodyText"/>
+      </w:pPr>
+      <w:r>
+        <w:t xml:space="preserve">It must return exactly what the GET in Step 8 returned — if POST and GET ever</w:t>
+      </w:r>
+      <w:r>
+        <w:t xml:space="preserve"> </w:t>
+      </w:r>
+      <w:r>
+        <w:t xml:space="preserve">disagree, one of them is wrong.</w:t>
       </w:r>
     </w:p>
     <w:bookmarkStart w:id="25" w:name="X9939c63f536728208855c6c9b66e6b4ff82530c"/>

--- a/docs/developers/tutorial-zero-to-beacon.docx
+++ b/docs/developers/tutorial-zero-to-beacon.docx
@@ -1259,6 +1259,14 @@
     </w:p>
     <w:p>
       <w:pPr>
+        <w:pStyle w:val="BodyText"/>
+      </w:pPr>
+      <w:r>
+        <w:t xml:space="preserve">On macOS:</w:t>
+      </w:r>
+    </w:p>
+    <w:p>
+      <w:pPr>
         <w:pStyle w:val="SourceCode"/>
       </w:pPr>
       <w:r>
@@ -1307,22 +1315,68 @@
         <w:rPr>
           <w:rStyle w:val="NormalTok"/>
         </w:rPr>
-        <w:t xml:space="preserve"> .env.boolean   </w:t>
-      </w:r>
-      <w:r>
-        <w:rPr>
-          <w:rStyle w:val="CommentTok"/>
-        </w:rPr>
-        <w:t xml:space="preserve"># macOS</w:t>
-      </w:r>
-      <w:r>
-        <w:br/>
-      </w:r>
-      <w:r>
-        <w:rPr>
-          <w:rStyle w:val="CommentTok"/>
-        </w:rPr>
-        <w:t xml:space="preserve"># GNU/Linux: sed -i 's/^SECURE_SSL_REDIRECT=True/SECURE_SSL_REDIRECT=False/' .env.boolean</w:t>
+        <w:t xml:space="preserve"> .env.boolean</w:t>
+      </w:r>
+    </w:p>
+    <w:p>
+      <w:pPr>
+        <w:pStyle w:val="FirstParagraph"/>
+      </w:pPr>
+      <w:r>
+        <w:t xml:space="preserve">On GNU/Linux, without the empty argument after</w:t>
+      </w:r>
+      <w:r>
+        <w:t xml:space="preserve"> </w:t>
+      </w:r>
+      <w:r>
+        <w:rPr>
+          <w:rStyle w:val="VerbatimChar"/>
+        </w:rPr>
+        <w:t xml:space="preserve">-i</w:t>
+      </w:r>
+      <w:r>
+        <w:t xml:space="preserve">:</w:t>
+      </w:r>
+    </w:p>
+    <w:p>
+      <w:pPr>
+        <w:pStyle w:val="SourceCode"/>
+      </w:pPr>
+      <w:r>
+        <w:rPr>
+          <w:rStyle w:val="FunctionTok"/>
+        </w:rPr>
+        <w:t xml:space="preserve">sed</w:t>
+      </w:r>
+      <w:r>
+        <w:rPr>
+          <w:rStyle w:val="NormalTok"/>
+        </w:rPr>
+        <w:t xml:space="preserve"> </w:t>
+      </w:r>
+      <w:r>
+        <w:rPr>
+          <w:rStyle w:val="AttributeTok"/>
+        </w:rPr>
+        <w:t xml:space="preserve">-i</w:t>
+      </w:r>
+      <w:r>
+        <w:rPr>
+          <w:rStyle w:val="NormalTok"/>
+        </w:rPr>
+        <w:t xml:space="preserve"> </w:t>
+      </w:r>
+      <w:r>
+        <w:rPr>
+          <w:rStyle w:val="StringTok"/>
+        </w:rPr>
+        <w:t xml:space="preserve">'s/^SECURE_SSL_REDIRECT=True/SECURE_SSL_REDIRECT=False/'</w:t>
+      </w:r>
+      <w:r>
+        <w:rPr>
+          <w:rStyle w:val="NormalTok"/>
+        </w:rPr>
+        <w:t xml:space="preserve"> .env.boolean</w:t>
       </w:r>
     </w:p>
     <w:p>
@@ -2044,22 +2098,37 @@
         </w:rPr>
         <w:t xml:space="preserve">&gt;</w:t>
       </w:r>
-      <w:r>
-        <w:rPr>
-          <w:rStyle w:val="NormalTok"/>
-        </w:rPr>
-        <w:t xml:space="preserve">          </w:t>
-      </w:r>
-      <w:r>
-        <w:rPr>
-          <w:rStyle w:val="CommentTok"/>
-        </w:rPr>
-        <w:t xml:space="preserve"># only if 0 attached, and only if it is yours</w:t>
-      </w:r>
     </w:p>
     <w:p>
       <w:pPr>
         <w:pStyle w:val="FirstParagraph"/>
+      </w:pPr>
+      <w:r>
+        <w:t xml:space="preserve">Only remove a network the inspect showed as</w:t>
+      </w:r>
+      <w:r>
+        <w:t xml:space="preserve"> </w:t>
+      </w:r>
+      <w:r>
+        <w:rPr>
+          <w:b/>
+          <w:bCs/>
+        </w:rPr>
+        <w:t xml:space="preserve">0 attached</w:t>
+      </w:r>
+      <w:r>
+        <w:t xml:space="preserve">, and only one that</w:t>
+      </w:r>
+      <w:r>
+        <w:t xml:space="preserve"> </w:t>
+      </w:r>
+      <w:r>
+        <w:t xml:space="preserve">belongs to something of yours.</w:t>
+      </w:r>
+    </w:p>
+    <w:p>
+      <w:pPr>
+        <w:pStyle w:val="BodyText"/>
       </w:pPr>
       <w:r>
         <w:t xml:space="preserve">Do</w:t>
@@ -3061,40 +3130,271 @@
         <w:rPr>
           <w:rStyle w:val="NormalTok"/>
         </w:rPr>
-        <w:t xml:space="preserve"> mongodb </w:t>
-      </w:r>
-      <w:r>
-        <w:rPr>
-          <w:rStyle w:val="DataTypeTok"/>
-        </w:rPr>
-        <w:t xml:space="preserve">\</w:t>
+        <w:t xml:space="preserve"> mongodb mongo beacon_db </w:t>
+      </w:r>
+      <w:r>
+        <w:rPr>
+          <w:rStyle w:val="AttributeTok"/>
+        </w:rPr>
+        <w:t xml:space="preserve">--quiet</w:t>
+      </w:r>
+      <w:r>
+        <w:rPr>
+          <w:rStyle w:val="NormalTok"/>
+        </w:rPr>
+        <w:t xml:space="preserve"> </w:t>
+      </w:r>
+      <w:r>
+        <w:rPr>
+          <w:rStyle w:val="AttributeTok"/>
+        </w:rPr>
+        <w:t xml:space="preserve">--eval</w:t>
+      </w:r>
+      <w:r>
+        <w:rPr>
+          <w:rStyle w:val="NormalTok"/>
+        </w:rPr>
+        <w:t xml:space="preserve"> </w:t>
+      </w:r>
+      <w:r>
+        <w:rPr>
+          <w:rStyle w:val="StringTok"/>
+        </w:rPr>
+        <w:t xml:space="preserve">'var v=db.variants.findOne(); print("assembly="+v.assembly_id+"  chr="+v.reference_name+"  start="+v.start+"  ref="+v.reference_bases+"  alt="+v.alternate_bases)'</w:t>
+      </w:r>
+    </w:p>
+    <w:p>
+      <w:pPr>
+        <w:pStyle w:val="SourceCode"/>
+      </w:pPr>
+      <w:r>
+        <w:rPr>
+          <w:rStyle w:val="VerbatimChar"/>
+        </w:rPr>
+        <w:t xml:space="preserve">assembly=GRCh38  chr=chr1  start=31959452  ref=T  alt=C</w:t>
+      </w:r>
+    </w:p>
+    <w:p>
+      <w:pPr>
+        <w:pStyle w:val="FirstParagraph"/>
+      </w:pPr>
+      <w:r>
+        <w:rPr>
+          <w:b/>
+          <w:bCs/>
+        </w:rPr>
+        <w:t xml:space="preserve">Your position will be different, and that is not cosmetic.</w:t>
+      </w:r>
+      <w:r>
+        <w:t xml:space="preserve"> </w:t>
+      </w:r>
+      <w:r>
+        <w:t xml:space="preserve">The loader picks</w:t>
+      </w:r>
+      <w:r>
+        <w:t xml:space="preserve"> </w:t>
+      </w:r>
+      <w:r>
+        <w:t xml:space="preserve">each position with</w:t>
+      </w:r>
+      <w:r>
+        <w:t xml:space="preserve"> </w:t>
+      </w:r>
+      <w:r>
+        <w:rPr>
+          <w:rStyle w:val="VerbatimChar"/>
+        </w:rPr>
+        <w:t xml:space="preserve">random.randint(1000000, 50000000)</w:t>
+      </w:r>
+      <w:r>
+        <w:t xml:space="preserve">, so every install holds a</w:t>
+      </w:r>
+      <w:r>
+        <w:t xml:space="preserve"> </w:t>
+      </w:r>
+      <w:r>
+        <w:t xml:space="preserve">different 100 variants. A position copied from this page will almost certainly</w:t>
+      </w:r>
+      <w:r>
+        <w:t xml:space="preserve"> </w:t>
+      </w:r>
+      <w:r>
+        <w:t xml:space="preserve">not exist in your database, and the beacon will correctly answer</w:t>
+      </w:r>
+      <w:r>
+        <w:t xml:space="preserve"> </w:t>
+      </w:r>
+      <w:r>
+        <w:rPr>
+          <w:rStyle w:val="VerbatimChar"/>
+        </w:rPr>
+        <w:t xml:space="preserve">exists: false</w:t>
+      </w:r>
+      <w:r>
+        <w:t xml:space="preserve"> </w:t>
+      </w:r>
+      <w:r>
+        <w:t xml:space="preserve">— which looks exactly like a broken beacon.</w:t>
+      </w:r>
+    </w:p>
+    <w:p>
+      <w:pPr>
+        <w:pStyle w:val="BodyText"/>
+      </w:pPr>
+      <w:r>
+        <w:t xml:space="preserve">So capture it into a shell variable and use that from here on:</w:t>
+      </w:r>
+    </w:p>
+    <w:p>
+      <w:pPr>
+        <w:pStyle w:val="SourceCode"/>
+      </w:pPr>
+      <w:r>
+        <w:rPr>
+          <w:rStyle w:val="VariableTok"/>
+        </w:rPr>
+        <w:t xml:space="preserve">POS</w:t>
+      </w:r>
+      <w:r>
+        <w:rPr>
+          <w:rStyle w:val="OperatorTok"/>
+        </w:rPr>
+        <w:t xml:space="preserve">=</w:t>
+      </w:r>
+      <w:r>
+        <w:rPr>
+          <w:rStyle w:val="VariableTok"/>
+        </w:rPr>
+        <w:t xml:space="preserve">$(</w:t>
+      </w:r>
+      <w:r>
+        <w:rPr>
+          <w:rStyle w:val="ExtensionTok"/>
+        </w:rPr>
+        <w:t xml:space="preserve">docker</w:t>
+      </w:r>
+      <w:r>
+        <w:rPr>
+          <w:rStyle w:val="NormalTok"/>
+        </w:rPr>
+        <w:t xml:space="preserve"> compose </w:t>
+      </w:r>
+      <w:r>
+        <w:rPr>
+          <w:rStyle w:val="AttributeTok"/>
+        </w:rPr>
+        <w:t xml:space="preserve">-f</w:t>
+      </w:r>
+      <w:r>
+        <w:rPr>
+          <w:rStyle w:val="NormalTok"/>
+        </w:rPr>
+        <w:t xml:space="preserve"> compose/docker-compose.dev.yml exec </w:t>
+      </w:r>
+      <w:r>
+        <w:rPr>
+          <w:rStyle w:val="AttributeTok"/>
+        </w:rPr>
+        <w:t xml:space="preserve">-T</w:t>
+      </w:r>
+      <w:r>
+        <w:rPr>
+          <w:rStyle w:val="NormalTok"/>
+        </w:rPr>
+        <w:t xml:space="preserve"> mongodb mongo beacon_db </w:t>
+      </w:r>
+      <w:r>
+        <w:rPr>
+          <w:rStyle w:val="AttributeTok"/>
+        </w:rPr>
+        <w:t xml:space="preserve">--quiet</w:t>
+      </w:r>
+      <w:r>
+        <w:rPr>
+          <w:rStyle w:val="NormalTok"/>
+        </w:rPr>
+        <w:t xml:space="preserve"> </w:t>
+      </w:r>
+      <w:r>
+        <w:rPr>
+          <w:rStyle w:val="AttributeTok"/>
+        </w:rPr>
+        <w:t xml:space="preserve">--eval</w:t>
+      </w:r>
+      <w:r>
+        <w:rPr>
+          <w:rStyle w:val="NormalTok"/>
+        </w:rPr>
+        <w:t xml:space="preserve"> </w:t>
+      </w:r>
+      <w:r>
+        <w:rPr>
+          <w:rStyle w:val="StringTok"/>
+        </w:rPr>
+        <w:t xml:space="preserve">'print(db.variants.findOne().start)'</w:t>
+      </w:r>
+      <w:r>
+        <w:rPr>
+          <w:rStyle w:val="NormalTok"/>
+        </w:rPr>
+        <w:t xml:space="preserve"> </w:t>
+      </w:r>
+      <w:r>
+        <w:rPr>
+          <w:rStyle w:val="KeywordTok"/>
+        </w:rPr>
+        <w:t xml:space="preserve">|</w:t>
+      </w:r>
+      <w:r>
+        <w:rPr>
+          <w:rStyle w:val="NormalTok"/>
+        </w:rPr>
+        <w:t xml:space="preserve"> </w:t>
+      </w:r>
+      <w:r>
+        <w:rPr>
+          <w:rStyle w:val="FunctionTok"/>
+        </w:rPr>
+        <w:t xml:space="preserve">tr</w:t>
+      </w:r>
+      <w:r>
+        <w:rPr>
+          <w:rStyle w:val="NormalTok"/>
+        </w:rPr>
+        <w:t xml:space="preserve"> </w:t>
+      </w:r>
+      <w:r>
+        <w:rPr>
+          <w:rStyle w:val="AttributeTok"/>
+        </w:rPr>
+        <w:t xml:space="preserve">-d</w:t>
+      </w:r>
+      <w:r>
+        <w:rPr>
+          <w:rStyle w:val="NormalTok"/>
+        </w:rPr>
+        <w:t xml:space="preserve"> </w:t>
+      </w:r>
+      <w:r>
+        <w:rPr>
+          <w:rStyle w:val="StringTok"/>
+        </w:rPr>
+        <w:t xml:space="preserve">'\r\n'</w:t>
+      </w:r>
+      <w:r>
+        <w:rPr>
+          <w:rStyle w:val="VariableTok"/>
+        </w:rPr>
+        <w:t xml:space="preserve">)</w:t>
       </w:r>
       <w:r>
         <w:br/>
       </w:r>
       <w:r>
         <w:rPr>
-          <w:rStyle w:val="NormalTok"/>
-        </w:rPr>
-        <w:t xml:space="preserve">  mongo beacon_db </w:t>
-      </w:r>
-      <w:r>
-        <w:rPr>
-          <w:rStyle w:val="AttributeTok"/>
-        </w:rPr>
-        <w:t xml:space="preserve">--quiet</w:t>
-      </w:r>
-      <w:r>
-        <w:rPr>
-          <w:rStyle w:val="NormalTok"/>
-        </w:rPr>
-        <w:t xml:space="preserve"> </w:t>
-      </w:r>
-      <w:r>
-        <w:rPr>
-          <w:rStyle w:val="AttributeTok"/>
-        </w:rPr>
-        <w:t xml:space="preserve">--eval</w:t>
+          <w:rStyle w:val="BuiltInTok"/>
+        </w:rPr>
+        <w:t xml:space="preserve">echo</w:t>
       </w:r>
       <w:r>
         <w:rPr>
@@ -3106,40 +3406,24 @@
         <w:rPr>
           <w:rStyle w:val="StringTok"/>
         </w:rPr>
-        <w:t xml:space="preserve">'var v=db.variants.findOne();</w:t>
-      </w:r>
-      <w:r>
-        <w:br/>
+        <w:t xml:space="preserve">"</w:t>
+      </w:r>
+      <w:r>
+        <w:rPr>
+          <w:rStyle w:val="VariableTok"/>
+        </w:rPr>
+        <w:t xml:space="preserve">$POS</w:t>
       </w:r>
       <w:r>
         <w:rPr>
           <w:rStyle w:val="StringTok"/>
         </w:rPr>
-        <w:t xml:space="preserve">  print("assembly="+v.assembly_id+"  chr="+v.reference_name+"  start="+v.start+"  ref="+v.reference_bases+"  alt="+v.alternate_bases)'</w:t>
-      </w:r>
-    </w:p>
-    <w:p>
-      <w:pPr>
-        <w:pStyle w:val="SourceCode"/>
-      </w:pPr>
-      <w:r>
-        <w:rPr>
-          <w:rStyle w:val="VerbatimChar"/>
-        </w:rPr>
-        <w:t xml:space="preserve">assembly=GRCh38  chr=chr1  start=42497823  ref=A  alt=G</w:t>
+        <w:t xml:space="preserve">"</w:t>
       </w:r>
     </w:p>
     <w:p>
       <w:pPr>
         <w:pStyle w:val="FirstParagraph"/>
-      </w:pPr>
-      <w:r>
-        <w:t xml:space="preserve">Yours will differ — use your own values below.</w:t>
-      </w:r>
-    </w:p>
-    <w:p>
-      <w:pPr>
-        <w:pStyle w:val="BodyText"/>
       </w:pPr>
       <w:r>
         <w:t xml:space="preserve">Notice the chromosome is stored as</w:t>
@@ -3223,28 +3507,25 @@
         <w:rPr>
           <w:rStyle w:val="StringTok"/>
         </w:rPr>
-        <w:t xml:space="preserve">'http://localhost:8000/api/g_variants?assemblyId=GRCh38&amp;referenceName=1&amp;start=42497823'</w:t>
-      </w:r>
-      <w:r>
-        <w:rPr>
-          <w:rStyle w:val="NormalTok"/>
-        </w:rPr>
-        <w:t xml:space="preserve"> </w:t>
-      </w:r>
-      <w:r>
-        <w:rPr>
-          <w:rStyle w:val="DataTypeTok"/>
-        </w:rPr>
-        <w:t xml:space="preserve">\</w:t>
-      </w:r>
-      <w:r>
-        <w:br/>
-      </w:r>
-      <w:r>
-        <w:rPr>
-          <w:rStyle w:val="NormalTok"/>
-        </w:rPr>
-        <w:t xml:space="preserve">  </w:t>
+        <w:t xml:space="preserve">"http://localhost:8000/api/g_variants?assemblyId=GRCh38&amp;referenceName=1&amp;start=</w:t>
+      </w:r>
+      <w:r>
+        <w:rPr>
+          <w:rStyle w:val="VariableTok"/>
+        </w:rPr>
+        <w:t xml:space="preserve">$POS</w:t>
+      </w:r>
+      <w:r>
+        <w:rPr>
+          <w:rStyle w:val="StringTok"/>
+        </w:rPr>
+        <w:t xml:space="preserve">"</w:t>
+      </w:r>
+      <w:r>
+        <w:rPr>
+          <w:rStyle w:val="NormalTok"/>
+        </w:rPr>
+        <w:t xml:space="preserve"> </w:t>
       </w:r>
       <w:r>
         <w:rPr>
@@ -3297,7 +3578,7 @@
         <w:rPr>
           <w:rStyle w:val="VerbatimChar"/>
         </w:rPr>
-        <w:t xml:space="preserve">{'exists': True, 'numTotalResults': 1}</w:t>
+        <w:t xml:space="preserve">{'exists': True, 'numTotalResults': 0}</w:t>
       </w:r>
     </w:p>
     <w:p>
@@ -3306,9 +3587,119 @@
       </w:pPr>
       <w:r>
         <w:rPr>
+          <w:rStyle w:val="VerbatimChar"/>
           <w:b/>
           <w:bCs/>
         </w:rPr>
+        <w:t xml:space="preserve">numTotalResults</w:t>
+      </w:r>
+      <w:r>
+        <w:rPr>
+          <w:b/>
+          <w:bCs/>
+        </w:rPr>
+        <w:t xml:space="preserve"> </w:t>
+      </w:r>
+      <w:r>
+        <w:rPr>
+          <w:b/>
+          <w:bCs/>
+        </w:rPr>
+        <w:t xml:space="preserve">really is 0 here, and that is not a contradiction.</w:t>
+      </w:r>
+      <w:r>
+        <w:t xml:space="preserve"> </w:t>
+      </w:r>
+      <w:r>
+        <w:t xml:space="preserve">On this</w:t>
+      </w:r>
+      <w:r>
+        <w:t xml:space="preserve"> </w:t>
+      </w:r>
+      <w:r>
+        <w:t xml:space="preserve">path the counter reports matching</w:t>
+      </w:r>
+      <w:r>
+        <w:t xml:space="preserve"> </w:t>
+      </w:r>
+      <w:r>
+        <w:rPr>
+          <w:i/>
+          <w:iCs/>
+        </w:rPr>
+        <w:t xml:space="preserve">datasets</w:t>
+      </w:r>
+      <w:r>
+        <w:t xml:space="preserve">, not matching variants. Read</w:t>
+      </w:r>
+      <w:r>
+        <w:t xml:space="preserve"> </w:t>
+      </w:r>
+      <w:r>
+        <w:rPr>
+          <w:rStyle w:val="VerbatimChar"/>
+        </w:rPr>
+        <w:t xml:space="preserve">exists</w:t>
+      </w:r>
+      <w:r>
+        <w:t xml:space="preserve"> </w:t>
+      </w:r>
+      <w:r>
+        <w:t xml:space="preserve">and never infer absence from the count — see</w:t>
+      </w:r>
+      <w:r>
+        <w:t xml:space="preserve"> </w:t>
+      </w:r>
+      <w:hyperlink r:id="rId17">
+        <w:r>
+          <w:rPr>
+            <w:rStyle w:val="Hyperlink"/>
+          </w:rPr>
+          <w:t xml:space="preserve">api-contract.md</w:t>
+        </w:r>
+      </w:hyperlink>
+      <w:r>
+        <w:t xml:space="preserve">.</w:t>
+      </w:r>
+    </w:p>
+    <w:p>
+      <w:pPr>
+        <w:pStyle w:val="BodyText"/>
+      </w:pPr>
+      <w:r>
+        <w:t xml:space="preserve">Note the double quotes around the URL.</w:t>
+      </w:r>
+      <w:r>
+        <w:t xml:space="preserve"> </w:t>
+      </w:r>
+      <w:r>
+        <w:rPr>
+          <w:rStyle w:val="VerbatimChar"/>
+        </w:rPr>
+        <w:t xml:space="preserve">$POS</w:t>
+      </w:r>
+      <w:r>
+        <w:t xml:space="preserve"> </w:t>
+      </w:r>
+      <w:r>
+        <w:t xml:space="preserve">does not expand inside single</w:t>
+      </w:r>
+      <w:r>
+        <w:t xml:space="preserve"> </w:t>
+      </w:r>
+      <w:r>
+        <w:t xml:space="preserve">quotes.</w:t>
+      </w:r>
+    </w:p>
+    <w:p>
+      <w:pPr>
+        <w:pStyle w:val="BodyText"/>
+      </w:pPr>
+      <w:r>
+        <w:rPr>
+          <w:b/>
+          <w:bCs/>
+        </w:rPr>
         <w:t xml:space="preserve">That is a working beacon.</w:t>
       </w:r>
       <w:r>
@@ -3707,7 +4098,19 @@
         <w:rPr>
           <w:rStyle w:val="StringTok"/>
         </w:rPr>
-        <w:t xml:space="preserve">&amp;referenceName=1&amp;start=42497823"</w:t>
+        <w:t xml:space="preserve">&amp;referenceName=1&amp;start=</w:t>
+      </w:r>
+      <w:r>
+        <w:rPr>
+          <w:rStyle w:val="VariableTok"/>
+        </w:rPr>
+        <w:t xml:space="preserve">$POS</w:t>
+      </w:r>
+      <w:r>
+        <w:rPr>
+          <w:rStyle w:val="StringTok"/>
+        </w:rPr>
+        <w:t xml:space="preserve">"</w:t>
       </w:r>
       <w:r>
         <w:rPr>
@@ -3851,7 +4254,19 @@
         <w:rPr>
           <w:rStyle w:val="StringTok"/>
         </w:rPr>
-        <w:t xml:space="preserve">'http://localhost:8000/api/g_variants?assemblyId=GRCh99&amp;referenceName=1&amp;start=42497823'</w:t>
+        <w:t xml:space="preserve">"http://localhost:8000/api/g_variants?assemblyId=GRCh99&amp;referenceName=1&amp;start=</w:t>
+      </w:r>
+      <w:r>
+        <w:rPr>
+          <w:rStyle w:val="VariableTok"/>
+        </w:rPr>
+        <w:t xml:space="preserve">$POS</w:t>
+      </w:r>
+      <w:r>
+        <w:rPr>
+          <w:rStyle w:val="StringTok"/>
+        </w:rPr>
+        <w:t xml:space="preserve">"</w:t>
       </w:r>
     </w:p>
     <w:p>
@@ -4115,7 +4530,19 @@
         <w:rPr>
           <w:rStyle w:val="StringTok"/>
         </w:rPr>
-        <w:t xml:space="preserve">'http://localhost:8000/api/g_variants?assemblyId=GRCh37&amp;referenceName=1&amp;start=42497823'</w:t>
+        <w:t xml:space="preserve">"http://localhost:8000/api/g_variants?assemblyId=GRCh37&amp;referenceName=1&amp;start=</w:t>
+      </w:r>
+      <w:r>
+        <w:rPr>
+          <w:rStyle w:val="VariableTok"/>
+        </w:rPr>
+        <w:t xml:space="preserve">$POS</w:t>
+      </w:r>
+      <w:r>
+        <w:rPr>
+          <w:rStyle w:val="StringTok"/>
+        </w:rPr>
+        <w:t xml:space="preserve">"</w:t>
       </w:r>
     </w:p>
     <w:p>
@@ -4636,24 +5063,261 @@
       </w:r>
       <w:r>
         <w:rPr>
+          <w:rStyle w:val="AttributeTok"/>
+        </w:rPr>
+        <w:t xml:space="preserve">-H</w:t>
+      </w:r>
+      <w:r>
+        <w:rPr>
+          <w:rStyle w:val="NormalTok"/>
+        </w:rPr>
+        <w:t xml:space="preserve"> </w:t>
+      </w:r>
+      <w:r>
+        <w:rPr>
+          <w:rStyle w:val="StringTok"/>
+        </w:rPr>
+        <w:t xml:space="preserve">'Content-Type: application/json'</w:t>
+      </w:r>
+      <w:r>
+        <w:rPr>
+          <w:rStyle w:val="NormalTok"/>
+        </w:rPr>
+        <w:t xml:space="preserve"> </w:t>
+      </w:r>
+      <w:r>
+        <w:rPr>
+          <w:rStyle w:val="AttributeTok"/>
+        </w:rPr>
+        <w:t xml:space="preserve">-d</w:t>
+      </w:r>
+      <w:r>
+        <w:rPr>
+          <w:rStyle w:val="NormalTok"/>
+        </w:rPr>
+        <w:t xml:space="preserve"> </w:t>
+      </w:r>
+      <w:r>
+        <w:rPr>
+          <w:rStyle w:val="StringTok"/>
+        </w:rPr>
+        <w:t xml:space="preserve">"{</w:t>
+      </w:r>
+      <w:r>
+        <w:rPr>
           <w:rStyle w:val="DataTypeTok"/>
         </w:rPr>
-        <w:t xml:space="preserve">\</w:t>
-      </w:r>
-      <w:r>
-        <w:br/>
-      </w:r>
-      <w:r>
-        <w:rPr>
-          <w:rStyle w:val="NormalTok"/>
-        </w:rPr>
-        <w:t xml:space="preserve">  </w:t>
+        <w:t xml:space="preserve">\"</w:t>
+      </w:r>
+      <w:r>
+        <w:rPr>
+          <w:rStyle w:val="StringTok"/>
+        </w:rPr>
+        <w:t xml:space="preserve">query</w:t>
+      </w:r>
+      <w:r>
+        <w:rPr>
+          <w:rStyle w:val="DataTypeTok"/>
+        </w:rPr>
+        <w:t xml:space="preserve">\"</w:t>
+      </w:r>
+      <w:r>
+        <w:rPr>
+          <w:rStyle w:val="StringTok"/>
+        </w:rPr>
+        <w:t xml:space="preserve">:{</w:t>
+      </w:r>
+      <w:r>
+        <w:rPr>
+          <w:rStyle w:val="DataTypeTok"/>
+        </w:rPr>
+        <w:t xml:space="preserve">\"</w:t>
+      </w:r>
+      <w:r>
+        <w:rPr>
+          <w:rStyle w:val="StringTok"/>
+        </w:rPr>
+        <w:t xml:space="preserve">requestParameters</w:t>
+      </w:r>
+      <w:r>
+        <w:rPr>
+          <w:rStyle w:val="DataTypeTok"/>
+        </w:rPr>
+        <w:t xml:space="preserve">\"</w:t>
+      </w:r>
+      <w:r>
+        <w:rPr>
+          <w:rStyle w:val="StringTok"/>
+        </w:rPr>
+        <w:t xml:space="preserve">:{</w:t>
+      </w:r>
+      <w:r>
+        <w:rPr>
+          <w:rStyle w:val="DataTypeTok"/>
+        </w:rPr>
+        <w:t xml:space="preserve">\"</w:t>
+      </w:r>
+      <w:r>
+        <w:rPr>
+          <w:rStyle w:val="StringTok"/>
+        </w:rPr>
+        <w:t xml:space="preserve">assemblyId</w:t>
+      </w:r>
+      <w:r>
+        <w:rPr>
+          <w:rStyle w:val="DataTypeTok"/>
+        </w:rPr>
+        <w:t xml:space="preserve">\"</w:t>
+      </w:r>
+      <w:r>
+        <w:rPr>
+          <w:rStyle w:val="StringTok"/>
+        </w:rPr>
+        <w:t xml:space="preserve">:</w:t>
+      </w:r>
+      <w:r>
+        <w:rPr>
+          <w:rStyle w:val="DataTypeTok"/>
+        </w:rPr>
+        <w:t xml:space="preserve">\"</w:t>
+      </w:r>
+      <w:r>
+        <w:rPr>
+          <w:rStyle w:val="StringTok"/>
+        </w:rPr>
+        <w:t xml:space="preserve">GRCh38</w:t>
+      </w:r>
+      <w:r>
+        <w:rPr>
+          <w:rStyle w:val="DataTypeTok"/>
+        </w:rPr>
+        <w:t xml:space="preserve">\"</w:t>
+      </w:r>
+      <w:r>
+        <w:rPr>
+          <w:rStyle w:val="StringTok"/>
+        </w:rPr>
+        <w:t xml:space="preserve">,</w:t>
+      </w:r>
+      <w:r>
+        <w:rPr>
+          <w:rStyle w:val="DataTypeTok"/>
+        </w:rPr>
+        <w:t xml:space="preserve">\"</w:t>
+      </w:r>
+      <w:r>
+        <w:rPr>
+          <w:rStyle w:val="StringTok"/>
+        </w:rPr>
+        <w:t xml:space="preserve">referenceName</w:t>
+      </w:r>
+      <w:r>
+        <w:rPr>
+          <w:rStyle w:val="DataTypeTok"/>
+        </w:rPr>
+        <w:t xml:space="preserve">\"</w:t>
+      </w:r>
+      <w:r>
+        <w:rPr>
+          <w:rStyle w:val="StringTok"/>
+        </w:rPr>
+        <w:t xml:space="preserve">:</w:t>
+      </w:r>
+      <w:r>
+        <w:rPr>
+          <w:rStyle w:val="DataTypeTok"/>
+        </w:rPr>
+        <w:t xml:space="preserve">\"</w:t>
+      </w:r>
+      <w:r>
+        <w:rPr>
+          <w:rStyle w:val="StringTok"/>
+        </w:rPr>
+        <w:t xml:space="preserve">1</w:t>
+      </w:r>
+      <w:r>
+        <w:rPr>
+          <w:rStyle w:val="DataTypeTok"/>
+        </w:rPr>
+        <w:t xml:space="preserve">\"</w:t>
+      </w:r>
+      <w:r>
+        <w:rPr>
+          <w:rStyle w:val="StringTok"/>
+        </w:rPr>
+        <w:t xml:space="preserve">,</w:t>
+      </w:r>
+      <w:r>
+        <w:rPr>
+          <w:rStyle w:val="DataTypeTok"/>
+        </w:rPr>
+        <w:t xml:space="preserve">\"</w:t>
+      </w:r>
+      <w:r>
+        <w:rPr>
+          <w:rStyle w:val="StringTok"/>
+        </w:rPr>
+        <w:t xml:space="preserve">start</w:t>
+      </w:r>
+      <w:r>
+        <w:rPr>
+          <w:rStyle w:val="DataTypeTok"/>
+        </w:rPr>
+        <w:t xml:space="preserve">\"</w:t>
+      </w:r>
+      <w:r>
+        <w:rPr>
+          <w:rStyle w:val="StringTok"/>
+        </w:rPr>
+        <w:t xml:space="preserve">:</w:t>
+      </w:r>
+      <w:r>
+        <w:rPr>
+          <w:rStyle w:val="VariableTok"/>
+        </w:rPr>
+        <w:t xml:space="preserve">$POS</w:t>
+      </w:r>
+      <w:r>
+        <w:rPr>
+          <w:rStyle w:val="StringTok"/>
+        </w:rPr>
+        <w:t xml:space="preserve">}}}"</w:t>
+      </w:r>
+      <w:r>
+        <w:rPr>
+          <w:rStyle w:val="NormalTok"/>
+        </w:rPr>
+        <w:t xml:space="preserve"> </w:t>
+      </w:r>
+      <w:r>
+        <w:rPr>
+          <w:rStyle w:val="KeywordTok"/>
+        </w:rPr>
+        <w:t xml:space="preserve">|</w:t>
+      </w:r>
+      <w:r>
+        <w:rPr>
+          <w:rStyle w:val="NormalTok"/>
+        </w:rPr>
+        <w:t xml:space="preserve"> </w:t>
+      </w:r>
+      <w:r>
+        <w:rPr>
+          <w:rStyle w:val="ExtensionTok"/>
+        </w:rPr>
+        <w:t xml:space="preserve">python3</w:t>
+      </w:r>
+      <w:r>
+        <w:rPr>
+          <w:rStyle w:val="NormalTok"/>
+        </w:rPr>
+        <w:t xml:space="preserve"> </w:t>
       </w:r>
       <w:r>
         <w:rPr>
           <w:rStyle w:val="AttributeTok"/>
         </w:rPr>
-        <w:t xml:space="preserve">-H</w:t>
+        <w:t xml:space="preserve">-c</w:t>
       </w:r>
       <w:r>
         <w:rPr>
@@ -4665,117 +5329,63 @@
         <w:rPr>
           <w:rStyle w:val="StringTok"/>
         </w:rPr>
-        <w:t xml:space="preserve">'Content-Type: application/json'</w:t>
-      </w:r>
-      <w:r>
-        <w:rPr>
-          <w:rStyle w:val="NormalTok"/>
-        </w:rPr>
-        <w:t xml:space="preserve"> </w:t>
-      </w:r>
-      <w:r>
-        <w:rPr>
-          <w:rStyle w:val="DataTypeTok"/>
-        </w:rPr>
-        <w:t xml:space="preserve">\</w:t>
-      </w:r>
-      <w:r>
-        <w:br/>
-      </w:r>
-      <w:r>
-        <w:rPr>
-          <w:rStyle w:val="NormalTok"/>
-        </w:rPr>
-        <w:t xml:space="preserve">  </w:t>
-      </w:r>
-      <w:r>
-        <w:rPr>
-          <w:rStyle w:val="AttributeTok"/>
-        </w:rPr>
-        <w:t xml:space="preserve">-d</w:t>
-      </w:r>
-      <w:r>
-        <w:rPr>
-          <w:rStyle w:val="NormalTok"/>
-        </w:rPr>
-        <w:t xml:space="preserve"> </w:t>
-      </w:r>
-      <w:r>
-        <w:rPr>
-          <w:rStyle w:val="StringTok"/>
-        </w:rPr>
-        <w:t xml:space="preserve">'{"query":{"requestParameters":{"assemblyId":"GRCh38","referenceName":"1","start":&lt;POS&gt;}}}'</w:t>
-      </w:r>
-      <w:r>
-        <w:rPr>
-          <w:rStyle w:val="NormalTok"/>
-        </w:rPr>
-        <w:t xml:space="preserve"> </w:t>
-      </w:r>
-      <w:r>
-        <w:rPr>
-          <w:rStyle w:val="DataTypeTok"/>
-        </w:rPr>
-        <w:t xml:space="preserve">\</w:t>
-      </w:r>
-      <w:r>
-        <w:br/>
-      </w:r>
-      <w:r>
-        <w:rPr>
-          <w:rStyle w:val="NormalTok"/>
-        </w:rPr>
-        <w:t xml:space="preserve">  </w:t>
-      </w:r>
-      <w:r>
-        <w:rPr>
-          <w:rStyle w:val="KeywordTok"/>
-        </w:rPr>
-        <w:t xml:space="preserve">|</w:t>
-      </w:r>
-      <w:r>
-        <w:rPr>
-          <w:rStyle w:val="NormalTok"/>
-        </w:rPr>
-        <w:t xml:space="preserve"> </w:t>
-      </w:r>
-      <w:r>
-        <w:rPr>
-          <w:rStyle w:val="ExtensionTok"/>
-        </w:rPr>
-        <w:t xml:space="preserve">python3</w:t>
-      </w:r>
-      <w:r>
-        <w:rPr>
-          <w:rStyle w:val="NormalTok"/>
-        </w:rPr>
-        <w:t xml:space="preserve"> </w:t>
-      </w:r>
-      <w:r>
-        <w:rPr>
-          <w:rStyle w:val="AttributeTok"/>
-        </w:rPr>
-        <w:t xml:space="preserve">-c</w:t>
-      </w:r>
-      <w:r>
-        <w:rPr>
-          <w:rStyle w:val="NormalTok"/>
-        </w:rPr>
-        <w:t xml:space="preserve"> </w:t>
-      </w:r>
-      <w:r>
-        <w:rPr>
-          <w:rStyle w:val="StringTok"/>
-        </w:rPr>
         <w:t xml:space="preserve">'import json,sys; print(json.load(sys.stdin)["responseSummary"])'</w:t>
       </w:r>
     </w:p>
     <w:p>
       <w:pPr>
+        <w:pStyle w:val="SourceCode"/>
+      </w:pPr>
+      <w:r>
+        <w:rPr>
+          <w:rStyle w:val="VerbatimChar"/>
+        </w:rPr>
+        <w:t xml:space="preserve">{'exists': True, 'numTotalResults': 0}</w:t>
+      </w:r>
+    </w:p>
+    <w:p>
+      <w:pPr>
         <w:pStyle w:val="FirstParagraph"/>
       </w:pPr>
       <w:r>
-        <w:t xml:space="preserve">Substitute the</w:t>
+        <w:rPr>
+          <w:b/>
+          <w:bCs/>
+        </w:rPr>
+        <w:t xml:space="preserve">The body is in double quotes, and the inner quotes are escaped.</w:t>
+      </w:r>
+      <w:r>
+        <w:t xml:space="preserve"> </w:t>
+      </w:r>
+      <w:r>
+        <w:t xml:space="preserve">JSON needs</w:t>
+      </w:r>
+      <w:r>
+        <w:t xml:space="preserve"> </w:t>
+      </w:r>
+      <w:r>
+        <w:t xml:space="preserve">double quotes and the shell needs</w:t>
+      </w:r>
+      <w:r>
+        <w:t xml:space="preserve"> </w:t>
+      </w:r>
+      <w:r>
+        <w:rPr>
+          <w:rStyle w:val="VerbatimChar"/>
+        </w:rPr>
+        <w:t xml:space="preserve">$POS</w:t>
+      </w:r>
+      <w:r>
+        <w:t xml:space="preserve"> </w:t>
+      </w:r>
+      <w:r>
+        <w:t xml:space="preserve">to expand, so single quotes will not</w:t>
+      </w:r>
+      <w:r>
+        <w:t xml:space="preserve"> </w:t>
+      </w:r>
+      <w:r>
+        <w:t xml:space="preserve">do here. Pasting a literal</w:t>
       </w:r>
       <w:r>
         <w:t xml:space="preserve"> </w:t>
@@ -4790,13 +5400,33 @@
         <w:t xml:space="preserve"> </w:t>
       </w:r>
       <w:r>
-        <w:t xml:space="preserve">you found in Step 7. It must return exactly what the GET</w:t>
-      </w:r>
-      <w:r>
-        <w:t xml:space="preserve"> </w:t>
-      </w:r>
-      <w:r>
-        <w:t xml:space="preserve">in Step 8 returned — if POST and GET ever disagree, one of them is wrong.</w:t>
+        <w:t xml:space="preserve">sends invalid JSON and the server answers</w:t>
+      </w:r>
+      <w:r>
+        <w:t xml:space="preserve"> </w:t>
+      </w:r>
+      <w:r>
+        <w:rPr>
+          <w:rStyle w:val="VerbatimChar"/>
+        </w:rPr>
+        <w:t xml:space="preserve">500</w:t>
+      </w:r>
+      <w:r>
+        <w:t xml:space="preserve">, which tells you nothing about what you did wrong.</w:t>
+      </w:r>
+    </w:p>
+    <w:p>
+      <w:pPr>
+        <w:pStyle w:val="BodyText"/>
+      </w:pPr>
+      <w:r>
+        <w:t xml:space="preserve">It must return exactly what the GET in Step 8 returned — if POST and GET ever</w:t>
+      </w:r>
+      <w:r>
+        <w:t xml:space="preserve"> </w:t>
+      </w:r>
+      <w:r>
+        <w:t xml:space="preserve">disagree, one of them is wrong.</w:t>
       </w:r>
     </w:p>
     <w:bookmarkStart w:id="25" w:name="X9939c63f536728208855c6c9b66e6b4ff82530c"/>
@@ -4960,6 +5590,179 @@
         <w:t xml:space="preserve">Step 10 — Look around the rest of the API</w:t>
       </w:r>
     </w:p>
+    <w:tbl>
+      <w:tblPr>
+        <w:tblStyle w:val="Table"/>
+        <w:tblW w:type="auto" w:w="0"/>
+        <w:tblLook w:firstRow="1" w:lastRow="0" w:firstColumn="0" w:lastColumn="0" w:noHBand="0" w:noVBand="0" w:val="0020"/>
+      </w:tblPr>
+      <w:tblGrid>
+        <w:gridCol w:w="3960"/>
+        <w:gridCol w:w="3960"/>
+      </w:tblGrid>
+      <w:tr>
+        <w:trPr>
+          <w:tblHeader w:val="on"/>
+        </w:trPr>
+        <w:tc>
+          <w:tcPr/>
+          <w:p>
+            <w:pPr>
+              <w:pStyle w:val="Compact"/>
+            </w:pPr>
+            <w:r>
+              <w:t xml:space="preserve">Endpoint</w:t>
+            </w:r>
+          </w:p>
+        </w:tc>
+        <w:tc>
+          <w:tcPr/>
+          <w:p>
+            <w:pPr>
+              <w:pStyle w:val="Compact"/>
+            </w:pPr>
+            <w:r>
+              <w:t xml:space="preserve">What it returns</w:t>
+            </w:r>
+          </w:p>
+        </w:tc>
+      </w:tr>
+      <w:tr>
+        <w:tc>
+          <w:tcPr/>
+          <w:p>
+            <w:pPr>
+              <w:pStyle w:val="Compact"/>
+            </w:pPr>
+            <w:r>
+              <w:rPr>
+                <w:rStyle w:val="VerbatimChar"/>
+              </w:rPr>
+              <w:t xml:space="preserve">/api/</w:t>
+            </w:r>
+          </w:p>
+        </w:tc>
+        <w:tc>
+          <w:tcPr/>
+          <w:p>
+            <w:pPr>
+              <w:pStyle w:val="Compact"/>
+            </w:pPr>
+            <w:r>
+              <w:t xml:space="preserve">Beacon info</w:t>
+            </w:r>
+          </w:p>
+        </w:tc>
+      </w:tr>
+      <w:tr>
+        <w:tc>
+          <w:tcPr/>
+          <w:p>
+            <w:pPr>
+              <w:pStyle w:val="Compact"/>
+            </w:pPr>
+            <w:r>
+              <w:rPr>
+                <w:rStyle w:val="VerbatimChar"/>
+              </w:rPr>
+              <w:t xml:space="preserve">/api/datasets</w:t>
+            </w:r>
+          </w:p>
+        </w:tc>
+        <w:tc>
+          <w:tcPr/>
+          <w:p>
+            <w:pPr>
+              <w:pStyle w:val="Compact"/>
+            </w:pPr>
+            <w:r>
+              <w:t xml:space="preserve">What is loaded</w:t>
+            </w:r>
+          </w:p>
+        </w:tc>
+      </w:tr>
+      <w:tr>
+        <w:tc>
+          <w:tcPr/>
+          <w:p>
+            <w:pPr>
+              <w:pStyle w:val="Compact"/>
+            </w:pPr>
+            <w:r>
+              <w:rPr>
+                <w:rStyle w:val="VerbatimChar"/>
+              </w:rPr>
+              <w:t xml:space="preserve">/api/entry_types</w:t>
+            </w:r>
+          </w:p>
+        </w:tc>
+        <w:tc>
+          <w:tcPr/>
+          <w:p>
+            <w:pPr>
+              <w:pStyle w:val="Compact"/>
+            </w:pPr>
+            <w:r>
+              <w:t xml:space="preserve">Supported entry types</w:t>
+            </w:r>
+          </w:p>
+        </w:tc>
+      </w:tr>
+      <w:tr>
+        <w:tc>
+          <w:tcPr/>
+          <w:p>
+            <w:pPr>
+              <w:pStyle w:val="Compact"/>
+            </w:pPr>
+            <w:r>
+              <w:rPr>
+                <w:rStyle w:val="VerbatimChar"/>
+              </w:rPr>
+              <w:t xml:space="preserve">/api/map</w:t>
+            </w:r>
+          </w:p>
+        </w:tc>
+        <w:tc>
+          <w:tcPr/>
+          <w:p>
+            <w:pPr>
+              <w:pStyle w:val="Compact"/>
+            </w:pPr>
+            <w:r>
+              <w:t xml:space="preserve">Endpoint map</w:t>
+            </w:r>
+          </w:p>
+        </w:tc>
+      </w:tr>
+      <w:tr>
+        <w:tc>
+          <w:tcPr/>
+          <w:p>
+            <w:pPr>
+              <w:pStyle w:val="Compact"/>
+            </w:pPr>
+            <w:r>
+              <w:rPr>
+                <w:rStyle w:val="VerbatimChar"/>
+              </w:rPr>
+              <w:t xml:space="preserve">/api/individuals?sex=MALE</w:t>
+            </w:r>
+          </w:p>
+        </w:tc>
+        <w:tc>
+          <w:tcPr/>
+          <w:p>
+            <w:pPr>
+              <w:pStyle w:val="Compact"/>
+            </w:pPr>
+            <w:r>
+              <w:t xml:space="preserve">A filtered entity query</w:t>
+            </w:r>
+          </w:p>
+        </w:tc>
+      </w:tr>
+    </w:tbl>
     <w:p>
       <w:pPr>
         <w:pStyle w:val="SourceCode"/>
@@ -4986,7 +5789,7 @@
         <w:rPr>
           <w:rStyle w:val="NormalTok"/>
         </w:rPr>
-        <w:t xml:space="preserve"> http://localhost:8000/api/          </w:t>
+        <w:t xml:space="preserve"> http://localhost:8000/api/ </w:t>
       </w:r>
       <w:r>
         <w:rPr>
@@ -5022,13 +5825,7 @@
         <w:rPr>
           <w:rStyle w:val="NormalTok"/>
         </w:rPr>
-        <w:t xml:space="preserve"> 200   </w:t>
-      </w:r>
-      <w:r>
-        <w:rPr>
-          <w:rStyle w:val="CommentTok"/>
-        </w:rPr>
-        <w:t xml:space="preserve"># beacon info</w:t>
+        <w:t xml:space="preserve"> 200</w:t>
       </w:r>
       <w:r>
         <w:br/>
@@ -5055,13 +5852,7 @@
         <w:rPr>
           <w:rStyle w:val="NormalTok"/>
         </w:rPr>
-        <w:t xml:space="preserve"> http://localhost:8000/api/datasets                  </w:t>
-      </w:r>
-      <w:r>
-        <w:rPr>
-          <w:rStyle w:val="CommentTok"/>
-        </w:rPr>
-        <w:t xml:space="preserve"># what is loaded</w:t>
+        <w:t xml:space="preserve"> http://localhost:8000/api/datasets</w:t>
       </w:r>
       <w:r>
         <w:br/>
@@ -5088,13 +5879,7 @@
         <w:rPr>
           <w:rStyle w:val="NormalTok"/>
         </w:rPr>
-        <w:t xml:space="preserve"> http://localhost:8000/api/entry_types               </w:t>
-      </w:r>
-      <w:r>
-        <w:rPr>
-          <w:rStyle w:val="CommentTok"/>
-        </w:rPr>
-        <w:t xml:space="preserve"># supported entry types</w:t>
+        <w:t xml:space="preserve"> http://localhost:8000/api/entry_types</w:t>
       </w:r>
       <w:r>
         <w:br/>
@@ -5121,13 +5906,7 @@
         <w:rPr>
           <w:rStyle w:val="NormalTok"/>
         </w:rPr>
-        <w:t xml:space="preserve"> http://localhost:8000/api/map                       </w:t>
-      </w:r>
-      <w:r>
-        <w:rPr>
-          <w:rStyle w:val="CommentTok"/>
-        </w:rPr>
-        <w:t xml:space="preserve"># endpoint map</w:t>
+        <w:t xml:space="preserve"> http://localhost:8000/api/map</w:t>
       </w:r>
       <w:r>
         <w:br/>
